--- a/exercises/Bài tập 035 - Câu mệnh lệnh.docx
+++ b/exercises/Bài tập 035 - Câu mệnh lệnh.docx
@@ -1,1302 +1,7342 @@
 
 <file path=word/document.xml><?xml version="1.0" encoding="utf-8"?>
-<w:document xmlns:wpc="http://schemas.microsoft.com/office/word/2010/wordprocessingCanvas" xmlns:cx="http://schemas.microsoft.com/office/drawing/2014/chartex" xmlns:cx1="http://schemas.microsoft.com/office/drawing/2015/9/8/chartex" xmlns:cx2="http://schemas.microsoft.com/office/drawing/2015/10/21/chartex" xmlns:cx3="http://schemas.microsoft.com/office/drawing/2016/5/9/chartex" xmlns:cx4="http://schemas.microsoft.com/office/drawing/2016/5/10/chartex" xmlns:cx5="http://schemas.microsoft.com/office/drawing/2016/5/11/chartex" xmlns:cx6="http://schemas.microsoft.com/office/drawing/2016/5/12/chartex" xmlns:cx7="http://schemas.microsoft.com/office/drawing/2016/5/13/chartex" xmlns:cx8="http://schemas.microsoft.com/office/drawing/2016/5/14/chartex" xmlns:mc="http://schemas.openxmlformats.org/markup-compatibility/2006" xmlns:aink="http://schemas.microsoft.com/office/drawing/2016/ink" xmlns:am3d="http://schemas.microsoft.com/office/drawing/2017/model3d" xmlns:o="urn:schemas-microsoft-com:office:office" xmlns:oel="http://schemas.microsoft.com/office/2019/extlst" xmlns:r="http://schemas.openxmlformats.org/officeDocument/2006/relationships" xmlns:m="http://schemas.openxmlformats.org/officeDocument/2006/math" xmlns:v="urn:schemas-microsoft-com:vml" xmlns:wp14="http://schemas.microsoft.com/office/word/2010/wordprocessingDrawing" xmlns:wp="http://schemas.openxmlformats.org/drawingml/2006/wordprocessingDrawing" xmlns:w10="urn:schemas-microsoft-com:office:word" xmlns:w="http://schemas.openxmlformats.org/wordprocessingml/2006/main" xmlns:w14="http://schemas.microsoft.com/office/word/2010/wordml" xmlns:w15="http://schemas.microsoft.com/office/word/2012/wordml" xmlns:w16cei="http://schemas.microsoft.com/office/word/2026/wordml/cei" xmlns:w16cex="http://schemas.microsoft.com/office/word/2018/wordml/cex" xmlns:w16cid="http://schemas.microsoft.com/office/word/2016/wordml/cid" xmlns:w16="http://schemas.microsoft.com/office/word/2018/wordml" xmlns:w16du="http://schemas.microsoft.com/office/word/2023/wordml/word16du" xmlns:w16sdtdh="http://schemas.microsoft.com/office/word/2020/wordml/sdtdatahash" xmlns:w16sdtfl="http://schemas.microsoft.com/office/word/2024/wordml/sdtformatlock" xmlns:w16se="http://schemas.microsoft.com/office/word/2015/wordml/symex" xmlns:wpg="http://schemas.microsoft.com/office/word/2010/wordprocessingGroup" xmlns:wpi="http://schemas.microsoft.com/office/word/2010/wordprocessingInk" xmlns:wne="http://schemas.microsoft.com/office/word/2006/wordml" xmlns:wps="http://schemas.microsoft.com/office/word/2010/wordprocessingShape" mc:Ignorable="w14 w15 w16se w16cid w16 w16cex w16sdtdh w16sdtfl w16du wp14">
+<w:document xmlns:wpc="http://schemas.microsoft.com/office/word/2010/wordprocessingCanvas" xmlns:cx="http://schemas.microsoft.com/office/drawing/2014/chartex" xmlns:cx1="http://schemas.microsoft.com/office/drawing/2015/9/8/chartex" xmlns:cx2="http://schemas.microsoft.com/office/drawing/2015/10/21/chartex" xmlns:cx3="http://schemas.microsoft.com/office/drawing/2016/5/9/chartex" xmlns:cx4="http://schemas.microsoft.com/office/drawing/2016/5/10/chartex" xmlns:cx5="http://schemas.microsoft.com/office/drawing/2016/5/11/chartex" xmlns:cx6="http://schemas.microsoft.com/office/drawing/2016/5/12/chartex" xmlns:cx7="http://schemas.microsoft.com/office/drawing/2016/5/13/chartex" xmlns:cx8="http://schemas.microsoft.com/office/drawing/2016/5/14/chartex" xmlns:mc="http://schemas.openxmlformats.org/markup-compatibility/2006" xmlns:aink="http://schemas.microsoft.com/office/drawing/2016/ink" xmlns:am3d="http://schemas.microsoft.com/office/drawing/2017/model3d" xmlns:o="urn:schemas-microsoft-com:office:office" xmlns:oel="http://schemas.microsoft.com/office/2019/extlst" xmlns:r="http://schemas.openxmlformats.org/officeDocument/2006/relationships" xmlns:m="http://schemas.openxmlformats.org/officeDocument/2006/math" xmlns:v="urn:schemas-microsoft-com:vml" xmlns:wp14="http://schemas.microsoft.com/office/word/2010/wordprocessingDrawing" xmlns:wp="http://schemas.openxmlformats.org/drawingml/2006/wordprocessingDrawing" xmlns:w10="urn:schemas-microsoft-com:office:word" xmlns:w="http://schemas.openxmlformats.org/wordprocessingml/2006/main" xmlns:w14="http://schemas.microsoft.com/office/word/2010/wordml" xmlns:w15="http://schemas.microsoft.com/office/word/2012/wordml" xmlns:w16cex="http://schemas.microsoft.com/office/word/2018/wordml/cex" xmlns:w16cid="http://schemas.microsoft.com/office/word/2016/wordml/cid" xmlns:w16="http://schemas.microsoft.com/office/word/2018/wordml" xmlns:w16du="http://schemas.microsoft.com/office/word/2023/wordml/word16du" xmlns:w16sdtdh="http://schemas.microsoft.com/office/word/2020/wordml/sdtdatahash" xmlns:w16sdtfl="http://schemas.microsoft.com/office/word/2024/wordml/sdtformatlock" xmlns:w16se="http://schemas.microsoft.com/office/word/2015/wordml/symex" xmlns:wpg="http://schemas.microsoft.com/office/word/2010/wordprocessingGroup" xmlns:wpi="http://schemas.microsoft.com/office/word/2010/wordprocessingInk" xmlns:wne="http://schemas.microsoft.com/office/word/2006/wordml" xmlns:wps="http://schemas.microsoft.com/office/word/2010/wordprocessingShape" mc:Ignorable="w14 w15 w16se w16cid w16 w16cex w16sdtdh w16sdtfl w16du wp14">
   <w:body>
     <w:p>
       <w:pPr>
-        <w:pStyle w:val="Title"/>
+        <w:keepNext/>
+        <w:shd w:val="clear" w:color="000000" w:fill="auto"/>
+        <w:spacing w:after="240"/>
         <w:jc w:val="center"/>
         <w:rPr>
-          <w:rFonts w:ascii="Arial" w:hAnsi="Arial" w:cs="Arial"/>
+          <w:rFonts w:eastAsiaTheme="majorEastAsia"/>
           <w:b/>
+          <w:color w:val="000000"/>
+          <w:spacing w:val="-10"/>
+          <w:kern w:val="28"/>
           <w:sz w:val="32"/>
-        </w:rPr>
-      </w:pPr>
-      <w:r>
-        <w:rPr>
-          <w:rFonts w:ascii="Arial" w:hAnsi="Arial" w:cs="Arial"/>
+          <w:szCs w:val="56"/>
+        </w:rPr>
+      </w:pPr>
+      <w:r>
+        <w:rPr>
+          <w:rFonts w:eastAsiaTheme="majorEastAsia"/>
           <w:b/>
+          <w:color w:val="000000"/>
+          <w:spacing w:val="-10"/>
+          <w:kern w:val="28"/>
           <w:sz w:val="32"/>
+          <w:szCs w:val="56"/>
         </w:rPr>
         <w:t>BÀI TẬP NGÀY 35</w:t>
       </w:r>
     </w:p>
     <w:p>
       <w:pPr>
-        <w:pStyle w:val="Title"/>
+        <w:keepNext/>
+        <w:shd w:val="clear" w:color="000000" w:fill="auto"/>
+        <w:spacing w:after="200"/>
         <w:jc w:val="center"/>
         <w:rPr>
-          <w:rFonts w:ascii="Arial" w:hAnsi="Arial" w:cs="Arial"/>
+          <w:rFonts w:eastAsiaTheme="majorEastAsia"/>
           <w:b/>
-          <w:sz w:val="36"/>
-        </w:rPr>
-      </w:pPr>
-      <w:r>
-        <w:rPr>
-          <w:rFonts w:ascii="Arial" w:hAnsi="Arial" w:cs="Arial"/>
+          <w:color w:val="000000"/>
+          <w:spacing w:val="-10"/>
+          <w:kern w:val="28"/>
+          <w:sz w:val="26"/>
+          <w:szCs w:val="56"/>
+        </w:rPr>
+      </w:pPr>
+      <w:r>
+        <w:rPr>
+          <w:rFonts w:eastAsiaTheme="majorEastAsia"/>
           <w:b/>
-          <w:sz w:val="36"/>
+          <w:color w:val="000000"/>
+          <w:spacing w:val="-10"/>
+          <w:kern w:val="28"/>
+          <w:sz w:val="26"/>
+          <w:szCs w:val="56"/>
         </w:rPr>
         <w:t>CÂU MỆNH LỆNH</w:t>
       </w:r>
     </w:p>
     <w:p>
-      <w:r>
-        <w:t>Họ và tên: __________________________                         Điểm: ________/100</w:t>
-      </w:r>
-    </w:p>
-    <w:p>
-      <w:pPr>
-        <w:pStyle w:val="Heading1"/>
-      </w:pPr>
-      <w:r>
+      <w:pPr>
+        <w:keepNext/>
+        <w:shd w:val="clear" w:color="000000" w:fill="auto"/>
+        <w:spacing w:after="60"/>
+        <w:rPr>
+          <w:rFonts w:eastAsiaTheme="majorEastAsia"/>
+          <w:color w:val="000000"/>
+          <w:spacing w:val="-10"/>
+          <w:kern w:val="28"/>
+          <w:sz w:val="22"/>
+          <w:szCs w:val="56"/>
+        </w:rPr>
+      </w:pPr>
+      <w:r>
+        <w:rPr>
+          <w:rFonts w:eastAsiaTheme="majorEastAsia"/>
+          <w:color w:val="000000"/>
+          <w:spacing w:val="-10"/>
+          <w:kern w:val="28"/>
+          <w:sz w:val="22"/>
+          <w:szCs w:val="56"/>
+        </w:rPr>
+        <w:t>Họ và tên: __________________________    Điểm: ________/100</w:t>
+      </w:r>
+    </w:p>
+    <w:p>
+      <w:pPr>
+        <w:keepNext/>
+        <w:shd w:val="clear" w:color="000000" w:fill="auto"/>
+        <w:spacing w:after="60"/>
+        <w:rPr>
+          <w:rFonts w:eastAsiaTheme="majorEastAsia"/>
+          <w:color w:val="000000"/>
+          <w:spacing w:val="-10"/>
+          <w:kern w:val="28"/>
+          <w:sz w:val="22"/>
+          <w:szCs w:val="56"/>
+        </w:rPr>
+      </w:pPr>
+      <w:r>
+        <w:rPr>
+          <w:rFonts w:eastAsiaTheme="majorEastAsia"/>
+          <w:color w:val="000000"/>
+          <w:spacing w:val="-10"/>
+          <w:kern w:val="28"/>
+          <w:sz w:val="22"/>
+          <w:szCs w:val="56"/>
+        </w:rPr>
+        <w:t>Phạm vi kiến thức: Bài học ngày 35.</w:t>
+      </w:r>
+    </w:p>
+    <w:p>
+      <w:pPr>
+        <w:keepNext/>
+        <w:shd w:val="clear" w:color="000000" w:fill="auto"/>
+        <w:spacing w:after="60"/>
+        <w:rPr>
+          <w:rFonts w:eastAsiaTheme="majorEastAsia"/>
+          <w:color w:val="000000"/>
+          <w:spacing w:val="-10"/>
+          <w:kern w:val="28"/>
+          <w:sz w:val="22"/>
+          <w:szCs w:val="56"/>
+        </w:rPr>
+      </w:pPr>
+      <w:r>
+        <w:rPr>
+          <w:rFonts w:eastAsiaTheme="majorEastAsia"/>
+          <w:color w:val="000000"/>
+          <w:spacing w:val="-10"/>
+          <w:kern w:val="28"/>
+          <w:sz w:val="22"/>
+          <w:szCs w:val="56"/>
+        </w:rPr>
+        <w:t>Thời gian làm bài dự kiến: 75 phút. Tổng số: 100 câu/ý — 100 điểm.</w:t>
+      </w:r>
+    </w:p>
+    <w:p>
+      <w:pPr>
+        <w:keepNext/>
+        <w:shd w:val="clear" w:color="000000" w:fill="auto"/>
+        <w:spacing w:after="60"/>
+        <w:rPr>
+          <w:rFonts w:eastAsiaTheme="majorEastAsia"/>
+          <w:i/>
+          <w:color w:val="000000"/>
+          <w:spacing w:val="-10"/>
+          <w:kern w:val="28"/>
+          <w:sz w:val="22"/>
+          <w:szCs w:val="56"/>
+        </w:rPr>
+      </w:pPr>
+      <w:r>
+        <w:rPr>
+          <w:rFonts w:eastAsiaTheme="majorEastAsia"/>
+          <w:i/>
+          <w:color w:val="000000"/>
+          <w:spacing w:val="-10"/>
+          <w:kern w:val="28"/>
+          <w:sz w:val="22"/>
+          <w:szCs w:val="56"/>
+        </w:rPr>
+        <w:t>Hướng dẫn chung: Làm lần lượt từng phần, viết rõ ràng và kiểm tra lại đáp án trước khi nộp.</w:t>
+      </w:r>
+    </w:p>
+    <w:p>
+      <w:pPr>
+        <w:keepNext/>
+        <w:shd w:val="clear" w:color="000000" w:fill="auto"/>
+        <w:spacing w:before="80" w:after="80"/>
+        <w:rPr>
+          <w:rFonts w:eastAsiaTheme="majorEastAsia"/>
+          <w:b/>
+          <w:color w:val="000000"/>
+          <w:spacing w:val="-10"/>
+          <w:kern w:val="28"/>
+          <w:szCs w:val="56"/>
+        </w:rPr>
+      </w:pPr>
+      <w:r>
+        <w:rPr>
+          <w:rFonts w:eastAsiaTheme="majorEastAsia"/>
+          <w:b/>
+          <w:color w:val="000000"/>
+          <w:spacing w:val="-10"/>
+          <w:kern w:val="28"/>
+          <w:szCs w:val="56"/>
+        </w:rPr>
         <w:t>PHẦN 1. CHỌN ĐÁP ÁN ĐÚNG (10 điểm)</w:t>
       </w:r>
     </w:p>
     <w:p>
-      <w:r>
-        <w:t>1. ______ the door, please.   A. Open   B. To open   C. Opening</w:t>
-      </w:r>
-    </w:p>
-    <w:p>
-      <w:r>
-        <w:t>2. ______ run in the hallway.   A. Not   B. Don't   C. Doesn't</w:t>
-      </w:r>
-    </w:p>
-    <w:p>
-      <w:r>
-        <w:t>3. ______ careful!   A. Be   B. Are   C. Being</w:t>
-      </w:r>
-    </w:p>
-    <w:p>
-      <w:r>
-        <w:t>4. Let's ______ home.   A. to go   B. going   C. go</w:t>
-      </w:r>
-    </w:p>
-    <w:p>
-      <w:r>
-        <w:t>5. Let's ______ late.   A. not be   B. don't be   C. not to be</w:t>
-      </w:r>
-    </w:p>
-    <w:p>
-      <w:r>
-        <w:t>6. Please ______ your name here.   A. writing   B. write   C. to write</w:t>
-      </w:r>
-    </w:p>
-    <w:p>
-      <w:r>
-        <w:t>7. ______ forget your keys.   A. Don't   B. Not   C. No</w:t>
-      </w:r>
-    </w:p>
-    <w:p>
-      <w:r>
-        <w:t>8. ______ a seat.   A. Having   B. To have   C. Have</w:t>
-      </w:r>
-    </w:p>
-    <w:p>
-      <w:r>
-        <w:t>9. Study hard, ______ you will pass.   A. or   B. and   C. but</w:t>
-      </w:r>
-    </w:p>
-    <w:p>
-      <w:r>
-        <w:t>10. Hurry up, ______ you will miss the bus.   A. and   B. so   C. or</w:t>
-      </w:r>
-    </w:p>
-    <w:p>
-      <w:pPr>
-        <w:pStyle w:val="Heading1"/>
-      </w:pPr>
-      <w:r>
+      <w:pPr>
+        <w:keepNext/>
+        <w:shd w:val="clear" w:color="000000" w:fill="auto"/>
+        <w:spacing w:after="80"/>
+        <w:rPr>
+          <w:rFonts w:eastAsiaTheme="majorEastAsia"/>
+          <w:i/>
+          <w:color w:val="000000"/>
+          <w:spacing w:val="-10"/>
+          <w:kern w:val="28"/>
+          <w:sz w:val="22"/>
+          <w:szCs w:val="56"/>
+        </w:rPr>
+      </w:pPr>
+      <w:r>
+        <w:rPr>
+          <w:rFonts w:eastAsiaTheme="majorEastAsia"/>
+          <w:i/>
+          <w:color w:val="000000"/>
+          <w:spacing w:val="-10"/>
+          <w:kern w:val="28"/>
+          <w:sz w:val="22"/>
+          <w:szCs w:val="56"/>
+        </w:rPr>
+        <w:t>Hướng dẫn: Chọn phương án đúng nhất cho mỗi câu.</w:t>
+      </w:r>
+    </w:p>
+    <w:p>
+      <w:pPr>
+        <w:keepNext/>
+        <w:shd w:val="clear" w:color="000000" w:fill="auto"/>
+        <w:spacing w:before="120" w:after="60"/>
+        <w:rPr>
+          <w:rFonts w:eastAsiaTheme="majorEastAsia"/>
+          <w:color w:val="000000"/>
+          <w:spacing w:val="-10"/>
+          <w:kern w:val="28"/>
+          <w:sz w:val="22"/>
+          <w:szCs w:val="56"/>
+        </w:rPr>
+      </w:pPr>
+      <w:r>
+        <w:rPr>
+          <w:rFonts w:eastAsiaTheme="majorEastAsia"/>
+          <w:color w:val="000000"/>
+          <w:spacing w:val="-10"/>
+          <w:kern w:val="28"/>
+          <w:sz w:val="22"/>
+          <w:szCs w:val="56"/>
+        </w:rPr>
+        <w:t>1. ______ the door, please.</w:t>
+      </w:r>
+    </w:p>
+    <w:p>
+      <w:pPr>
+        <w:keepNext/>
+        <w:shd w:val="clear" w:color="000000" w:fill="auto"/>
+        <w:spacing w:after="40"/>
+        <w:ind w:left="340"/>
+        <w:rPr>
+          <w:rFonts w:eastAsiaTheme="majorEastAsia"/>
+          <w:color w:val="000000"/>
+          <w:spacing w:val="-10"/>
+          <w:kern w:val="28"/>
+          <w:sz w:val="22"/>
+          <w:szCs w:val="56"/>
+        </w:rPr>
+      </w:pPr>
+      <w:r>
+        <w:rPr>
+          <w:rFonts w:eastAsiaTheme="majorEastAsia"/>
+          <w:color w:val="000000"/>
+          <w:spacing w:val="-10"/>
+          <w:kern w:val="28"/>
+          <w:sz w:val="22"/>
+          <w:szCs w:val="56"/>
+        </w:rPr>
+        <w:t>A. Open</w:t>
+      </w:r>
+    </w:p>
+    <w:p>
+      <w:pPr>
+        <w:keepNext/>
+        <w:shd w:val="clear" w:color="000000" w:fill="auto"/>
+        <w:spacing w:after="40"/>
+        <w:ind w:left="340"/>
+        <w:rPr>
+          <w:rFonts w:eastAsiaTheme="majorEastAsia"/>
+          <w:color w:val="000000"/>
+          <w:spacing w:val="-10"/>
+          <w:kern w:val="28"/>
+          <w:sz w:val="22"/>
+          <w:szCs w:val="56"/>
+        </w:rPr>
+      </w:pPr>
+      <w:r>
+        <w:rPr>
+          <w:rFonts w:eastAsiaTheme="majorEastAsia"/>
+          <w:color w:val="000000"/>
+          <w:spacing w:val="-10"/>
+          <w:kern w:val="28"/>
+          <w:sz w:val="22"/>
+          <w:szCs w:val="56"/>
+        </w:rPr>
+        <w:t>B. To open</w:t>
+      </w:r>
+    </w:p>
+    <w:p>
+      <w:pPr>
+        <w:keepNext/>
+        <w:shd w:val="clear" w:color="000000" w:fill="auto"/>
+        <w:spacing w:after="40"/>
+        <w:ind w:left="340"/>
+        <w:rPr>
+          <w:rFonts w:eastAsiaTheme="majorEastAsia"/>
+          <w:color w:val="000000"/>
+          <w:spacing w:val="-10"/>
+          <w:kern w:val="28"/>
+          <w:sz w:val="22"/>
+          <w:szCs w:val="56"/>
+        </w:rPr>
+      </w:pPr>
+      <w:r>
+        <w:rPr>
+          <w:rFonts w:eastAsiaTheme="majorEastAsia"/>
+          <w:color w:val="000000"/>
+          <w:spacing w:val="-10"/>
+          <w:kern w:val="28"/>
+          <w:sz w:val="22"/>
+          <w:szCs w:val="56"/>
+        </w:rPr>
+        <w:t>C. Opening</w:t>
+      </w:r>
+    </w:p>
+    <w:p>
+      <w:pPr>
+        <w:keepNext/>
+        <w:shd w:val="clear" w:color="000000" w:fill="auto"/>
+        <w:spacing w:before="120" w:after="60"/>
+        <w:rPr>
+          <w:rFonts w:eastAsiaTheme="majorEastAsia"/>
+          <w:color w:val="000000"/>
+          <w:spacing w:val="-10"/>
+          <w:kern w:val="28"/>
+          <w:sz w:val="22"/>
+          <w:szCs w:val="56"/>
+        </w:rPr>
+      </w:pPr>
+      <w:r>
+        <w:rPr>
+          <w:rFonts w:eastAsiaTheme="majorEastAsia"/>
+          <w:color w:val="000000"/>
+          <w:spacing w:val="-10"/>
+          <w:kern w:val="28"/>
+          <w:sz w:val="22"/>
+          <w:szCs w:val="56"/>
+        </w:rPr>
+        <w:t>2. ______ run in the hallway.</w:t>
+      </w:r>
+    </w:p>
+    <w:p>
+      <w:pPr>
+        <w:keepNext/>
+        <w:shd w:val="clear" w:color="000000" w:fill="auto"/>
+        <w:spacing w:after="40"/>
+        <w:ind w:left="340"/>
+        <w:rPr>
+          <w:rFonts w:eastAsiaTheme="majorEastAsia"/>
+          <w:color w:val="000000"/>
+          <w:spacing w:val="-10"/>
+          <w:kern w:val="28"/>
+          <w:sz w:val="22"/>
+          <w:szCs w:val="56"/>
+        </w:rPr>
+      </w:pPr>
+      <w:r>
+        <w:rPr>
+          <w:rFonts w:eastAsiaTheme="majorEastAsia"/>
+          <w:color w:val="000000"/>
+          <w:spacing w:val="-10"/>
+          <w:kern w:val="28"/>
+          <w:sz w:val="22"/>
+          <w:szCs w:val="56"/>
+        </w:rPr>
+        <w:t>A. Not</w:t>
+      </w:r>
+    </w:p>
+    <w:p>
+      <w:pPr>
+        <w:keepNext/>
+        <w:shd w:val="clear" w:color="000000" w:fill="auto"/>
+        <w:spacing w:after="40"/>
+        <w:ind w:left="340"/>
+        <w:rPr>
+          <w:rFonts w:eastAsiaTheme="majorEastAsia"/>
+          <w:color w:val="000000"/>
+          <w:spacing w:val="-10"/>
+          <w:kern w:val="28"/>
+          <w:sz w:val="22"/>
+          <w:szCs w:val="56"/>
+        </w:rPr>
+      </w:pPr>
+      <w:r>
+        <w:rPr>
+          <w:rFonts w:eastAsiaTheme="majorEastAsia"/>
+          <w:color w:val="000000"/>
+          <w:spacing w:val="-10"/>
+          <w:kern w:val="28"/>
+          <w:sz w:val="22"/>
+          <w:szCs w:val="56"/>
+        </w:rPr>
+        <w:t>B. Don't</w:t>
+      </w:r>
+    </w:p>
+    <w:p>
+      <w:pPr>
+        <w:keepNext/>
+        <w:shd w:val="clear" w:color="000000" w:fill="auto"/>
+        <w:spacing w:after="40"/>
+        <w:ind w:left="340"/>
+        <w:rPr>
+          <w:rFonts w:eastAsiaTheme="majorEastAsia"/>
+          <w:color w:val="000000"/>
+          <w:spacing w:val="-10"/>
+          <w:kern w:val="28"/>
+          <w:sz w:val="22"/>
+          <w:szCs w:val="56"/>
+        </w:rPr>
+      </w:pPr>
+      <w:r>
+        <w:rPr>
+          <w:rFonts w:eastAsiaTheme="majorEastAsia"/>
+          <w:color w:val="000000"/>
+          <w:spacing w:val="-10"/>
+          <w:kern w:val="28"/>
+          <w:sz w:val="22"/>
+          <w:szCs w:val="56"/>
+        </w:rPr>
+        <w:t>C. Doesn't</w:t>
+      </w:r>
+    </w:p>
+    <w:p>
+      <w:pPr>
+        <w:keepNext/>
+        <w:shd w:val="clear" w:color="000000" w:fill="auto"/>
+        <w:spacing w:before="120" w:after="60"/>
+        <w:rPr>
+          <w:rFonts w:eastAsiaTheme="majorEastAsia"/>
+          <w:color w:val="000000"/>
+          <w:spacing w:val="-10"/>
+          <w:kern w:val="28"/>
+          <w:sz w:val="22"/>
+          <w:szCs w:val="56"/>
+        </w:rPr>
+      </w:pPr>
+      <w:r>
+        <w:rPr>
+          <w:rFonts w:eastAsiaTheme="majorEastAsia"/>
+          <w:color w:val="000000"/>
+          <w:spacing w:val="-10"/>
+          <w:kern w:val="28"/>
+          <w:sz w:val="22"/>
+          <w:szCs w:val="56"/>
+        </w:rPr>
+        <w:t>3. ______ careful!</w:t>
+      </w:r>
+    </w:p>
+    <w:p>
+      <w:pPr>
+        <w:keepNext/>
+        <w:shd w:val="clear" w:color="000000" w:fill="auto"/>
+        <w:spacing w:after="40"/>
+        <w:ind w:left="340"/>
+        <w:rPr>
+          <w:rFonts w:eastAsiaTheme="majorEastAsia"/>
+          <w:color w:val="000000"/>
+          <w:spacing w:val="-10"/>
+          <w:kern w:val="28"/>
+          <w:sz w:val="22"/>
+          <w:szCs w:val="56"/>
+        </w:rPr>
+      </w:pPr>
+      <w:r>
+        <w:rPr>
+          <w:rFonts w:eastAsiaTheme="majorEastAsia"/>
+          <w:color w:val="000000"/>
+          <w:spacing w:val="-10"/>
+          <w:kern w:val="28"/>
+          <w:sz w:val="22"/>
+          <w:szCs w:val="56"/>
+        </w:rPr>
+        <w:t>A. Be</w:t>
+      </w:r>
+    </w:p>
+    <w:p>
+      <w:pPr>
+        <w:keepNext/>
+        <w:shd w:val="clear" w:color="000000" w:fill="auto"/>
+        <w:spacing w:after="40"/>
+        <w:ind w:left="340"/>
+        <w:rPr>
+          <w:rFonts w:eastAsiaTheme="majorEastAsia"/>
+          <w:color w:val="000000"/>
+          <w:spacing w:val="-10"/>
+          <w:kern w:val="28"/>
+          <w:sz w:val="22"/>
+          <w:szCs w:val="56"/>
+        </w:rPr>
+      </w:pPr>
+      <w:r>
+        <w:rPr>
+          <w:rFonts w:eastAsiaTheme="majorEastAsia"/>
+          <w:color w:val="000000"/>
+          <w:spacing w:val="-10"/>
+          <w:kern w:val="28"/>
+          <w:sz w:val="22"/>
+          <w:szCs w:val="56"/>
+        </w:rPr>
+        <w:t>B. Are</w:t>
+      </w:r>
+    </w:p>
+    <w:p>
+      <w:pPr>
+        <w:keepNext/>
+        <w:shd w:val="clear" w:color="000000" w:fill="auto"/>
+        <w:spacing w:after="40"/>
+        <w:ind w:left="340"/>
+        <w:rPr>
+          <w:rFonts w:eastAsiaTheme="majorEastAsia"/>
+          <w:color w:val="000000"/>
+          <w:spacing w:val="-10"/>
+          <w:kern w:val="28"/>
+          <w:sz w:val="22"/>
+          <w:szCs w:val="56"/>
+        </w:rPr>
+      </w:pPr>
+      <w:r>
+        <w:rPr>
+          <w:rFonts w:eastAsiaTheme="majorEastAsia"/>
+          <w:color w:val="000000"/>
+          <w:spacing w:val="-10"/>
+          <w:kern w:val="28"/>
+          <w:sz w:val="22"/>
+          <w:szCs w:val="56"/>
+        </w:rPr>
+        <w:t>C. Being</w:t>
+      </w:r>
+    </w:p>
+    <w:p>
+      <w:pPr>
+        <w:keepNext/>
+        <w:shd w:val="clear" w:color="000000" w:fill="auto"/>
+        <w:spacing w:before="120" w:after="60"/>
+        <w:rPr>
+          <w:rFonts w:eastAsiaTheme="majorEastAsia"/>
+          <w:color w:val="000000"/>
+          <w:spacing w:val="-10"/>
+          <w:kern w:val="28"/>
+          <w:sz w:val="22"/>
+          <w:szCs w:val="56"/>
+        </w:rPr>
+      </w:pPr>
+      <w:r>
+        <w:rPr>
+          <w:rFonts w:eastAsiaTheme="majorEastAsia"/>
+          <w:color w:val="000000"/>
+          <w:spacing w:val="-10"/>
+          <w:kern w:val="28"/>
+          <w:sz w:val="22"/>
+          <w:szCs w:val="56"/>
+        </w:rPr>
+        <w:t>4. Let's ______ home.</w:t>
+      </w:r>
+    </w:p>
+    <w:p>
+      <w:pPr>
+        <w:keepNext/>
+        <w:shd w:val="clear" w:color="000000" w:fill="auto"/>
+        <w:spacing w:after="40"/>
+        <w:ind w:left="340"/>
+        <w:rPr>
+          <w:rFonts w:eastAsiaTheme="majorEastAsia"/>
+          <w:color w:val="000000"/>
+          <w:spacing w:val="-10"/>
+          <w:kern w:val="28"/>
+          <w:sz w:val="22"/>
+          <w:szCs w:val="56"/>
+        </w:rPr>
+      </w:pPr>
+      <w:r>
+        <w:rPr>
+          <w:rFonts w:eastAsiaTheme="majorEastAsia"/>
+          <w:color w:val="000000"/>
+          <w:spacing w:val="-10"/>
+          <w:kern w:val="28"/>
+          <w:sz w:val="22"/>
+          <w:szCs w:val="56"/>
+        </w:rPr>
+        <w:t>A. to go</w:t>
+      </w:r>
+    </w:p>
+    <w:p>
+      <w:pPr>
+        <w:keepNext/>
+        <w:shd w:val="clear" w:color="000000" w:fill="auto"/>
+        <w:spacing w:after="40"/>
+        <w:ind w:left="340"/>
+        <w:rPr>
+          <w:rFonts w:eastAsiaTheme="majorEastAsia"/>
+          <w:color w:val="000000"/>
+          <w:spacing w:val="-10"/>
+          <w:kern w:val="28"/>
+          <w:sz w:val="22"/>
+          <w:szCs w:val="56"/>
+        </w:rPr>
+      </w:pPr>
+      <w:r>
+        <w:rPr>
+          <w:rFonts w:eastAsiaTheme="majorEastAsia"/>
+          <w:color w:val="000000"/>
+          <w:spacing w:val="-10"/>
+          <w:kern w:val="28"/>
+          <w:sz w:val="22"/>
+          <w:szCs w:val="56"/>
+        </w:rPr>
+        <w:t>B. going</w:t>
+      </w:r>
+    </w:p>
+    <w:p>
+      <w:pPr>
+        <w:keepNext/>
+        <w:shd w:val="clear" w:color="000000" w:fill="auto"/>
+        <w:spacing w:after="40"/>
+        <w:ind w:left="340"/>
+        <w:rPr>
+          <w:rFonts w:eastAsiaTheme="majorEastAsia"/>
+          <w:color w:val="000000"/>
+          <w:spacing w:val="-10"/>
+          <w:kern w:val="28"/>
+          <w:sz w:val="22"/>
+          <w:szCs w:val="56"/>
+        </w:rPr>
+      </w:pPr>
+      <w:r>
+        <w:rPr>
+          <w:rFonts w:eastAsiaTheme="majorEastAsia"/>
+          <w:color w:val="000000"/>
+          <w:spacing w:val="-10"/>
+          <w:kern w:val="28"/>
+          <w:sz w:val="22"/>
+          <w:szCs w:val="56"/>
+        </w:rPr>
+        <w:t>C. go</w:t>
+      </w:r>
+    </w:p>
+    <w:p>
+      <w:pPr>
+        <w:keepNext/>
+        <w:shd w:val="clear" w:color="000000" w:fill="auto"/>
+        <w:spacing w:before="120" w:after="60"/>
+        <w:rPr>
+          <w:rFonts w:eastAsiaTheme="majorEastAsia"/>
+          <w:color w:val="000000"/>
+          <w:spacing w:val="-10"/>
+          <w:kern w:val="28"/>
+          <w:sz w:val="22"/>
+          <w:szCs w:val="56"/>
+        </w:rPr>
+      </w:pPr>
+      <w:r>
+        <w:rPr>
+          <w:rFonts w:eastAsiaTheme="majorEastAsia"/>
+          <w:color w:val="000000"/>
+          <w:spacing w:val="-10"/>
+          <w:kern w:val="28"/>
+          <w:sz w:val="22"/>
+          <w:szCs w:val="56"/>
+        </w:rPr>
+        <w:t>5. Let's ______ late.</w:t>
+      </w:r>
+    </w:p>
+    <w:p>
+      <w:pPr>
+        <w:keepNext/>
+        <w:shd w:val="clear" w:color="000000" w:fill="auto"/>
+        <w:spacing w:after="40"/>
+        <w:ind w:left="340"/>
+        <w:rPr>
+          <w:rFonts w:eastAsiaTheme="majorEastAsia"/>
+          <w:color w:val="000000"/>
+          <w:spacing w:val="-10"/>
+          <w:kern w:val="28"/>
+          <w:sz w:val="22"/>
+          <w:szCs w:val="56"/>
+        </w:rPr>
+      </w:pPr>
+      <w:r>
+        <w:rPr>
+          <w:rFonts w:eastAsiaTheme="majorEastAsia"/>
+          <w:color w:val="000000"/>
+          <w:spacing w:val="-10"/>
+          <w:kern w:val="28"/>
+          <w:sz w:val="22"/>
+          <w:szCs w:val="56"/>
+        </w:rPr>
+        <w:t>A. not be</w:t>
+      </w:r>
+    </w:p>
+    <w:p>
+      <w:pPr>
+        <w:keepNext/>
+        <w:shd w:val="clear" w:color="000000" w:fill="auto"/>
+        <w:spacing w:after="40"/>
+        <w:ind w:left="340"/>
+        <w:rPr>
+          <w:rFonts w:eastAsiaTheme="majorEastAsia"/>
+          <w:color w:val="000000"/>
+          <w:spacing w:val="-10"/>
+          <w:kern w:val="28"/>
+          <w:sz w:val="22"/>
+          <w:szCs w:val="56"/>
+        </w:rPr>
+      </w:pPr>
+      <w:r>
+        <w:rPr>
+          <w:rFonts w:eastAsiaTheme="majorEastAsia"/>
+          <w:color w:val="000000"/>
+          <w:spacing w:val="-10"/>
+          <w:kern w:val="28"/>
+          <w:sz w:val="22"/>
+          <w:szCs w:val="56"/>
+        </w:rPr>
+        <w:t>B. don't be</w:t>
+      </w:r>
+    </w:p>
+    <w:p>
+      <w:pPr>
+        <w:keepNext/>
+        <w:shd w:val="clear" w:color="000000" w:fill="auto"/>
+        <w:spacing w:after="40"/>
+        <w:ind w:left="340"/>
+        <w:rPr>
+          <w:rFonts w:eastAsiaTheme="majorEastAsia"/>
+          <w:color w:val="000000"/>
+          <w:spacing w:val="-10"/>
+          <w:kern w:val="28"/>
+          <w:sz w:val="22"/>
+          <w:szCs w:val="56"/>
+        </w:rPr>
+      </w:pPr>
+      <w:r>
+        <w:rPr>
+          <w:rFonts w:eastAsiaTheme="majorEastAsia"/>
+          <w:color w:val="000000"/>
+          <w:spacing w:val="-10"/>
+          <w:kern w:val="28"/>
+          <w:sz w:val="22"/>
+          <w:szCs w:val="56"/>
+        </w:rPr>
+        <w:t>C. not to be</w:t>
+      </w:r>
+    </w:p>
+    <w:p>
+      <w:pPr>
+        <w:keepNext/>
+        <w:shd w:val="clear" w:color="000000" w:fill="auto"/>
+        <w:spacing w:before="120" w:after="60"/>
+        <w:rPr>
+          <w:rFonts w:eastAsiaTheme="majorEastAsia"/>
+          <w:color w:val="000000"/>
+          <w:spacing w:val="-10"/>
+          <w:kern w:val="28"/>
+          <w:sz w:val="22"/>
+          <w:szCs w:val="56"/>
+        </w:rPr>
+      </w:pPr>
+      <w:r>
+        <w:rPr>
+          <w:rFonts w:eastAsiaTheme="majorEastAsia"/>
+          <w:color w:val="000000"/>
+          <w:spacing w:val="-10"/>
+          <w:kern w:val="28"/>
+          <w:sz w:val="22"/>
+          <w:szCs w:val="56"/>
+        </w:rPr>
+        <w:t>6. Please ______ your name here.</w:t>
+      </w:r>
+    </w:p>
+    <w:p>
+      <w:pPr>
+        <w:keepNext/>
+        <w:shd w:val="clear" w:color="000000" w:fill="auto"/>
+        <w:spacing w:after="40"/>
+        <w:ind w:left="340"/>
+        <w:rPr>
+          <w:rFonts w:eastAsiaTheme="majorEastAsia"/>
+          <w:color w:val="000000"/>
+          <w:spacing w:val="-10"/>
+          <w:kern w:val="28"/>
+          <w:sz w:val="22"/>
+          <w:szCs w:val="56"/>
+        </w:rPr>
+      </w:pPr>
+      <w:r>
+        <w:rPr>
+          <w:rFonts w:eastAsiaTheme="majorEastAsia"/>
+          <w:color w:val="000000"/>
+          <w:spacing w:val="-10"/>
+          <w:kern w:val="28"/>
+          <w:sz w:val="22"/>
+          <w:szCs w:val="56"/>
+        </w:rPr>
+        <w:t>A. writing</w:t>
+      </w:r>
+    </w:p>
+    <w:p>
+      <w:pPr>
+        <w:keepNext/>
+        <w:shd w:val="clear" w:color="000000" w:fill="auto"/>
+        <w:spacing w:after="40"/>
+        <w:ind w:left="340"/>
+        <w:rPr>
+          <w:rFonts w:eastAsiaTheme="majorEastAsia"/>
+          <w:color w:val="000000"/>
+          <w:spacing w:val="-10"/>
+          <w:kern w:val="28"/>
+          <w:sz w:val="22"/>
+          <w:szCs w:val="56"/>
+        </w:rPr>
+      </w:pPr>
+      <w:r>
+        <w:rPr>
+          <w:rFonts w:eastAsiaTheme="majorEastAsia"/>
+          <w:color w:val="000000"/>
+          <w:spacing w:val="-10"/>
+          <w:kern w:val="28"/>
+          <w:sz w:val="22"/>
+          <w:szCs w:val="56"/>
+        </w:rPr>
+        <w:t>B. write</w:t>
+      </w:r>
+    </w:p>
+    <w:p>
+      <w:pPr>
+        <w:keepNext/>
+        <w:shd w:val="clear" w:color="000000" w:fill="auto"/>
+        <w:spacing w:after="40"/>
+        <w:ind w:left="340"/>
+        <w:rPr>
+          <w:rFonts w:eastAsiaTheme="majorEastAsia"/>
+          <w:color w:val="000000"/>
+          <w:spacing w:val="-10"/>
+          <w:kern w:val="28"/>
+          <w:sz w:val="22"/>
+          <w:szCs w:val="56"/>
+        </w:rPr>
+      </w:pPr>
+      <w:r>
+        <w:rPr>
+          <w:rFonts w:eastAsiaTheme="majorEastAsia"/>
+          <w:color w:val="000000"/>
+          <w:spacing w:val="-10"/>
+          <w:kern w:val="28"/>
+          <w:sz w:val="22"/>
+          <w:szCs w:val="56"/>
+        </w:rPr>
+        <w:t>C. to write</w:t>
+      </w:r>
+    </w:p>
+    <w:p>
+      <w:pPr>
+        <w:keepNext/>
+        <w:shd w:val="clear" w:color="000000" w:fill="auto"/>
+        <w:spacing w:before="120" w:after="60"/>
+        <w:rPr>
+          <w:rFonts w:eastAsiaTheme="majorEastAsia"/>
+          <w:color w:val="000000"/>
+          <w:spacing w:val="-10"/>
+          <w:kern w:val="28"/>
+          <w:sz w:val="22"/>
+          <w:szCs w:val="56"/>
+        </w:rPr>
+      </w:pPr>
+      <w:r>
+        <w:rPr>
+          <w:rFonts w:eastAsiaTheme="majorEastAsia"/>
+          <w:color w:val="000000"/>
+          <w:spacing w:val="-10"/>
+          <w:kern w:val="28"/>
+          <w:sz w:val="22"/>
+          <w:szCs w:val="56"/>
+        </w:rPr>
+        <w:t>7. ______ forget your keys.</w:t>
+      </w:r>
+    </w:p>
+    <w:p>
+      <w:pPr>
+        <w:keepNext/>
+        <w:shd w:val="clear" w:color="000000" w:fill="auto"/>
+        <w:spacing w:after="40"/>
+        <w:ind w:left="340"/>
+        <w:rPr>
+          <w:rFonts w:eastAsiaTheme="majorEastAsia"/>
+          <w:color w:val="000000"/>
+          <w:spacing w:val="-10"/>
+          <w:kern w:val="28"/>
+          <w:sz w:val="22"/>
+          <w:szCs w:val="56"/>
+        </w:rPr>
+      </w:pPr>
+      <w:r>
+        <w:rPr>
+          <w:rFonts w:eastAsiaTheme="majorEastAsia"/>
+          <w:color w:val="000000"/>
+          <w:spacing w:val="-10"/>
+          <w:kern w:val="28"/>
+          <w:sz w:val="22"/>
+          <w:szCs w:val="56"/>
+        </w:rPr>
+        <w:t>A. Don't</w:t>
+      </w:r>
+    </w:p>
+    <w:p>
+      <w:pPr>
+        <w:keepNext/>
+        <w:shd w:val="clear" w:color="000000" w:fill="auto"/>
+        <w:spacing w:after="40"/>
+        <w:ind w:left="340"/>
+        <w:rPr>
+          <w:rFonts w:eastAsiaTheme="majorEastAsia"/>
+          <w:color w:val="000000"/>
+          <w:spacing w:val="-10"/>
+          <w:kern w:val="28"/>
+          <w:sz w:val="22"/>
+          <w:szCs w:val="56"/>
+        </w:rPr>
+      </w:pPr>
+      <w:r>
+        <w:rPr>
+          <w:rFonts w:eastAsiaTheme="majorEastAsia"/>
+          <w:color w:val="000000"/>
+          <w:spacing w:val="-10"/>
+          <w:kern w:val="28"/>
+          <w:sz w:val="22"/>
+          <w:szCs w:val="56"/>
+        </w:rPr>
+        <w:t>B. Not</w:t>
+      </w:r>
+    </w:p>
+    <w:p>
+      <w:pPr>
+        <w:keepNext/>
+        <w:shd w:val="clear" w:color="000000" w:fill="auto"/>
+        <w:spacing w:after="40"/>
+        <w:ind w:left="340"/>
+        <w:rPr>
+          <w:rFonts w:eastAsiaTheme="majorEastAsia"/>
+          <w:color w:val="000000"/>
+          <w:spacing w:val="-10"/>
+          <w:kern w:val="28"/>
+          <w:sz w:val="22"/>
+          <w:szCs w:val="56"/>
+        </w:rPr>
+      </w:pPr>
+      <w:r>
+        <w:rPr>
+          <w:rFonts w:eastAsiaTheme="majorEastAsia"/>
+          <w:color w:val="000000"/>
+          <w:spacing w:val="-10"/>
+          <w:kern w:val="28"/>
+          <w:sz w:val="22"/>
+          <w:szCs w:val="56"/>
+        </w:rPr>
+        <w:t>C. No</w:t>
+      </w:r>
+    </w:p>
+    <w:p>
+      <w:pPr>
+        <w:keepNext/>
+        <w:shd w:val="clear" w:color="000000" w:fill="auto"/>
+        <w:spacing w:before="120" w:after="60"/>
+        <w:rPr>
+          <w:rFonts w:eastAsiaTheme="majorEastAsia"/>
+          <w:color w:val="000000"/>
+          <w:spacing w:val="-10"/>
+          <w:kern w:val="28"/>
+          <w:sz w:val="22"/>
+          <w:szCs w:val="56"/>
+        </w:rPr>
+      </w:pPr>
+      <w:r>
+        <w:rPr>
+          <w:rFonts w:eastAsiaTheme="majorEastAsia"/>
+          <w:color w:val="000000"/>
+          <w:spacing w:val="-10"/>
+          <w:kern w:val="28"/>
+          <w:sz w:val="22"/>
+          <w:szCs w:val="56"/>
+        </w:rPr>
+        <w:lastRenderedPageBreak/>
+        <w:t>8. ______ a seat.</w:t>
+      </w:r>
+    </w:p>
+    <w:p>
+      <w:pPr>
+        <w:keepNext/>
+        <w:shd w:val="clear" w:color="000000" w:fill="auto"/>
+        <w:spacing w:after="40"/>
+        <w:ind w:left="340"/>
+        <w:rPr>
+          <w:rFonts w:eastAsiaTheme="majorEastAsia"/>
+          <w:color w:val="000000"/>
+          <w:spacing w:val="-10"/>
+          <w:kern w:val="28"/>
+          <w:sz w:val="22"/>
+          <w:szCs w:val="56"/>
+        </w:rPr>
+      </w:pPr>
+      <w:r>
+        <w:rPr>
+          <w:rFonts w:eastAsiaTheme="majorEastAsia"/>
+          <w:color w:val="000000"/>
+          <w:spacing w:val="-10"/>
+          <w:kern w:val="28"/>
+          <w:sz w:val="22"/>
+          <w:szCs w:val="56"/>
+        </w:rPr>
+        <w:t>A. Having</w:t>
+      </w:r>
+    </w:p>
+    <w:p>
+      <w:pPr>
+        <w:keepNext/>
+        <w:shd w:val="clear" w:color="000000" w:fill="auto"/>
+        <w:spacing w:after="40"/>
+        <w:ind w:left="340"/>
+        <w:rPr>
+          <w:rFonts w:eastAsiaTheme="majorEastAsia"/>
+          <w:color w:val="000000"/>
+          <w:spacing w:val="-10"/>
+          <w:kern w:val="28"/>
+          <w:sz w:val="22"/>
+          <w:szCs w:val="56"/>
+        </w:rPr>
+      </w:pPr>
+      <w:r>
+        <w:rPr>
+          <w:rFonts w:eastAsiaTheme="majorEastAsia"/>
+          <w:color w:val="000000"/>
+          <w:spacing w:val="-10"/>
+          <w:kern w:val="28"/>
+          <w:sz w:val="22"/>
+          <w:szCs w:val="56"/>
+        </w:rPr>
+        <w:t>B. To have</w:t>
+      </w:r>
+    </w:p>
+    <w:p>
+      <w:pPr>
+        <w:keepNext/>
+        <w:shd w:val="clear" w:color="000000" w:fill="auto"/>
+        <w:spacing w:after="40"/>
+        <w:ind w:left="340"/>
+        <w:rPr>
+          <w:rFonts w:eastAsiaTheme="majorEastAsia"/>
+          <w:color w:val="000000"/>
+          <w:spacing w:val="-10"/>
+          <w:kern w:val="28"/>
+          <w:sz w:val="22"/>
+          <w:szCs w:val="56"/>
+        </w:rPr>
+      </w:pPr>
+      <w:r>
+        <w:rPr>
+          <w:rFonts w:eastAsiaTheme="majorEastAsia"/>
+          <w:color w:val="000000"/>
+          <w:spacing w:val="-10"/>
+          <w:kern w:val="28"/>
+          <w:sz w:val="22"/>
+          <w:szCs w:val="56"/>
+        </w:rPr>
+        <w:t>C. Have</w:t>
+      </w:r>
+    </w:p>
+    <w:p>
+      <w:pPr>
+        <w:keepNext/>
+        <w:shd w:val="clear" w:color="000000" w:fill="auto"/>
+        <w:spacing w:before="120" w:after="60"/>
+        <w:rPr>
+          <w:rFonts w:eastAsiaTheme="majorEastAsia"/>
+          <w:color w:val="000000"/>
+          <w:spacing w:val="-10"/>
+          <w:kern w:val="28"/>
+          <w:sz w:val="22"/>
+          <w:szCs w:val="56"/>
+        </w:rPr>
+      </w:pPr>
+      <w:r>
+        <w:rPr>
+          <w:rFonts w:eastAsiaTheme="majorEastAsia"/>
+          <w:color w:val="000000"/>
+          <w:spacing w:val="-10"/>
+          <w:kern w:val="28"/>
+          <w:sz w:val="22"/>
+          <w:szCs w:val="56"/>
+        </w:rPr>
+        <w:t>9. Study hard, ______ you will pass.</w:t>
+      </w:r>
+    </w:p>
+    <w:p>
+      <w:pPr>
+        <w:keepNext/>
+        <w:shd w:val="clear" w:color="000000" w:fill="auto"/>
+        <w:spacing w:after="40"/>
+        <w:ind w:left="340"/>
+        <w:rPr>
+          <w:rFonts w:eastAsiaTheme="majorEastAsia"/>
+          <w:color w:val="000000"/>
+          <w:spacing w:val="-10"/>
+          <w:kern w:val="28"/>
+          <w:sz w:val="22"/>
+          <w:szCs w:val="56"/>
+        </w:rPr>
+      </w:pPr>
+      <w:r>
+        <w:rPr>
+          <w:rFonts w:eastAsiaTheme="majorEastAsia"/>
+          <w:color w:val="000000"/>
+          <w:spacing w:val="-10"/>
+          <w:kern w:val="28"/>
+          <w:sz w:val="22"/>
+          <w:szCs w:val="56"/>
+        </w:rPr>
+        <w:t>A. or</w:t>
+      </w:r>
+    </w:p>
+    <w:p>
+      <w:pPr>
+        <w:keepNext/>
+        <w:shd w:val="clear" w:color="000000" w:fill="auto"/>
+        <w:spacing w:after="40"/>
+        <w:ind w:left="340"/>
+        <w:rPr>
+          <w:rFonts w:eastAsiaTheme="majorEastAsia"/>
+          <w:color w:val="000000"/>
+          <w:spacing w:val="-10"/>
+          <w:kern w:val="28"/>
+          <w:sz w:val="22"/>
+          <w:szCs w:val="56"/>
+        </w:rPr>
+      </w:pPr>
+      <w:r>
+        <w:rPr>
+          <w:rFonts w:eastAsiaTheme="majorEastAsia"/>
+          <w:color w:val="000000"/>
+          <w:spacing w:val="-10"/>
+          <w:kern w:val="28"/>
+          <w:sz w:val="22"/>
+          <w:szCs w:val="56"/>
+        </w:rPr>
+        <w:t>B. and</w:t>
+      </w:r>
+    </w:p>
+    <w:p>
+      <w:pPr>
+        <w:keepNext/>
+        <w:shd w:val="clear" w:color="000000" w:fill="auto"/>
+        <w:spacing w:after="40"/>
+        <w:ind w:left="340"/>
+        <w:rPr>
+          <w:rFonts w:eastAsiaTheme="majorEastAsia"/>
+          <w:color w:val="000000"/>
+          <w:spacing w:val="-10"/>
+          <w:kern w:val="28"/>
+          <w:sz w:val="22"/>
+          <w:szCs w:val="56"/>
+        </w:rPr>
+      </w:pPr>
+      <w:r>
+        <w:rPr>
+          <w:rFonts w:eastAsiaTheme="majorEastAsia"/>
+          <w:color w:val="000000"/>
+          <w:spacing w:val="-10"/>
+          <w:kern w:val="28"/>
+          <w:sz w:val="22"/>
+          <w:szCs w:val="56"/>
+        </w:rPr>
+        <w:t>C. but</w:t>
+      </w:r>
+    </w:p>
+    <w:p>
+      <w:pPr>
+        <w:keepNext/>
+        <w:shd w:val="clear" w:color="000000" w:fill="auto"/>
+        <w:spacing w:before="120" w:after="60"/>
+        <w:rPr>
+          <w:rFonts w:eastAsiaTheme="majorEastAsia"/>
+          <w:color w:val="000000"/>
+          <w:spacing w:val="-10"/>
+          <w:kern w:val="28"/>
+          <w:sz w:val="22"/>
+          <w:szCs w:val="56"/>
+        </w:rPr>
+      </w:pPr>
+      <w:r>
+        <w:rPr>
+          <w:rFonts w:eastAsiaTheme="majorEastAsia"/>
+          <w:color w:val="000000"/>
+          <w:spacing w:val="-10"/>
+          <w:kern w:val="28"/>
+          <w:sz w:val="22"/>
+          <w:szCs w:val="56"/>
+        </w:rPr>
+        <w:t>10. Hurry up, ______ you will miss the bus.</w:t>
+      </w:r>
+    </w:p>
+    <w:p>
+      <w:pPr>
+        <w:keepNext/>
+        <w:shd w:val="clear" w:color="000000" w:fill="auto"/>
+        <w:spacing w:after="40"/>
+        <w:ind w:left="340"/>
+        <w:rPr>
+          <w:rFonts w:eastAsiaTheme="majorEastAsia"/>
+          <w:color w:val="000000"/>
+          <w:spacing w:val="-10"/>
+          <w:kern w:val="28"/>
+          <w:sz w:val="22"/>
+          <w:szCs w:val="56"/>
+        </w:rPr>
+      </w:pPr>
+      <w:r>
+        <w:rPr>
+          <w:rFonts w:eastAsiaTheme="majorEastAsia"/>
+          <w:color w:val="000000"/>
+          <w:spacing w:val="-10"/>
+          <w:kern w:val="28"/>
+          <w:sz w:val="22"/>
+          <w:szCs w:val="56"/>
+        </w:rPr>
+        <w:t>A. and</w:t>
+      </w:r>
+    </w:p>
+    <w:p>
+      <w:pPr>
+        <w:keepNext/>
+        <w:shd w:val="clear" w:color="000000" w:fill="auto"/>
+        <w:spacing w:after="40"/>
+        <w:ind w:left="340"/>
+        <w:rPr>
+          <w:rFonts w:eastAsiaTheme="majorEastAsia"/>
+          <w:color w:val="000000"/>
+          <w:spacing w:val="-10"/>
+          <w:kern w:val="28"/>
+          <w:sz w:val="22"/>
+          <w:szCs w:val="56"/>
+        </w:rPr>
+      </w:pPr>
+      <w:r>
+        <w:rPr>
+          <w:rFonts w:eastAsiaTheme="majorEastAsia"/>
+          <w:color w:val="000000"/>
+          <w:spacing w:val="-10"/>
+          <w:kern w:val="28"/>
+          <w:sz w:val="22"/>
+          <w:szCs w:val="56"/>
+        </w:rPr>
+        <w:t>B. so</w:t>
+      </w:r>
+    </w:p>
+    <w:p>
+      <w:pPr>
+        <w:keepNext/>
+        <w:shd w:val="clear" w:color="000000" w:fill="auto"/>
+        <w:spacing w:after="40"/>
+        <w:ind w:left="340"/>
+        <w:rPr>
+          <w:rFonts w:eastAsiaTheme="majorEastAsia"/>
+          <w:color w:val="000000"/>
+          <w:spacing w:val="-10"/>
+          <w:kern w:val="28"/>
+          <w:sz w:val="22"/>
+          <w:szCs w:val="56"/>
+        </w:rPr>
+      </w:pPr>
+      <w:r>
+        <w:rPr>
+          <w:rFonts w:eastAsiaTheme="majorEastAsia"/>
+          <w:color w:val="000000"/>
+          <w:spacing w:val="-10"/>
+          <w:kern w:val="28"/>
+          <w:sz w:val="22"/>
+          <w:szCs w:val="56"/>
+        </w:rPr>
+        <w:t>C. or</w:t>
+      </w:r>
+    </w:p>
+    <w:p>
+      <w:pPr>
+        <w:keepNext/>
+        <w:shd w:val="clear" w:color="000000" w:fill="auto"/>
+        <w:spacing w:before="280" w:after="80"/>
+        <w:rPr>
+          <w:rFonts w:eastAsiaTheme="majorEastAsia"/>
+          <w:b/>
+          <w:color w:val="000000"/>
+          <w:spacing w:val="-10"/>
+          <w:kern w:val="28"/>
+          <w:szCs w:val="56"/>
+        </w:rPr>
+      </w:pPr>
+      <w:r>
+        <w:rPr>
+          <w:rFonts w:eastAsiaTheme="majorEastAsia"/>
+          <w:b/>
+          <w:color w:val="000000"/>
+          <w:spacing w:val="-10"/>
+          <w:kern w:val="28"/>
+          <w:szCs w:val="56"/>
+        </w:rPr>
         <w:t>PHẦN 2. ĐIỀN ĐỘNG TỪ ĐÚNG (10 điểm)</w:t>
       </w:r>
     </w:p>
     <w:p>
-      <w:r>
+      <w:pPr>
+        <w:keepNext/>
+        <w:shd w:val="clear" w:color="000000" w:fill="auto"/>
+        <w:spacing w:after="80"/>
+        <w:rPr>
+          <w:rFonts w:eastAsiaTheme="majorEastAsia"/>
+          <w:i/>
+          <w:color w:val="000000"/>
+          <w:spacing w:val="-10"/>
+          <w:kern w:val="28"/>
+          <w:sz w:val="22"/>
+          <w:szCs w:val="56"/>
+        </w:rPr>
+      </w:pPr>
+      <w:r>
+        <w:rPr>
+          <w:rFonts w:eastAsiaTheme="majorEastAsia"/>
+          <w:i/>
+          <w:color w:val="000000"/>
+          <w:spacing w:val="-10"/>
+          <w:kern w:val="28"/>
+          <w:sz w:val="22"/>
+          <w:szCs w:val="56"/>
+        </w:rPr>
+        <w:t>Hướng dẫn: Điền từ, trợ động từ hoặc cấu trúc phù hợp.</w:t>
+      </w:r>
+    </w:p>
+    <w:p>
+      <w:pPr>
+        <w:shd w:val="clear" w:color="000000" w:fill="auto"/>
+        <w:spacing w:after="120"/>
+        <w:rPr>
+          <w:rFonts w:eastAsiaTheme="majorEastAsia"/>
+          <w:color w:val="000000"/>
+          <w:spacing w:val="-10"/>
+          <w:kern w:val="28"/>
+          <w:sz w:val="22"/>
+          <w:szCs w:val="56"/>
+        </w:rPr>
+      </w:pPr>
+      <w:r>
+        <w:rPr>
+          <w:rFonts w:eastAsiaTheme="majorEastAsia"/>
+          <w:color w:val="000000"/>
+          <w:spacing w:val="-10"/>
+          <w:kern w:val="28"/>
+          <w:sz w:val="22"/>
+          <w:szCs w:val="56"/>
+        </w:rPr>
         <w:t>Chia động từ trong ngoặc ở dạng phù hợp.</w:t>
       </w:r>
     </w:p>
     <w:p>
-      <w:r>
+      <w:pPr>
+        <w:keepNext/>
+        <w:shd w:val="clear" w:color="000000" w:fill="auto"/>
+        <w:spacing w:before="120" w:after="60"/>
+        <w:rPr>
+          <w:rFonts w:eastAsiaTheme="majorEastAsia"/>
+          <w:color w:val="000000"/>
+          <w:spacing w:val="-10"/>
+          <w:kern w:val="28"/>
+          <w:sz w:val="22"/>
+          <w:szCs w:val="56"/>
+        </w:rPr>
+      </w:pPr>
+      <w:r>
+        <w:rPr>
+          <w:rFonts w:eastAsiaTheme="majorEastAsia"/>
+          <w:color w:val="000000"/>
+          <w:spacing w:val="-10"/>
+          <w:kern w:val="28"/>
+          <w:sz w:val="22"/>
+          <w:szCs w:val="56"/>
+        </w:rPr>
+        <w:lastRenderedPageBreak/>
         <w:t>1. ______ (close) the window, please.</w:t>
       </w:r>
     </w:p>
     <w:p>
-      <w:r>
+      <w:pPr>
+        <w:keepNext/>
+        <w:shd w:val="clear" w:color="000000" w:fill="auto"/>
+        <w:spacing w:before="120" w:after="60"/>
+        <w:rPr>
+          <w:rFonts w:eastAsiaTheme="majorEastAsia"/>
+          <w:color w:val="000000"/>
+          <w:spacing w:val="-10"/>
+          <w:kern w:val="28"/>
+          <w:sz w:val="22"/>
+          <w:szCs w:val="56"/>
+        </w:rPr>
+      </w:pPr>
+      <w:r>
+        <w:rPr>
+          <w:rFonts w:eastAsiaTheme="majorEastAsia"/>
+          <w:color w:val="000000"/>
+          <w:spacing w:val="-10"/>
+          <w:kern w:val="28"/>
+          <w:sz w:val="22"/>
+          <w:szCs w:val="56"/>
+        </w:rPr>
         <w:t>2. Don't ______ (make) noise.</w:t>
       </w:r>
     </w:p>
     <w:p>
-      <w:r>
+      <w:pPr>
+        <w:keepNext/>
+        <w:shd w:val="clear" w:color="000000" w:fill="auto"/>
+        <w:spacing w:before="120" w:after="60"/>
+        <w:rPr>
+          <w:rFonts w:eastAsiaTheme="majorEastAsia"/>
+          <w:color w:val="000000"/>
+          <w:spacing w:val="-10"/>
+          <w:kern w:val="28"/>
+          <w:sz w:val="22"/>
+          <w:szCs w:val="56"/>
+        </w:rPr>
+      </w:pPr>
+      <w:r>
+        <w:rPr>
+          <w:rFonts w:eastAsiaTheme="majorEastAsia"/>
+          <w:color w:val="000000"/>
+          <w:spacing w:val="-10"/>
+          <w:kern w:val="28"/>
+          <w:sz w:val="22"/>
+          <w:szCs w:val="56"/>
+        </w:rPr>
         <w:t>3. ______ (be) patient.</w:t>
       </w:r>
     </w:p>
     <w:p>
-      <w:r>
+      <w:pPr>
+        <w:keepNext/>
+        <w:shd w:val="clear" w:color="000000" w:fill="auto"/>
+        <w:spacing w:before="120" w:after="60"/>
+        <w:rPr>
+          <w:rFonts w:eastAsiaTheme="majorEastAsia"/>
+          <w:color w:val="000000"/>
+          <w:spacing w:val="-10"/>
+          <w:kern w:val="28"/>
+          <w:sz w:val="22"/>
+          <w:szCs w:val="56"/>
+        </w:rPr>
+      </w:pPr>
+      <w:r>
+        <w:rPr>
+          <w:rFonts w:eastAsiaTheme="majorEastAsia"/>
+          <w:color w:val="000000"/>
+          <w:spacing w:val="-10"/>
+          <w:kern w:val="28"/>
+          <w:sz w:val="22"/>
+          <w:szCs w:val="56"/>
+        </w:rPr>
         <w:t>4. Let's ______ (watch) a film.</w:t>
       </w:r>
     </w:p>
     <w:p>
-      <w:r>
+      <w:pPr>
+        <w:keepNext/>
+        <w:shd w:val="clear" w:color="000000" w:fill="auto"/>
+        <w:spacing w:before="120" w:after="60"/>
+        <w:rPr>
+          <w:rFonts w:eastAsiaTheme="majorEastAsia"/>
+          <w:color w:val="000000"/>
+          <w:spacing w:val="-10"/>
+          <w:kern w:val="28"/>
+          <w:sz w:val="22"/>
+          <w:szCs w:val="56"/>
+        </w:rPr>
+      </w:pPr>
+      <w:r>
+        <w:rPr>
+          <w:rFonts w:eastAsiaTheme="majorEastAsia"/>
+          <w:color w:val="000000"/>
+          <w:spacing w:val="-10"/>
+          <w:kern w:val="28"/>
+          <w:sz w:val="22"/>
+          <w:szCs w:val="56"/>
+        </w:rPr>
         <w:t>5. Let's not ______ (argue) about this.</w:t>
       </w:r>
     </w:p>
     <w:p>
-      <w:r>
+      <w:pPr>
+        <w:keepNext/>
+        <w:shd w:val="clear" w:color="000000" w:fill="auto"/>
+        <w:spacing w:before="120" w:after="60"/>
+        <w:rPr>
+          <w:rFonts w:eastAsiaTheme="majorEastAsia"/>
+          <w:color w:val="000000"/>
+          <w:spacing w:val="-10"/>
+          <w:kern w:val="28"/>
+          <w:sz w:val="22"/>
+          <w:szCs w:val="56"/>
+        </w:rPr>
+      </w:pPr>
+      <w:r>
+        <w:rPr>
+          <w:rFonts w:eastAsiaTheme="majorEastAsia"/>
+          <w:color w:val="000000"/>
+          <w:spacing w:val="-10"/>
+          <w:kern w:val="28"/>
+          <w:sz w:val="22"/>
+          <w:szCs w:val="56"/>
+        </w:rPr>
         <w:t>6. Please ______ (wait) outside.</w:t>
       </w:r>
     </w:p>
     <w:p>
-      <w:r>
+      <w:pPr>
+        <w:keepNext/>
+        <w:shd w:val="clear" w:color="000000" w:fill="auto"/>
+        <w:spacing w:before="120" w:after="60"/>
+        <w:rPr>
+          <w:rFonts w:eastAsiaTheme="majorEastAsia"/>
+          <w:color w:val="000000"/>
+          <w:spacing w:val="-10"/>
+          <w:kern w:val="28"/>
+          <w:sz w:val="22"/>
+          <w:szCs w:val="56"/>
+        </w:rPr>
+      </w:pPr>
+      <w:r>
+        <w:rPr>
+          <w:rFonts w:eastAsiaTheme="majorEastAsia"/>
+          <w:color w:val="000000"/>
+          <w:spacing w:val="-10"/>
+          <w:kern w:val="28"/>
+          <w:sz w:val="22"/>
+          <w:szCs w:val="56"/>
+        </w:rPr>
         <w:t>7. Don't ______ (forget) to call me.</w:t>
       </w:r>
     </w:p>
     <w:p>
-      <w:r>
+      <w:pPr>
+        <w:keepNext/>
+        <w:shd w:val="clear" w:color="000000" w:fill="auto"/>
+        <w:spacing w:before="120" w:after="60"/>
+        <w:rPr>
+          <w:rFonts w:eastAsiaTheme="majorEastAsia"/>
+          <w:color w:val="000000"/>
+          <w:spacing w:val="-10"/>
+          <w:kern w:val="28"/>
+          <w:sz w:val="22"/>
+          <w:szCs w:val="56"/>
+        </w:rPr>
+      </w:pPr>
+      <w:r>
+        <w:rPr>
+          <w:rFonts w:eastAsiaTheme="majorEastAsia"/>
+          <w:color w:val="000000"/>
+          <w:spacing w:val="-10"/>
+          <w:kern w:val="28"/>
+          <w:sz w:val="22"/>
+          <w:szCs w:val="56"/>
+        </w:rPr>
         <w:t>8. ______ (turn) right at the traffic lights.</w:t>
       </w:r>
     </w:p>
     <w:p>
-      <w:r>
+      <w:pPr>
+        <w:keepNext/>
+        <w:shd w:val="clear" w:color="000000" w:fill="auto"/>
+        <w:spacing w:before="120" w:after="60"/>
+        <w:rPr>
+          <w:rFonts w:eastAsiaTheme="majorEastAsia"/>
+          <w:color w:val="000000"/>
+          <w:spacing w:val="-10"/>
+          <w:kern w:val="28"/>
+          <w:sz w:val="22"/>
+          <w:szCs w:val="56"/>
+        </w:rPr>
+      </w:pPr>
+      <w:r>
+        <w:rPr>
+          <w:rFonts w:eastAsiaTheme="majorEastAsia"/>
+          <w:color w:val="000000"/>
+          <w:spacing w:val="-10"/>
+          <w:kern w:val="28"/>
+          <w:sz w:val="22"/>
+          <w:szCs w:val="56"/>
+        </w:rPr>
         <w:t>9. Never ______ (give) up.</w:t>
       </w:r>
     </w:p>
     <w:p>
-      <w:r>
+      <w:pPr>
+        <w:keepNext/>
+        <w:shd w:val="clear" w:color="000000" w:fill="auto"/>
+        <w:spacing w:before="120" w:after="60"/>
+        <w:rPr>
+          <w:rFonts w:eastAsiaTheme="majorEastAsia"/>
+          <w:color w:val="000000"/>
+          <w:spacing w:val="-10"/>
+          <w:kern w:val="28"/>
+          <w:sz w:val="22"/>
+          <w:szCs w:val="56"/>
+        </w:rPr>
+      </w:pPr>
+      <w:r>
+        <w:rPr>
+          <w:rFonts w:eastAsiaTheme="majorEastAsia"/>
+          <w:color w:val="000000"/>
+          <w:spacing w:val="-10"/>
+          <w:kern w:val="28"/>
+          <w:sz w:val="22"/>
+          <w:szCs w:val="56"/>
+        </w:rPr>
         <w:t>10. ______ (take) an umbrella; it may rain.</w:t>
       </w:r>
     </w:p>
     <w:p>
       <w:pPr>
-        <w:pStyle w:val="Heading1"/>
-      </w:pPr>
-      <w:r>
+        <w:keepNext/>
+        <w:shd w:val="clear" w:color="000000" w:fill="auto"/>
+        <w:spacing w:before="280" w:after="80"/>
+        <w:rPr>
+          <w:rFonts w:eastAsiaTheme="majorEastAsia"/>
+          <w:b/>
+          <w:color w:val="000000"/>
+          <w:spacing w:val="-10"/>
+          <w:kern w:val="28"/>
+          <w:szCs w:val="56"/>
+        </w:rPr>
+      </w:pPr>
+      <w:r>
+        <w:rPr>
+          <w:rFonts w:eastAsiaTheme="majorEastAsia"/>
+          <w:b/>
+          <w:color w:val="000000"/>
+          <w:spacing w:val="-10"/>
+          <w:kern w:val="28"/>
+          <w:szCs w:val="56"/>
+        </w:rPr>
         <w:t>PHẦN 3. CHUYỂN SANG CÂU MỆNH LỆNH PHỦ ĐỊNH (10 điểm)</w:t>
       </w:r>
     </w:p>
     <w:p>
-      <w:r>
+      <w:pPr>
+        <w:keepNext/>
+        <w:shd w:val="clear" w:color="000000" w:fill="auto"/>
+        <w:spacing w:after="80"/>
+        <w:rPr>
+          <w:rFonts w:eastAsiaTheme="majorEastAsia"/>
+          <w:i/>
+          <w:color w:val="000000"/>
+          <w:spacing w:val="-10"/>
+          <w:kern w:val="28"/>
+          <w:sz w:val="22"/>
+          <w:szCs w:val="56"/>
+        </w:rPr>
+      </w:pPr>
+      <w:r>
+        <w:rPr>
+          <w:rFonts w:eastAsiaTheme="majorEastAsia"/>
+          <w:i/>
+          <w:color w:val="000000"/>
+          <w:spacing w:val="-10"/>
+          <w:kern w:val="28"/>
+          <w:sz w:val="22"/>
+          <w:szCs w:val="56"/>
+        </w:rPr>
+        <w:t>Hướng dẫn: Chuyển đổi hoặc hoàn thành từng câu theo yêu cầu.</w:t>
+      </w:r>
+    </w:p>
+    <w:p>
+      <w:pPr>
+        <w:keepNext/>
+        <w:shd w:val="clear" w:color="000000" w:fill="auto"/>
+        <w:spacing w:before="120" w:after="60"/>
+        <w:rPr>
+          <w:rFonts w:eastAsiaTheme="majorEastAsia"/>
+          <w:color w:val="000000"/>
+          <w:spacing w:val="-10"/>
+          <w:kern w:val="28"/>
+          <w:sz w:val="22"/>
+          <w:szCs w:val="56"/>
+        </w:rPr>
+      </w:pPr>
+      <w:r>
+        <w:rPr>
+          <w:rFonts w:eastAsiaTheme="majorEastAsia"/>
+          <w:color w:val="000000"/>
+          <w:spacing w:val="-10"/>
+          <w:kern w:val="28"/>
+          <w:sz w:val="22"/>
+          <w:szCs w:val="56"/>
+        </w:rPr>
         <w:t>1. Open the window. → ______________________________</w:t>
       </w:r>
     </w:p>
     <w:p>
-      <w:r>
+      <w:pPr>
+        <w:keepNext/>
+        <w:shd w:val="clear" w:color="000000" w:fill="auto"/>
+        <w:spacing w:before="120" w:after="60"/>
+        <w:rPr>
+          <w:rFonts w:eastAsiaTheme="majorEastAsia"/>
+          <w:color w:val="000000"/>
+          <w:spacing w:val="-10"/>
+          <w:kern w:val="28"/>
+          <w:sz w:val="22"/>
+          <w:szCs w:val="56"/>
+        </w:rPr>
+      </w:pPr>
+      <w:r>
+        <w:rPr>
+          <w:rFonts w:eastAsiaTheme="majorEastAsia"/>
+          <w:color w:val="000000"/>
+          <w:spacing w:val="-10"/>
+          <w:kern w:val="28"/>
+          <w:sz w:val="22"/>
+          <w:szCs w:val="56"/>
+        </w:rPr>
         <w:t>2. Talk loudly. → ______________________________</w:t>
       </w:r>
     </w:p>
     <w:p>
-      <w:r>
+      <w:pPr>
+        <w:keepNext/>
+        <w:shd w:val="clear" w:color="000000" w:fill="auto"/>
+        <w:spacing w:before="120" w:after="60"/>
+        <w:rPr>
+          <w:rFonts w:eastAsiaTheme="majorEastAsia"/>
+          <w:color w:val="000000"/>
+          <w:spacing w:val="-10"/>
+          <w:kern w:val="28"/>
+          <w:sz w:val="22"/>
+          <w:szCs w:val="56"/>
+        </w:rPr>
+      </w:pPr>
+      <w:r>
+        <w:rPr>
+          <w:rFonts w:eastAsiaTheme="majorEastAsia"/>
+          <w:color w:val="000000"/>
+          <w:spacing w:val="-10"/>
+          <w:kern w:val="28"/>
+          <w:sz w:val="22"/>
+          <w:szCs w:val="56"/>
+        </w:rPr>
         <w:t>3. Be late. → ______________________________</w:t>
       </w:r>
     </w:p>
     <w:p>
-      <w:r>
+      <w:pPr>
+        <w:keepNext/>
+        <w:shd w:val="clear" w:color="000000" w:fill="auto"/>
+        <w:spacing w:before="120" w:after="60"/>
+        <w:rPr>
+          <w:rFonts w:eastAsiaTheme="majorEastAsia"/>
+          <w:color w:val="000000"/>
+          <w:spacing w:val="-10"/>
+          <w:kern w:val="28"/>
+          <w:sz w:val="22"/>
+          <w:szCs w:val="56"/>
+        </w:rPr>
+      </w:pPr>
+      <w:r>
+        <w:rPr>
+          <w:rFonts w:eastAsiaTheme="majorEastAsia"/>
+          <w:color w:val="000000"/>
+          <w:spacing w:val="-10"/>
+          <w:kern w:val="28"/>
+          <w:sz w:val="22"/>
+          <w:szCs w:val="56"/>
+        </w:rPr>
         <w:t>4. Touch the painting. → ______________________________</w:t>
       </w:r>
     </w:p>
     <w:p>
-      <w:r>
-        <w:lastRenderedPageBreak/>
+      <w:pPr>
+        <w:keepNext/>
+        <w:shd w:val="clear" w:color="000000" w:fill="auto"/>
+        <w:spacing w:before="120" w:after="60"/>
+        <w:rPr>
+          <w:rFonts w:eastAsiaTheme="majorEastAsia"/>
+          <w:color w:val="000000"/>
+          <w:spacing w:val="-10"/>
+          <w:kern w:val="28"/>
+          <w:sz w:val="22"/>
+          <w:szCs w:val="56"/>
+        </w:rPr>
+      </w:pPr>
+      <w:r>
+        <w:rPr>
+          <w:rFonts w:eastAsiaTheme="majorEastAsia"/>
+          <w:color w:val="000000"/>
+          <w:spacing w:val="-10"/>
+          <w:kern w:val="28"/>
+          <w:sz w:val="22"/>
+          <w:szCs w:val="56"/>
+        </w:rPr>
         <w:t>5. Use your phone in class. → ______________________________</w:t>
       </w:r>
     </w:p>
     <w:p>
-      <w:r>
+      <w:pPr>
+        <w:keepNext/>
+        <w:shd w:val="clear" w:color="000000" w:fill="auto"/>
+        <w:spacing w:before="120" w:after="60"/>
+        <w:rPr>
+          <w:rFonts w:eastAsiaTheme="majorEastAsia"/>
+          <w:color w:val="000000"/>
+          <w:spacing w:val="-10"/>
+          <w:kern w:val="28"/>
+          <w:sz w:val="22"/>
+          <w:szCs w:val="56"/>
+        </w:rPr>
+      </w:pPr>
+      <w:r>
+        <w:rPr>
+          <w:rFonts w:eastAsiaTheme="majorEastAsia"/>
+          <w:color w:val="000000"/>
+          <w:spacing w:val="-10"/>
+          <w:kern w:val="28"/>
+          <w:sz w:val="22"/>
+          <w:szCs w:val="56"/>
+        </w:rPr>
         <w:t>6. Forget your homework. → ______________________________</w:t>
       </w:r>
     </w:p>
     <w:p>
-      <w:r>
+      <w:pPr>
+        <w:keepNext/>
+        <w:shd w:val="clear" w:color="000000" w:fill="auto"/>
+        <w:spacing w:before="120" w:after="60"/>
+        <w:rPr>
+          <w:rFonts w:eastAsiaTheme="majorEastAsia"/>
+          <w:color w:val="000000"/>
+          <w:spacing w:val="-10"/>
+          <w:kern w:val="28"/>
+          <w:sz w:val="22"/>
+          <w:szCs w:val="56"/>
+        </w:rPr>
+      </w:pPr>
+      <w:r>
+        <w:rPr>
+          <w:rFonts w:eastAsiaTheme="majorEastAsia"/>
+          <w:color w:val="000000"/>
+          <w:spacing w:val="-10"/>
+          <w:kern w:val="28"/>
+          <w:sz w:val="22"/>
+          <w:szCs w:val="56"/>
+        </w:rPr>
         <w:t>7. Park your car here. → ______________________________</w:t>
       </w:r>
     </w:p>
     <w:p>
-      <w:r>
+      <w:pPr>
+        <w:keepNext/>
+        <w:shd w:val="clear" w:color="000000" w:fill="auto"/>
+        <w:spacing w:before="120" w:after="60"/>
+        <w:rPr>
+          <w:rFonts w:eastAsiaTheme="majorEastAsia"/>
+          <w:color w:val="000000"/>
+          <w:spacing w:val="-10"/>
+          <w:kern w:val="28"/>
+          <w:sz w:val="22"/>
+          <w:szCs w:val="56"/>
+        </w:rPr>
+      </w:pPr>
+      <w:r>
+        <w:rPr>
+          <w:rFonts w:eastAsiaTheme="majorEastAsia"/>
+          <w:color w:val="000000"/>
+          <w:spacing w:val="-10"/>
+          <w:kern w:val="28"/>
+          <w:sz w:val="22"/>
+          <w:szCs w:val="56"/>
+        </w:rPr>
         <w:t>8. Eat too much sugar. → ______________________________</w:t>
       </w:r>
     </w:p>
     <w:p>
-      <w:r>
+      <w:pPr>
+        <w:keepNext/>
+        <w:shd w:val="clear" w:color="000000" w:fill="auto"/>
+        <w:spacing w:before="120" w:after="60"/>
+        <w:rPr>
+          <w:rFonts w:eastAsiaTheme="majorEastAsia"/>
+          <w:color w:val="000000"/>
+          <w:spacing w:val="-10"/>
+          <w:kern w:val="28"/>
+          <w:sz w:val="22"/>
+          <w:szCs w:val="56"/>
+        </w:rPr>
+      </w:pPr>
+      <w:r>
+        <w:rPr>
+          <w:rFonts w:eastAsiaTheme="majorEastAsia"/>
+          <w:color w:val="000000"/>
+          <w:spacing w:val="-10"/>
+          <w:kern w:val="28"/>
+          <w:sz w:val="22"/>
+          <w:szCs w:val="56"/>
+        </w:rPr>
         <w:t>9. Worry about the test. → ______________________________</w:t>
       </w:r>
     </w:p>
     <w:p>
-      <w:r>
+      <w:pPr>
+        <w:keepNext/>
+        <w:shd w:val="clear" w:color="000000" w:fill="auto"/>
+        <w:spacing w:before="120" w:after="60"/>
+        <w:rPr>
+          <w:rFonts w:eastAsiaTheme="majorEastAsia"/>
+          <w:color w:val="000000"/>
+          <w:spacing w:val="-10"/>
+          <w:kern w:val="28"/>
+          <w:sz w:val="22"/>
+          <w:szCs w:val="56"/>
+        </w:rPr>
+      </w:pPr>
+      <w:r>
+        <w:rPr>
+          <w:rFonts w:eastAsiaTheme="majorEastAsia"/>
+          <w:color w:val="000000"/>
+          <w:spacing w:val="-10"/>
+          <w:kern w:val="28"/>
+          <w:sz w:val="22"/>
+          <w:szCs w:val="56"/>
+        </w:rPr>
         <w:t>10. Leave the door unlocked. → ______________________________</w:t>
       </w:r>
     </w:p>
     <w:p>
       <w:pPr>
-        <w:pStyle w:val="Heading1"/>
-      </w:pPr>
-      <w:r>
+        <w:keepNext/>
+        <w:shd w:val="clear" w:color="000000" w:fill="auto"/>
+        <w:spacing w:before="280" w:after="80"/>
+        <w:rPr>
+          <w:rFonts w:eastAsiaTheme="majorEastAsia"/>
+          <w:b/>
+          <w:color w:val="000000"/>
+          <w:spacing w:val="-10"/>
+          <w:kern w:val="28"/>
+          <w:szCs w:val="56"/>
+        </w:rPr>
+      </w:pPr>
+      <w:r>
+        <w:rPr>
+          <w:rFonts w:eastAsiaTheme="majorEastAsia"/>
+          <w:b/>
+          <w:color w:val="000000"/>
+          <w:spacing w:val="-10"/>
+          <w:kern w:val="28"/>
+          <w:szCs w:val="56"/>
+        </w:rPr>
         <w:t>PHẦN 4. VIẾT LẠI VỚI PLEASE (10 điểm)</w:t>
       </w:r>
     </w:p>
     <w:p>
-      <w:r>
+      <w:pPr>
+        <w:keepNext/>
+        <w:shd w:val="clear" w:color="000000" w:fill="auto"/>
+        <w:spacing w:after="80"/>
+        <w:rPr>
+          <w:rFonts w:eastAsiaTheme="majorEastAsia"/>
+          <w:i/>
+          <w:color w:val="000000"/>
+          <w:spacing w:val="-10"/>
+          <w:kern w:val="28"/>
+          <w:sz w:val="22"/>
+          <w:szCs w:val="56"/>
+        </w:rPr>
+      </w:pPr>
+      <w:r>
+        <w:rPr>
+          <w:rFonts w:eastAsiaTheme="majorEastAsia"/>
+          <w:i/>
+          <w:color w:val="000000"/>
+          <w:spacing w:val="-10"/>
+          <w:kern w:val="28"/>
+          <w:sz w:val="22"/>
+          <w:szCs w:val="56"/>
+        </w:rPr>
+        <w:t>Hướng dẫn: Viết câu trả lời hoặc viết lại câu theo mẫu được yêu cầu.</w:t>
+      </w:r>
+    </w:p>
+    <w:p>
+      <w:pPr>
+        <w:keepNext/>
+        <w:shd w:val="clear" w:color="000000" w:fill="auto"/>
+        <w:spacing w:before="120" w:after="60"/>
+        <w:rPr>
+          <w:rFonts w:eastAsiaTheme="majorEastAsia"/>
+          <w:color w:val="000000"/>
+          <w:spacing w:val="-10"/>
+          <w:kern w:val="28"/>
+          <w:sz w:val="22"/>
+          <w:szCs w:val="56"/>
+        </w:rPr>
+      </w:pPr>
+      <w:r>
+        <w:rPr>
+          <w:rFonts w:eastAsiaTheme="majorEastAsia"/>
+          <w:color w:val="000000"/>
+          <w:spacing w:val="-10"/>
+          <w:kern w:val="28"/>
+          <w:sz w:val="22"/>
+          <w:szCs w:val="56"/>
+        </w:rPr>
         <w:t>1. Close the door. → ______________________________</w:t>
       </w:r>
     </w:p>
     <w:p>
-      <w:r>
+      <w:pPr>
+        <w:keepNext/>
+        <w:shd w:val="clear" w:color="000000" w:fill="auto"/>
+        <w:spacing w:before="120" w:after="60"/>
+        <w:rPr>
+          <w:rFonts w:eastAsiaTheme="majorEastAsia"/>
+          <w:color w:val="000000"/>
+          <w:spacing w:val="-10"/>
+          <w:kern w:val="28"/>
+          <w:sz w:val="22"/>
+          <w:szCs w:val="56"/>
+        </w:rPr>
+      </w:pPr>
+      <w:r>
+        <w:rPr>
+          <w:rFonts w:eastAsiaTheme="majorEastAsia"/>
+          <w:color w:val="000000"/>
+          <w:spacing w:val="-10"/>
+          <w:kern w:val="28"/>
+          <w:sz w:val="22"/>
+          <w:szCs w:val="56"/>
+        </w:rPr>
         <w:t>2. Wait here. → ______________________________</w:t>
       </w:r>
     </w:p>
     <w:p>
-      <w:r>
+      <w:pPr>
+        <w:keepNext/>
+        <w:shd w:val="clear" w:color="000000" w:fill="auto"/>
+        <w:spacing w:before="120" w:after="60"/>
+        <w:rPr>
+          <w:rFonts w:eastAsiaTheme="majorEastAsia"/>
+          <w:color w:val="000000"/>
+          <w:spacing w:val="-10"/>
+          <w:kern w:val="28"/>
+          <w:sz w:val="22"/>
+          <w:szCs w:val="56"/>
+        </w:rPr>
+      </w:pPr>
+      <w:r>
+        <w:rPr>
+          <w:rFonts w:eastAsiaTheme="majorEastAsia"/>
+          <w:color w:val="000000"/>
+          <w:spacing w:val="-10"/>
+          <w:kern w:val="28"/>
+          <w:sz w:val="22"/>
+          <w:szCs w:val="56"/>
+        </w:rPr>
         <w:t>3. Speak slowly. → ______________________________</w:t>
       </w:r>
     </w:p>
     <w:p>
-      <w:r>
+      <w:pPr>
+        <w:keepNext/>
+        <w:shd w:val="clear" w:color="000000" w:fill="auto"/>
+        <w:spacing w:before="120" w:after="60"/>
+        <w:rPr>
+          <w:rFonts w:eastAsiaTheme="majorEastAsia"/>
+          <w:color w:val="000000"/>
+          <w:spacing w:val="-10"/>
+          <w:kern w:val="28"/>
+          <w:sz w:val="22"/>
+          <w:szCs w:val="56"/>
+        </w:rPr>
+      </w:pPr>
+      <w:r>
+        <w:rPr>
+          <w:rFonts w:eastAsiaTheme="majorEastAsia"/>
+          <w:color w:val="000000"/>
+          <w:spacing w:val="-10"/>
+          <w:kern w:val="28"/>
+          <w:sz w:val="22"/>
+          <w:szCs w:val="56"/>
+        </w:rPr>
         <w:t>4. Help me with this bag. → ______________________________</w:t>
       </w:r>
     </w:p>
     <w:p>
-      <w:r>
+      <w:pPr>
+        <w:keepNext/>
+        <w:shd w:val="clear" w:color="000000" w:fill="auto"/>
+        <w:spacing w:before="120" w:after="60"/>
+        <w:rPr>
+          <w:rFonts w:eastAsiaTheme="majorEastAsia"/>
+          <w:color w:val="000000"/>
+          <w:spacing w:val="-10"/>
+          <w:kern w:val="28"/>
+          <w:sz w:val="22"/>
+          <w:szCs w:val="56"/>
+        </w:rPr>
+      </w:pPr>
+      <w:r>
+        <w:rPr>
+          <w:rFonts w:eastAsiaTheme="majorEastAsia"/>
+          <w:color w:val="000000"/>
+          <w:spacing w:val="-10"/>
+          <w:kern w:val="28"/>
+          <w:sz w:val="22"/>
+          <w:szCs w:val="56"/>
+        </w:rPr>
         <w:t>5. Turn off the lights. → ______________________________</w:t>
       </w:r>
     </w:p>
     <w:p>
-      <w:r>
+      <w:pPr>
+        <w:keepNext/>
+        <w:shd w:val="clear" w:color="000000" w:fill="auto"/>
+        <w:spacing w:before="120" w:after="60"/>
+        <w:rPr>
+          <w:rFonts w:eastAsiaTheme="majorEastAsia"/>
+          <w:color w:val="000000"/>
+          <w:spacing w:val="-10"/>
+          <w:kern w:val="28"/>
+          <w:sz w:val="22"/>
+          <w:szCs w:val="56"/>
+        </w:rPr>
+      </w:pPr>
+      <w:r>
+        <w:rPr>
+          <w:rFonts w:eastAsiaTheme="majorEastAsia"/>
+          <w:color w:val="000000"/>
+          <w:spacing w:val="-10"/>
+          <w:kern w:val="28"/>
+          <w:sz w:val="22"/>
+          <w:szCs w:val="56"/>
+        </w:rPr>
         <w:t>6. Don't make noise. → ______________________________</w:t>
       </w:r>
     </w:p>
     <w:p>
-      <w:r>
+      <w:pPr>
+        <w:keepNext/>
+        <w:shd w:val="clear" w:color="000000" w:fill="auto"/>
+        <w:spacing w:before="120" w:after="60"/>
+        <w:rPr>
+          <w:rFonts w:eastAsiaTheme="majorEastAsia"/>
+          <w:color w:val="000000"/>
+          <w:spacing w:val="-10"/>
+          <w:kern w:val="28"/>
+          <w:sz w:val="22"/>
+          <w:szCs w:val="56"/>
+        </w:rPr>
+      </w:pPr>
+      <w:r>
+        <w:rPr>
+          <w:rFonts w:eastAsiaTheme="majorEastAsia"/>
+          <w:color w:val="000000"/>
+          <w:spacing w:val="-10"/>
+          <w:kern w:val="28"/>
+          <w:sz w:val="22"/>
+          <w:szCs w:val="56"/>
+        </w:rPr>
         <w:t>7. Don't touch the screen. → ______________________________</w:t>
       </w:r>
     </w:p>
     <w:p>
-      <w:r>
+      <w:pPr>
+        <w:keepNext/>
+        <w:shd w:val="clear" w:color="000000" w:fill="auto"/>
+        <w:spacing w:before="120" w:after="60"/>
+        <w:rPr>
+          <w:rFonts w:eastAsiaTheme="majorEastAsia"/>
+          <w:color w:val="000000"/>
+          <w:spacing w:val="-10"/>
+          <w:kern w:val="28"/>
+          <w:sz w:val="22"/>
+          <w:szCs w:val="56"/>
+        </w:rPr>
+      </w:pPr>
+      <w:r>
+        <w:rPr>
+          <w:rFonts w:eastAsiaTheme="majorEastAsia"/>
+          <w:color w:val="000000"/>
+          <w:spacing w:val="-10"/>
+          <w:kern w:val="28"/>
+          <w:sz w:val="22"/>
+          <w:szCs w:val="56"/>
+        </w:rPr>
         <w:t>8. Sit down. → ______________________________</w:t>
       </w:r>
     </w:p>
     <w:p>
-      <w:r>
+      <w:pPr>
+        <w:keepNext/>
+        <w:shd w:val="clear" w:color="000000" w:fill="auto"/>
+        <w:spacing w:before="120" w:after="60"/>
+        <w:rPr>
+          <w:rFonts w:eastAsiaTheme="majorEastAsia"/>
+          <w:color w:val="000000"/>
+          <w:spacing w:val="-10"/>
+          <w:kern w:val="28"/>
+          <w:sz w:val="22"/>
+          <w:szCs w:val="56"/>
+        </w:rPr>
+      </w:pPr>
+      <w:r>
+        <w:rPr>
+          <w:rFonts w:eastAsiaTheme="majorEastAsia"/>
+          <w:color w:val="000000"/>
+          <w:spacing w:val="-10"/>
+          <w:kern w:val="28"/>
+          <w:sz w:val="22"/>
+          <w:szCs w:val="56"/>
+        </w:rPr>
         <w:t>9. Write your name here. → ______________________________</w:t>
       </w:r>
     </w:p>
     <w:p>
-      <w:r>
+      <w:pPr>
+        <w:keepNext/>
+        <w:shd w:val="clear" w:color="000000" w:fill="auto"/>
+        <w:spacing w:before="120" w:after="60"/>
+        <w:rPr>
+          <w:rFonts w:eastAsiaTheme="majorEastAsia"/>
+          <w:color w:val="000000"/>
+          <w:spacing w:val="-10"/>
+          <w:kern w:val="28"/>
+          <w:sz w:val="22"/>
+          <w:szCs w:val="56"/>
+        </w:rPr>
+      </w:pPr>
+      <w:r>
+        <w:rPr>
+          <w:rFonts w:eastAsiaTheme="majorEastAsia"/>
+          <w:color w:val="000000"/>
+          <w:spacing w:val="-10"/>
+          <w:kern w:val="28"/>
+          <w:sz w:val="22"/>
+          <w:szCs w:val="56"/>
+        </w:rPr>
         <w:t>10. Call me tomorrow. → ______________________________</w:t>
       </w:r>
     </w:p>
     <w:p>
       <w:pPr>
-        <w:pStyle w:val="Heading1"/>
-      </w:pPr>
-      <w:r>
+        <w:keepNext/>
+        <w:shd w:val="clear" w:color="000000" w:fill="auto"/>
+        <w:spacing w:before="280" w:after="80"/>
+        <w:rPr>
+          <w:rFonts w:eastAsiaTheme="majorEastAsia"/>
+          <w:b/>
+          <w:color w:val="000000"/>
+          <w:spacing w:val="-10"/>
+          <w:kern w:val="28"/>
+          <w:szCs w:val="56"/>
+        </w:rPr>
+      </w:pPr>
+      <w:r>
+        <w:rPr>
+          <w:rFonts w:eastAsiaTheme="majorEastAsia"/>
+          <w:b/>
+          <w:color w:val="000000"/>
+          <w:spacing w:val="-10"/>
+          <w:kern w:val="28"/>
+          <w:szCs w:val="56"/>
+        </w:rPr>
         <w:t>PHẦN 5. HOÀN THÀNH VỚI LET'S HOẶC LET'S NOT (10 điểm)</w:t>
       </w:r>
     </w:p>
     <w:p>
-      <w:r>
+      <w:pPr>
+        <w:keepNext/>
+        <w:shd w:val="clear" w:color="000000" w:fill="auto"/>
+        <w:spacing w:after="80"/>
+        <w:rPr>
+          <w:rFonts w:eastAsiaTheme="majorEastAsia"/>
+          <w:i/>
+          <w:color w:val="000000"/>
+          <w:spacing w:val="-10"/>
+          <w:kern w:val="28"/>
+          <w:sz w:val="22"/>
+          <w:szCs w:val="56"/>
+        </w:rPr>
+      </w:pPr>
+      <w:r>
+        <w:rPr>
+          <w:rFonts w:eastAsiaTheme="majorEastAsia"/>
+          <w:i/>
+          <w:color w:val="000000"/>
+          <w:spacing w:val="-10"/>
+          <w:kern w:val="28"/>
+          <w:sz w:val="22"/>
+          <w:szCs w:val="56"/>
+        </w:rPr>
+        <w:t>Hướng dẫn: Hoàn thành từng câu bằng cấu trúc phù hợp.</w:t>
+      </w:r>
+    </w:p>
+    <w:p>
+      <w:pPr>
+        <w:keepNext/>
+        <w:shd w:val="clear" w:color="000000" w:fill="auto"/>
+        <w:spacing w:before="120" w:after="60"/>
+        <w:rPr>
+          <w:rFonts w:eastAsiaTheme="majorEastAsia"/>
+          <w:color w:val="000000"/>
+          <w:spacing w:val="-10"/>
+          <w:kern w:val="28"/>
+          <w:sz w:val="22"/>
+          <w:szCs w:val="56"/>
+        </w:rPr>
+      </w:pPr>
+      <w:r>
+        <w:rPr>
+          <w:rFonts w:eastAsiaTheme="majorEastAsia"/>
+          <w:color w:val="000000"/>
+          <w:spacing w:val="-10"/>
+          <w:kern w:val="28"/>
+          <w:sz w:val="22"/>
+          <w:szCs w:val="56"/>
+        </w:rPr>
         <w:t>1. ______ go for a walk.</w:t>
       </w:r>
     </w:p>
     <w:p>
-      <w:r>
+      <w:pPr>
+        <w:keepNext/>
+        <w:shd w:val="clear" w:color="000000" w:fill="auto"/>
+        <w:spacing w:before="120" w:after="60"/>
+        <w:rPr>
+          <w:rFonts w:eastAsiaTheme="majorEastAsia"/>
+          <w:color w:val="000000"/>
+          <w:spacing w:val="-10"/>
+          <w:kern w:val="28"/>
+          <w:sz w:val="22"/>
+          <w:szCs w:val="56"/>
+        </w:rPr>
+      </w:pPr>
+      <w:r>
+        <w:rPr>
+          <w:rFonts w:eastAsiaTheme="majorEastAsia"/>
+          <w:color w:val="000000"/>
+          <w:spacing w:val="-10"/>
+          <w:kern w:val="28"/>
+          <w:sz w:val="22"/>
+          <w:szCs w:val="56"/>
+        </w:rPr>
         <w:t>2. ______ be late for the meeting.</w:t>
       </w:r>
     </w:p>
     <w:p>
-      <w:r>
+      <w:pPr>
+        <w:keepNext/>
+        <w:shd w:val="clear" w:color="000000" w:fill="auto"/>
+        <w:spacing w:before="120" w:after="60"/>
+        <w:rPr>
+          <w:rFonts w:eastAsiaTheme="majorEastAsia"/>
+          <w:color w:val="000000"/>
+          <w:spacing w:val="-10"/>
+          <w:kern w:val="28"/>
+          <w:sz w:val="22"/>
+          <w:szCs w:val="56"/>
+        </w:rPr>
+      </w:pPr>
+      <w:r>
+        <w:rPr>
+          <w:rFonts w:eastAsiaTheme="majorEastAsia"/>
+          <w:color w:val="000000"/>
+          <w:spacing w:val="-10"/>
+          <w:kern w:val="28"/>
+          <w:sz w:val="22"/>
+          <w:szCs w:val="56"/>
+        </w:rPr>
         <w:t>3. ______ have lunch together.</w:t>
       </w:r>
     </w:p>
     <w:p>
-      <w:r>
+      <w:pPr>
+        <w:keepNext/>
+        <w:shd w:val="clear" w:color="000000" w:fill="auto"/>
+        <w:spacing w:before="120" w:after="60"/>
+        <w:rPr>
+          <w:rFonts w:eastAsiaTheme="majorEastAsia"/>
+          <w:color w:val="000000"/>
+          <w:spacing w:val="-10"/>
+          <w:kern w:val="28"/>
+          <w:sz w:val="22"/>
+          <w:szCs w:val="56"/>
+        </w:rPr>
+      </w:pPr>
+      <w:r>
+        <w:rPr>
+          <w:rFonts w:eastAsiaTheme="majorEastAsia"/>
+          <w:color w:val="000000"/>
+          <w:spacing w:val="-10"/>
+          <w:kern w:val="28"/>
+          <w:sz w:val="22"/>
+          <w:szCs w:val="56"/>
+        </w:rPr>
         <w:t>4. ______ make too much noise.</w:t>
       </w:r>
     </w:p>
     <w:p>
-      <w:r>
+      <w:pPr>
+        <w:keepNext/>
+        <w:shd w:val="clear" w:color="000000" w:fill="auto"/>
+        <w:spacing w:before="120" w:after="60"/>
+        <w:rPr>
+          <w:rFonts w:eastAsiaTheme="majorEastAsia"/>
+          <w:color w:val="000000"/>
+          <w:spacing w:val="-10"/>
+          <w:kern w:val="28"/>
+          <w:sz w:val="22"/>
+          <w:szCs w:val="56"/>
+        </w:rPr>
+      </w:pPr>
+      <w:r>
+        <w:rPr>
+          <w:rFonts w:eastAsiaTheme="majorEastAsia"/>
+          <w:color w:val="000000"/>
+          <w:spacing w:val="-10"/>
+          <w:kern w:val="28"/>
+          <w:sz w:val="22"/>
+          <w:szCs w:val="56"/>
+        </w:rPr>
         <w:t>5. ______ take the bus today.</w:t>
       </w:r>
     </w:p>
     <w:p>
-      <w:r>
+      <w:pPr>
+        <w:keepNext/>
+        <w:shd w:val="clear" w:color="000000" w:fill="auto"/>
+        <w:spacing w:before="120" w:after="60"/>
+        <w:rPr>
+          <w:rFonts w:eastAsiaTheme="majorEastAsia"/>
+          <w:color w:val="000000"/>
+          <w:spacing w:val="-10"/>
+          <w:kern w:val="28"/>
+          <w:sz w:val="22"/>
+          <w:szCs w:val="56"/>
+        </w:rPr>
+      </w:pPr>
+      <w:r>
+        <w:rPr>
+          <w:rFonts w:eastAsiaTheme="majorEastAsia"/>
+          <w:color w:val="000000"/>
+          <w:spacing w:val="-10"/>
+          <w:kern w:val="28"/>
+          <w:sz w:val="22"/>
+          <w:szCs w:val="56"/>
+        </w:rPr>
         <w:t>6. ______ argue about money.</w:t>
       </w:r>
     </w:p>
     <w:p>
-      <w:r>
+      <w:pPr>
+        <w:keepNext/>
+        <w:shd w:val="clear" w:color="000000" w:fill="auto"/>
+        <w:spacing w:before="120" w:after="60"/>
+        <w:rPr>
+          <w:rFonts w:eastAsiaTheme="majorEastAsia"/>
+          <w:color w:val="000000"/>
+          <w:spacing w:val="-10"/>
+          <w:kern w:val="28"/>
+          <w:sz w:val="22"/>
+          <w:szCs w:val="56"/>
+        </w:rPr>
+      </w:pPr>
+      <w:r>
+        <w:rPr>
+          <w:rFonts w:eastAsiaTheme="majorEastAsia"/>
+          <w:color w:val="000000"/>
+          <w:spacing w:val="-10"/>
+          <w:kern w:val="28"/>
+          <w:sz w:val="22"/>
+          <w:szCs w:val="56"/>
+        </w:rPr>
         <w:t>7. ______ invite Lan to the party.</w:t>
       </w:r>
     </w:p>
     <w:p>
-      <w:r>
+      <w:pPr>
+        <w:keepNext/>
+        <w:shd w:val="clear" w:color="000000" w:fill="auto"/>
+        <w:spacing w:before="120" w:after="60"/>
+        <w:rPr>
+          <w:rFonts w:eastAsiaTheme="majorEastAsia"/>
+          <w:color w:val="000000"/>
+          <w:spacing w:val="-10"/>
+          <w:kern w:val="28"/>
+          <w:sz w:val="22"/>
+          <w:szCs w:val="56"/>
+        </w:rPr>
+      </w:pPr>
+      <w:r>
+        <w:rPr>
+          <w:rFonts w:eastAsiaTheme="majorEastAsia"/>
+          <w:color w:val="000000"/>
+          <w:spacing w:val="-10"/>
+          <w:kern w:val="28"/>
+          <w:sz w:val="22"/>
+          <w:szCs w:val="56"/>
+        </w:rPr>
         <w:t>8. ______ forget Minh's birthday.</w:t>
       </w:r>
     </w:p>
     <w:p>
-      <w:r>
+      <w:pPr>
+        <w:keepNext/>
+        <w:shd w:val="clear" w:color="000000" w:fill="auto"/>
+        <w:spacing w:before="120" w:after="60"/>
+        <w:rPr>
+          <w:rFonts w:eastAsiaTheme="majorEastAsia"/>
+          <w:color w:val="000000"/>
+          <w:spacing w:val="-10"/>
+          <w:kern w:val="28"/>
+          <w:sz w:val="22"/>
+          <w:szCs w:val="56"/>
+        </w:rPr>
+      </w:pPr>
+      <w:r>
+        <w:rPr>
+          <w:rFonts w:eastAsiaTheme="majorEastAsia"/>
+          <w:color w:val="000000"/>
+          <w:spacing w:val="-10"/>
+          <w:kern w:val="28"/>
+          <w:sz w:val="22"/>
+          <w:szCs w:val="56"/>
+        </w:rPr>
         <w:t>9. ______ watch a comedy tonight.</w:t>
       </w:r>
     </w:p>
     <w:p>
-      <w:r>
+      <w:pPr>
+        <w:keepNext/>
+        <w:shd w:val="clear" w:color="000000" w:fill="auto"/>
+        <w:spacing w:before="120" w:after="60"/>
+        <w:rPr>
+          <w:rFonts w:eastAsiaTheme="majorEastAsia"/>
+          <w:color w:val="000000"/>
+          <w:spacing w:val="-10"/>
+          <w:kern w:val="28"/>
+          <w:sz w:val="22"/>
+          <w:szCs w:val="56"/>
+        </w:rPr>
+      </w:pPr>
+      <w:r>
+        <w:rPr>
+          <w:rFonts w:eastAsiaTheme="majorEastAsia"/>
+          <w:color w:val="000000"/>
+          <w:spacing w:val="-10"/>
+          <w:kern w:val="28"/>
+          <w:sz w:val="22"/>
+          <w:szCs w:val="56"/>
+        </w:rPr>
         <w:t>10. ______ stay up too late.</w:t>
       </w:r>
     </w:p>
     <w:p>
       <w:pPr>
-        <w:pStyle w:val="Heading1"/>
-      </w:pPr>
-      <w:r>
+        <w:keepNext/>
+        <w:shd w:val="clear" w:color="000000" w:fill="auto"/>
+        <w:spacing w:before="280" w:after="80"/>
+        <w:rPr>
+          <w:rFonts w:eastAsiaTheme="majorEastAsia"/>
+          <w:b/>
+          <w:color w:val="000000"/>
+          <w:spacing w:val="-10"/>
+          <w:kern w:val="28"/>
+          <w:szCs w:val="56"/>
+        </w:rPr>
+      </w:pPr>
+      <w:r>
+        <w:rPr>
+          <w:rFonts w:eastAsiaTheme="majorEastAsia"/>
+          <w:b/>
+          <w:color w:val="000000"/>
+          <w:spacing w:val="-10"/>
+          <w:kern w:val="28"/>
+          <w:szCs w:val="56"/>
+        </w:rPr>
         <w:t>PHẦN 6. NỐI TÌNH HUỐNG VỚI CÂU MỆNH LỆNH (10 điểm)</w:t>
       </w:r>
     </w:p>
     <w:p>
-      <w:r>
+      <w:pPr>
+        <w:keepNext/>
+        <w:shd w:val="clear" w:color="000000" w:fill="auto"/>
+        <w:spacing w:after="80"/>
+        <w:rPr>
+          <w:rFonts w:eastAsiaTheme="majorEastAsia"/>
+          <w:i/>
+          <w:color w:val="000000"/>
+          <w:spacing w:val="-10"/>
+          <w:kern w:val="28"/>
+          <w:sz w:val="22"/>
+          <w:szCs w:val="56"/>
+        </w:rPr>
+      </w:pPr>
+      <w:r>
+        <w:rPr>
+          <w:rFonts w:eastAsiaTheme="majorEastAsia"/>
+          <w:i/>
+          <w:color w:val="000000"/>
+          <w:spacing w:val="-10"/>
+          <w:kern w:val="28"/>
+          <w:sz w:val="22"/>
+          <w:szCs w:val="56"/>
+        </w:rPr>
+        <w:t>Hướng dẫn: Hoàn thành câu hoặc ghép tình huống với phương án phù hợp.</w:t>
+      </w:r>
+    </w:p>
+    <w:p>
+      <w:pPr>
+        <w:shd w:val="clear" w:color="000000" w:fill="auto"/>
+        <w:spacing w:after="120"/>
+        <w:rPr>
+          <w:rFonts w:eastAsiaTheme="majorEastAsia"/>
+          <w:color w:val="000000"/>
+          <w:spacing w:val="-10"/>
+          <w:kern w:val="28"/>
+          <w:sz w:val="22"/>
+          <w:szCs w:val="56"/>
+        </w:rPr>
+      </w:pPr>
+      <w:r>
+        <w:rPr>
+          <w:rFonts w:eastAsiaTheme="majorEastAsia"/>
+          <w:color w:val="000000"/>
+          <w:spacing w:val="-10"/>
+          <w:kern w:val="28"/>
+          <w:sz w:val="22"/>
+          <w:szCs w:val="56"/>
+        </w:rPr>
         <w:t>Chọn câu A–J phù hợp với mỗi tình huống.</w:t>
       </w:r>
     </w:p>
     <w:p>
-      <w:r>
-        <w:t>A. Turn left at the corner.   B. Be careful!   C. Have a seat.   D. Don't be late.   E. Drink some water.</w:t>
-      </w:r>
-    </w:p>
-    <w:p>
-      <w:r>
-        <w:lastRenderedPageBreak/>
-        <w:t>F. Keep off the grass.   G. Please speak slowly.   H. Don't touch it.   I. Call the police.   J. Wear a coat.</w:t>
-      </w:r>
-    </w:p>
-    <w:p>
-      <w:r>
+      <w:pPr>
+        <w:keepNext/>
+        <w:shd w:val="clear" w:color="000000" w:fill="auto"/>
+        <w:spacing w:after="40"/>
+        <w:ind w:left="340"/>
+        <w:rPr>
+          <w:rFonts w:eastAsiaTheme="majorEastAsia"/>
+          <w:color w:val="000000"/>
+          <w:spacing w:val="-10"/>
+          <w:kern w:val="28"/>
+          <w:sz w:val="22"/>
+          <w:szCs w:val="56"/>
+        </w:rPr>
+      </w:pPr>
+      <w:r>
+        <w:rPr>
+          <w:rFonts w:eastAsiaTheme="majorEastAsia"/>
+          <w:color w:val="000000"/>
+          <w:spacing w:val="-10"/>
+          <w:kern w:val="28"/>
+          <w:sz w:val="22"/>
+          <w:szCs w:val="56"/>
+        </w:rPr>
+        <w:t>A. Turn left at the corner.</w:t>
+      </w:r>
+    </w:p>
+    <w:p>
+      <w:pPr>
+        <w:keepNext/>
+        <w:shd w:val="clear" w:color="000000" w:fill="auto"/>
+        <w:spacing w:after="40"/>
+        <w:ind w:left="340"/>
+        <w:rPr>
+          <w:rFonts w:eastAsiaTheme="majorEastAsia"/>
+          <w:color w:val="000000"/>
+          <w:spacing w:val="-10"/>
+          <w:kern w:val="28"/>
+          <w:sz w:val="22"/>
+          <w:szCs w:val="56"/>
+        </w:rPr>
+      </w:pPr>
+      <w:r>
+        <w:rPr>
+          <w:rFonts w:eastAsiaTheme="majorEastAsia"/>
+          <w:color w:val="000000"/>
+          <w:spacing w:val="-10"/>
+          <w:kern w:val="28"/>
+          <w:sz w:val="22"/>
+          <w:szCs w:val="56"/>
+        </w:rPr>
+        <w:t>B. Be careful!</w:t>
+      </w:r>
+    </w:p>
+    <w:p>
+      <w:pPr>
+        <w:keepNext/>
+        <w:shd w:val="clear" w:color="000000" w:fill="auto"/>
+        <w:spacing w:after="40"/>
+        <w:ind w:left="340"/>
+        <w:rPr>
+          <w:rFonts w:eastAsiaTheme="majorEastAsia"/>
+          <w:color w:val="000000"/>
+          <w:spacing w:val="-10"/>
+          <w:kern w:val="28"/>
+          <w:sz w:val="22"/>
+          <w:szCs w:val="56"/>
+        </w:rPr>
+      </w:pPr>
+      <w:r>
+        <w:rPr>
+          <w:rFonts w:eastAsiaTheme="majorEastAsia"/>
+          <w:color w:val="000000"/>
+          <w:spacing w:val="-10"/>
+          <w:kern w:val="28"/>
+          <w:sz w:val="22"/>
+          <w:szCs w:val="56"/>
+        </w:rPr>
+        <w:t>C. Have a seat.</w:t>
+      </w:r>
+    </w:p>
+    <w:p>
+      <w:pPr>
+        <w:keepNext/>
+        <w:shd w:val="clear" w:color="000000" w:fill="auto"/>
+        <w:spacing w:after="40"/>
+        <w:ind w:left="340"/>
+        <w:rPr>
+          <w:rFonts w:eastAsiaTheme="majorEastAsia"/>
+          <w:color w:val="000000"/>
+          <w:spacing w:val="-10"/>
+          <w:kern w:val="28"/>
+          <w:sz w:val="22"/>
+          <w:szCs w:val="56"/>
+        </w:rPr>
+      </w:pPr>
+      <w:r>
+        <w:rPr>
+          <w:rFonts w:eastAsiaTheme="majorEastAsia"/>
+          <w:color w:val="000000"/>
+          <w:spacing w:val="-10"/>
+          <w:kern w:val="28"/>
+          <w:sz w:val="22"/>
+          <w:szCs w:val="56"/>
+        </w:rPr>
+        <w:t>D. Don't be late.</w:t>
+      </w:r>
+    </w:p>
+    <w:p>
+      <w:pPr>
+        <w:keepNext/>
+        <w:shd w:val="clear" w:color="000000" w:fill="auto"/>
+        <w:spacing w:after="40"/>
+        <w:ind w:left="340"/>
+        <w:rPr>
+          <w:rFonts w:eastAsiaTheme="majorEastAsia"/>
+          <w:color w:val="000000"/>
+          <w:spacing w:val="-10"/>
+          <w:kern w:val="28"/>
+          <w:sz w:val="22"/>
+          <w:szCs w:val="56"/>
+        </w:rPr>
+      </w:pPr>
+      <w:r>
+        <w:rPr>
+          <w:rFonts w:eastAsiaTheme="majorEastAsia"/>
+          <w:color w:val="000000"/>
+          <w:spacing w:val="-10"/>
+          <w:kern w:val="28"/>
+          <w:sz w:val="22"/>
+          <w:szCs w:val="56"/>
+        </w:rPr>
+        <w:t>E. Drink some water.</w:t>
+      </w:r>
+    </w:p>
+    <w:p>
+      <w:pPr>
+        <w:keepNext/>
+        <w:shd w:val="clear" w:color="000000" w:fill="auto"/>
+        <w:spacing w:after="40"/>
+        <w:ind w:left="340"/>
+        <w:rPr>
+          <w:rFonts w:eastAsiaTheme="majorEastAsia"/>
+          <w:color w:val="000000"/>
+          <w:spacing w:val="-10"/>
+          <w:kern w:val="28"/>
+          <w:sz w:val="22"/>
+          <w:szCs w:val="56"/>
+        </w:rPr>
+      </w:pPr>
+      <w:r>
+        <w:rPr>
+          <w:rFonts w:eastAsiaTheme="majorEastAsia"/>
+          <w:color w:val="000000"/>
+          <w:spacing w:val="-10"/>
+          <w:kern w:val="28"/>
+          <w:sz w:val="22"/>
+          <w:szCs w:val="56"/>
+        </w:rPr>
+        <w:t>F. Keep off the grass.</w:t>
+      </w:r>
+    </w:p>
+    <w:p>
+      <w:pPr>
+        <w:keepNext/>
+        <w:shd w:val="clear" w:color="000000" w:fill="auto"/>
+        <w:spacing w:after="40"/>
+        <w:ind w:left="340"/>
+        <w:rPr>
+          <w:rFonts w:eastAsiaTheme="majorEastAsia"/>
+          <w:color w:val="000000"/>
+          <w:spacing w:val="-10"/>
+          <w:kern w:val="28"/>
+          <w:sz w:val="22"/>
+          <w:szCs w:val="56"/>
+        </w:rPr>
+      </w:pPr>
+      <w:r>
+        <w:rPr>
+          <w:rFonts w:eastAsiaTheme="majorEastAsia"/>
+          <w:color w:val="000000"/>
+          <w:spacing w:val="-10"/>
+          <w:kern w:val="28"/>
+          <w:sz w:val="22"/>
+          <w:szCs w:val="56"/>
+        </w:rPr>
+        <w:t>G. Please speak slowly.</w:t>
+      </w:r>
+    </w:p>
+    <w:p>
+      <w:pPr>
+        <w:keepNext/>
+        <w:shd w:val="clear" w:color="000000" w:fill="auto"/>
+        <w:spacing w:after="40"/>
+        <w:ind w:left="340"/>
+        <w:rPr>
+          <w:rFonts w:eastAsiaTheme="majorEastAsia"/>
+          <w:color w:val="000000"/>
+          <w:spacing w:val="-10"/>
+          <w:kern w:val="28"/>
+          <w:sz w:val="22"/>
+          <w:szCs w:val="56"/>
+        </w:rPr>
+      </w:pPr>
+      <w:r>
+        <w:rPr>
+          <w:rFonts w:eastAsiaTheme="majorEastAsia"/>
+          <w:color w:val="000000"/>
+          <w:spacing w:val="-10"/>
+          <w:kern w:val="28"/>
+          <w:sz w:val="22"/>
+          <w:szCs w:val="56"/>
+        </w:rPr>
+        <w:t>H. Don't touch it.</w:t>
+      </w:r>
+    </w:p>
+    <w:p>
+      <w:pPr>
+        <w:keepNext/>
+        <w:shd w:val="clear" w:color="000000" w:fill="auto"/>
+        <w:spacing w:after="40"/>
+        <w:ind w:left="340"/>
+        <w:rPr>
+          <w:rFonts w:eastAsiaTheme="majorEastAsia"/>
+          <w:color w:val="000000"/>
+          <w:spacing w:val="-10"/>
+          <w:kern w:val="28"/>
+          <w:sz w:val="22"/>
+          <w:szCs w:val="56"/>
+        </w:rPr>
+      </w:pPr>
+      <w:r>
+        <w:rPr>
+          <w:rFonts w:eastAsiaTheme="majorEastAsia"/>
+          <w:color w:val="000000"/>
+          <w:spacing w:val="-10"/>
+          <w:kern w:val="28"/>
+          <w:sz w:val="22"/>
+          <w:szCs w:val="56"/>
+        </w:rPr>
+        <w:t>I. Call the police.</w:t>
+      </w:r>
+    </w:p>
+    <w:p>
+      <w:pPr>
+        <w:keepNext/>
+        <w:shd w:val="clear" w:color="000000" w:fill="auto"/>
+        <w:spacing w:after="40"/>
+        <w:ind w:left="340"/>
+        <w:rPr>
+          <w:rFonts w:eastAsiaTheme="majorEastAsia"/>
+          <w:color w:val="000000"/>
+          <w:spacing w:val="-10"/>
+          <w:kern w:val="28"/>
+          <w:sz w:val="22"/>
+          <w:szCs w:val="56"/>
+        </w:rPr>
+      </w:pPr>
+      <w:r>
+        <w:rPr>
+          <w:rFonts w:eastAsiaTheme="majorEastAsia"/>
+          <w:color w:val="000000"/>
+          <w:spacing w:val="-10"/>
+          <w:kern w:val="28"/>
+          <w:sz w:val="22"/>
+          <w:szCs w:val="56"/>
+        </w:rPr>
+        <w:t>J. Wear a coat.</w:t>
+      </w:r>
+    </w:p>
+    <w:p>
+      <w:pPr>
+        <w:keepNext/>
+        <w:shd w:val="clear" w:color="000000" w:fill="auto"/>
+        <w:spacing w:before="120" w:after="60"/>
+        <w:rPr>
+          <w:rFonts w:eastAsiaTheme="majorEastAsia"/>
+          <w:color w:val="000000"/>
+          <w:spacing w:val="-10"/>
+          <w:kern w:val="28"/>
+          <w:sz w:val="22"/>
+          <w:szCs w:val="56"/>
+        </w:rPr>
+      </w:pPr>
+      <w:r>
+        <w:rPr>
+          <w:rFonts w:eastAsiaTheme="majorEastAsia"/>
+          <w:color w:val="000000"/>
+          <w:spacing w:val="-10"/>
+          <w:kern w:val="28"/>
+          <w:sz w:val="22"/>
+          <w:szCs w:val="56"/>
+        </w:rPr>
         <w:t>1. A guest enters your office. → ______</w:t>
       </w:r>
     </w:p>
     <w:p>
-      <w:r>
+      <w:pPr>
+        <w:keepNext/>
+        <w:shd w:val="clear" w:color="000000" w:fill="auto"/>
+        <w:spacing w:before="120" w:after="60"/>
+        <w:rPr>
+          <w:rFonts w:eastAsiaTheme="majorEastAsia"/>
+          <w:color w:val="000000"/>
+          <w:spacing w:val="-10"/>
+          <w:kern w:val="28"/>
+          <w:sz w:val="22"/>
+          <w:szCs w:val="56"/>
+        </w:rPr>
+      </w:pPr>
+      <w:r>
+        <w:rPr>
+          <w:rFonts w:eastAsiaTheme="majorEastAsia"/>
+          <w:color w:val="000000"/>
+          <w:spacing w:val="-10"/>
+          <w:kern w:val="28"/>
+          <w:sz w:val="22"/>
+          <w:szCs w:val="56"/>
+        </w:rPr>
         <w:t>2. Someone is holding a hot pan. → ______</w:t>
       </w:r>
     </w:p>
     <w:p>
-      <w:r>
+      <w:pPr>
+        <w:keepNext/>
+        <w:shd w:val="clear" w:color="000000" w:fill="auto"/>
+        <w:spacing w:before="120" w:after="60"/>
+        <w:rPr>
+          <w:rFonts w:eastAsiaTheme="majorEastAsia"/>
+          <w:color w:val="000000"/>
+          <w:spacing w:val="-10"/>
+          <w:kern w:val="28"/>
+          <w:sz w:val="22"/>
+          <w:szCs w:val="56"/>
+        </w:rPr>
+      </w:pPr>
+      <w:r>
+        <w:rPr>
+          <w:rFonts w:eastAsiaTheme="majorEastAsia"/>
+          <w:color w:val="000000"/>
+          <w:spacing w:val="-10"/>
+          <w:kern w:val="28"/>
+          <w:sz w:val="22"/>
+          <w:szCs w:val="56"/>
+        </w:rPr>
         <w:t>3. You cannot understand a fast speaker. → ______</w:t>
       </w:r>
     </w:p>
     <w:p>
-      <w:r>
+      <w:pPr>
+        <w:keepNext/>
+        <w:shd w:val="clear" w:color="000000" w:fill="auto"/>
+        <w:spacing w:before="120" w:after="60"/>
+        <w:rPr>
+          <w:rFonts w:eastAsiaTheme="majorEastAsia"/>
+          <w:color w:val="000000"/>
+          <w:spacing w:val="-10"/>
+          <w:kern w:val="28"/>
+          <w:sz w:val="22"/>
+          <w:szCs w:val="56"/>
+        </w:rPr>
+      </w:pPr>
+      <w:r>
+        <w:rPr>
+          <w:rFonts w:eastAsiaTheme="majorEastAsia"/>
+          <w:color w:val="000000"/>
+          <w:spacing w:val="-10"/>
+          <w:kern w:val="28"/>
+          <w:sz w:val="22"/>
+          <w:szCs w:val="56"/>
+        </w:rPr>
         <w:t>4. Your friend asks for directions. → ______</w:t>
       </w:r>
     </w:p>
     <w:p>
-      <w:r>
+      <w:pPr>
+        <w:keepNext/>
+        <w:shd w:val="clear" w:color="000000" w:fill="auto"/>
+        <w:spacing w:before="120" w:after="60"/>
+        <w:rPr>
+          <w:rFonts w:eastAsiaTheme="majorEastAsia"/>
+          <w:color w:val="000000"/>
+          <w:spacing w:val="-10"/>
+          <w:kern w:val="28"/>
+          <w:sz w:val="22"/>
+          <w:szCs w:val="56"/>
+        </w:rPr>
+      </w:pPr>
+      <w:r>
+        <w:rPr>
+          <w:rFonts w:eastAsiaTheme="majorEastAsia"/>
+          <w:color w:val="000000"/>
+          <w:spacing w:val="-10"/>
+          <w:kern w:val="28"/>
+          <w:sz w:val="22"/>
+          <w:szCs w:val="56"/>
+        </w:rPr>
         <w:t>5. It is very cold outside. → ______</w:t>
       </w:r>
     </w:p>
     <w:p>
-      <w:r>
+      <w:pPr>
+        <w:keepNext/>
+        <w:shd w:val="clear" w:color="000000" w:fill="auto"/>
+        <w:spacing w:before="120" w:after="60"/>
+        <w:rPr>
+          <w:rFonts w:eastAsiaTheme="majorEastAsia"/>
+          <w:color w:val="000000"/>
+          <w:spacing w:val="-10"/>
+          <w:kern w:val="28"/>
+          <w:sz w:val="22"/>
+          <w:szCs w:val="56"/>
+        </w:rPr>
+      </w:pPr>
+      <w:r>
+        <w:rPr>
+          <w:rFonts w:eastAsiaTheme="majorEastAsia"/>
+          <w:color w:val="000000"/>
+          <w:spacing w:val="-10"/>
+          <w:kern w:val="28"/>
+          <w:sz w:val="22"/>
+          <w:szCs w:val="56"/>
+        </w:rPr>
         <w:t>6. Your friend is thirsty. → ______</w:t>
       </w:r>
     </w:p>
     <w:p>
-      <w:r>
+      <w:pPr>
+        <w:keepNext/>
+        <w:shd w:val="clear" w:color="000000" w:fill="auto"/>
+        <w:spacing w:before="120" w:after="60"/>
+        <w:rPr>
+          <w:rFonts w:eastAsiaTheme="majorEastAsia"/>
+          <w:color w:val="000000"/>
+          <w:spacing w:val="-10"/>
+          <w:kern w:val="28"/>
+          <w:sz w:val="22"/>
+          <w:szCs w:val="56"/>
+        </w:rPr>
+      </w:pPr>
+      <w:r>
+        <w:rPr>
+          <w:rFonts w:eastAsiaTheme="majorEastAsia"/>
+          <w:color w:val="000000"/>
+          <w:spacing w:val="-10"/>
+          <w:kern w:val="28"/>
+          <w:sz w:val="22"/>
+          <w:szCs w:val="56"/>
+        </w:rPr>
         <w:t>7. You see a dangerous object. → ______</w:t>
       </w:r>
     </w:p>
     <w:p>
-      <w:r>
+      <w:pPr>
+        <w:keepNext/>
+        <w:shd w:val="clear" w:color="000000" w:fill="auto"/>
+        <w:spacing w:before="120" w:after="60"/>
+        <w:rPr>
+          <w:rFonts w:eastAsiaTheme="majorEastAsia"/>
+          <w:color w:val="000000"/>
+          <w:spacing w:val="-10"/>
+          <w:kern w:val="28"/>
+          <w:sz w:val="22"/>
+          <w:szCs w:val="56"/>
+        </w:rPr>
+      </w:pPr>
+      <w:r>
+        <w:rPr>
+          <w:rFonts w:eastAsiaTheme="majorEastAsia"/>
+          <w:color w:val="000000"/>
+          <w:spacing w:val="-10"/>
+          <w:kern w:val="28"/>
+          <w:sz w:val="22"/>
+          <w:szCs w:val="56"/>
+        </w:rPr>
         <w:t>8. You see a “no walking” sign on a lawn. → ______</w:t>
       </w:r>
     </w:p>
     <w:p>
-      <w:r>
+      <w:pPr>
+        <w:keepNext/>
+        <w:shd w:val="clear" w:color="000000" w:fill="auto"/>
+        <w:spacing w:before="120" w:after="60"/>
+        <w:rPr>
+          <w:rFonts w:eastAsiaTheme="majorEastAsia"/>
+          <w:color w:val="000000"/>
+          <w:spacing w:val="-10"/>
+          <w:kern w:val="28"/>
+          <w:sz w:val="22"/>
+          <w:szCs w:val="56"/>
+        </w:rPr>
+      </w:pPr>
+      <w:r>
+        <w:rPr>
+          <w:rFonts w:eastAsiaTheme="majorEastAsia"/>
+          <w:color w:val="000000"/>
+          <w:spacing w:val="-10"/>
+          <w:kern w:val="28"/>
+          <w:sz w:val="22"/>
+          <w:szCs w:val="56"/>
+        </w:rPr>
         <w:t>9. You witness a serious crime. → ______</w:t>
       </w:r>
     </w:p>
     <w:p>
-      <w:r>
+      <w:pPr>
+        <w:keepNext/>
+        <w:shd w:val="clear" w:color="000000" w:fill="auto"/>
+        <w:spacing w:before="120" w:after="60"/>
+        <w:rPr>
+          <w:rFonts w:eastAsiaTheme="majorEastAsia"/>
+          <w:color w:val="000000"/>
+          <w:spacing w:val="-10"/>
+          <w:kern w:val="28"/>
+          <w:sz w:val="22"/>
+          <w:szCs w:val="56"/>
+        </w:rPr>
+      </w:pPr>
+      <w:r>
+        <w:rPr>
+          <w:rFonts w:eastAsiaTheme="majorEastAsia"/>
+          <w:color w:val="000000"/>
+          <w:spacing w:val="-10"/>
+          <w:kern w:val="28"/>
+          <w:sz w:val="22"/>
+          <w:szCs w:val="56"/>
+        </w:rPr>
         <w:t>10. Your friend has an important appointment. → ______</w:t>
       </w:r>
     </w:p>
     <w:p>
       <w:pPr>
-        <w:pStyle w:val="Heading1"/>
-      </w:pPr>
-      <w:r>
+        <w:keepNext/>
+        <w:shd w:val="clear" w:color="000000" w:fill="auto"/>
+        <w:spacing w:before="280" w:after="80"/>
+        <w:rPr>
+          <w:rFonts w:eastAsiaTheme="majorEastAsia"/>
+          <w:b/>
+          <w:color w:val="000000"/>
+          <w:spacing w:val="-10"/>
+          <w:kern w:val="28"/>
+          <w:szCs w:val="56"/>
+        </w:rPr>
+      </w:pPr>
+      <w:r>
+        <w:rPr>
+          <w:rFonts w:eastAsiaTheme="majorEastAsia"/>
+          <w:b/>
+          <w:color w:val="000000"/>
+          <w:spacing w:val="-10"/>
+          <w:kern w:val="28"/>
+          <w:szCs w:val="56"/>
+        </w:rPr>
         <w:t>PHẦN 7. SỬA LỖI SAI (10 điểm)</w:t>
       </w:r>
     </w:p>
     <w:p>
-      <w:r>
+      <w:pPr>
+        <w:keepNext/>
+        <w:shd w:val="clear" w:color="000000" w:fill="auto"/>
+        <w:spacing w:after="80"/>
+        <w:rPr>
+          <w:rFonts w:eastAsiaTheme="majorEastAsia"/>
+          <w:i/>
+          <w:color w:val="000000"/>
+          <w:spacing w:val="-10"/>
+          <w:kern w:val="28"/>
+          <w:sz w:val="22"/>
+          <w:szCs w:val="56"/>
+        </w:rPr>
+      </w:pPr>
+      <w:r>
+        <w:rPr>
+          <w:rFonts w:eastAsiaTheme="majorEastAsia"/>
+          <w:i/>
+          <w:color w:val="000000"/>
+          <w:spacing w:val="-10"/>
+          <w:kern w:val="28"/>
+          <w:sz w:val="22"/>
+          <w:szCs w:val="56"/>
+        </w:rPr>
+        <w:t>Hướng dẫn: Tìm lỗi và viết lại toàn bộ câu cho đúng.</w:t>
+      </w:r>
+    </w:p>
+    <w:p>
+      <w:pPr>
+        <w:keepNext/>
+        <w:shd w:val="clear" w:color="000000" w:fill="auto"/>
+        <w:spacing w:before="120" w:after="60"/>
+        <w:rPr>
+          <w:rFonts w:eastAsiaTheme="majorEastAsia"/>
+          <w:color w:val="000000"/>
+          <w:spacing w:val="-10"/>
+          <w:kern w:val="28"/>
+          <w:sz w:val="22"/>
+          <w:szCs w:val="56"/>
+        </w:rPr>
+      </w:pPr>
+      <w:r>
+        <w:rPr>
+          <w:rFonts w:eastAsiaTheme="majorEastAsia"/>
+          <w:color w:val="000000"/>
+          <w:spacing w:val="-10"/>
+          <w:kern w:val="28"/>
+          <w:sz w:val="22"/>
+          <w:szCs w:val="56"/>
+        </w:rPr>
         <w:t>1. To open your book. → ______________________________</w:t>
       </w:r>
     </w:p>
     <w:p>
-      <w:r>
+      <w:pPr>
+        <w:keepNext/>
+        <w:shd w:val="clear" w:color="000000" w:fill="auto"/>
+        <w:spacing w:before="120" w:after="60"/>
+        <w:rPr>
+          <w:rFonts w:eastAsiaTheme="majorEastAsia"/>
+          <w:color w:val="000000"/>
+          <w:spacing w:val="-10"/>
+          <w:kern w:val="28"/>
+          <w:sz w:val="22"/>
+          <w:szCs w:val="56"/>
+        </w:rPr>
+      </w:pPr>
+      <w:r>
+        <w:rPr>
+          <w:rFonts w:eastAsiaTheme="majorEastAsia"/>
+          <w:color w:val="000000"/>
+          <w:spacing w:val="-10"/>
+          <w:kern w:val="28"/>
+          <w:sz w:val="22"/>
+          <w:szCs w:val="56"/>
+        </w:rPr>
         <w:t>2. Don't to talk. → ______________________________</w:t>
       </w:r>
     </w:p>
     <w:p>
-      <w:r>
+      <w:pPr>
+        <w:keepNext/>
+        <w:shd w:val="clear" w:color="000000" w:fill="auto"/>
+        <w:spacing w:before="120" w:after="60"/>
+        <w:rPr>
+          <w:rFonts w:eastAsiaTheme="majorEastAsia"/>
+          <w:color w:val="000000"/>
+          <w:spacing w:val="-10"/>
+          <w:kern w:val="28"/>
+          <w:sz w:val="22"/>
+          <w:szCs w:val="56"/>
+        </w:rPr>
+      </w:pPr>
+      <w:r>
+        <w:rPr>
+          <w:rFonts w:eastAsiaTheme="majorEastAsia"/>
+          <w:color w:val="000000"/>
+          <w:spacing w:val="-10"/>
+          <w:kern w:val="28"/>
+          <w:sz w:val="22"/>
+          <w:szCs w:val="56"/>
+        </w:rPr>
         <w:t>3. Not run here. → ______________________________</w:t>
       </w:r>
     </w:p>
     <w:p>
-      <w:r>
+      <w:pPr>
+        <w:keepNext/>
+        <w:shd w:val="clear" w:color="000000" w:fill="auto"/>
+        <w:spacing w:before="120" w:after="60"/>
+        <w:rPr>
+          <w:rFonts w:eastAsiaTheme="majorEastAsia"/>
+          <w:color w:val="000000"/>
+          <w:spacing w:val="-10"/>
+          <w:kern w:val="28"/>
+          <w:sz w:val="22"/>
+          <w:szCs w:val="56"/>
+        </w:rPr>
+      </w:pPr>
+      <w:r>
+        <w:rPr>
+          <w:rFonts w:eastAsiaTheme="majorEastAsia"/>
+          <w:color w:val="000000"/>
+          <w:spacing w:val="-10"/>
+          <w:kern w:val="28"/>
+          <w:sz w:val="22"/>
+          <w:szCs w:val="56"/>
+        </w:rPr>
         <w:t>4. Let's to have lunch. → ______________________________</w:t>
       </w:r>
     </w:p>
     <w:p>
-      <w:r>
+      <w:pPr>
+        <w:keepNext/>
+        <w:shd w:val="clear" w:color="000000" w:fill="auto"/>
+        <w:spacing w:before="120" w:after="60"/>
+        <w:rPr>
+          <w:rFonts w:eastAsiaTheme="majorEastAsia"/>
+          <w:color w:val="000000"/>
+          <w:spacing w:val="-10"/>
+          <w:kern w:val="28"/>
+          <w:sz w:val="22"/>
+          <w:szCs w:val="56"/>
+        </w:rPr>
+      </w:pPr>
+      <w:r>
+        <w:rPr>
+          <w:rFonts w:eastAsiaTheme="majorEastAsia"/>
+          <w:color w:val="000000"/>
+          <w:spacing w:val="-10"/>
+          <w:kern w:val="28"/>
+          <w:sz w:val="22"/>
+          <w:szCs w:val="56"/>
+        </w:rPr>
         <w:t>5. Let's don't go out. → ______________________________</w:t>
       </w:r>
     </w:p>
     <w:p>
-      <w:r>
+      <w:pPr>
+        <w:keepNext/>
+        <w:shd w:val="clear" w:color="000000" w:fill="auto"/>
+        <w:spacing w:before="120" w:after="60"/>
+        <w:rPr>
+          <w:rFonts w:eastAsiaTheme="majorEastAsia"/>
+          <w:color w:val="000000"/>
+          <w:spacing w:val="-10"/>
+          <w:kern w:val="28"/>
+          <w:sz w:val="22"/>
+          <w:szCs w:val="56"/>
+        </w:rPr>
+      </w:pPr>
+      <w:r>
+        <w:rPr>
+          <w:rFonts w:eastAsiaTheme="majorEastAsia"/>
+          <w:color w:val="000000"/>
+          <w:spacing w:val="-10"/>
+          <w:kern w:val="28"/>
+          <w:sz w:val="22"/>
+          <w:szCs w:val="56"/>
+        </w:rPr>
         <w:t>6. Be not afraid. → ______________________________</w:t>
       </w:r>
     </w:p>
     <w:p>
-      <w:r>
+      <w:pPr>
+        <w:keepNext/>
+        <w:shd w:val="clear" w:color="000000" w:fill="auto"/>
+        <w:spacing w:before="120" w:after="60"/>
+        <w:rPr>
+          <w:rFonts w:eastAsiaTheme="majorEastAsia"/>
+          <w:color w:val="000000"/>
+          <w:spacing w:val="-10"/>
+          <w:kern w:val="28"/>
+          <w:sz w:val="22"/>
+          <w:szCs w:val="56"/>
+        </w:rPr>
+      </w:pPr>
+      <w:r>
+        <w:rPr>
+          <w:rFonts w:eastAsiaTheme="majorEastAsia"/>
+          <w:color w:val="000000"/>
+          <w:spacing w:val="-10"/>
+          <w:kern w:val="28"/>
+          <w:sz w:val="22"/>
+          <w:szCs w:val="56"/>
+        </w:rPr>
         <w:t>7. Please to wait here. → ______________________________</w:t>
       </w:r>
     </w:p>
     <w:p>
-      <w:r>
+      <w:pPr>
+        <w:keepNext/>
+        <w:shd w:val="clear" w:color="000000" w:fill="auto"/>
+        <w:spacing w:before="120" w:after="60"/>
+        <w:rPr>
+          <w:rFonts w:eastAsiaTheme="majorEastAsia"/>
+          <w:color w:val="000000"/>
+          <w:spacing w:val="-10"/>
+          <w:kern w:val="28"/>
+          <w:sz w:val="22"/>
+          <w:szCs w:val="56"/>
+        </w:rPr>
+      </w:pPr>
+      <w:r>
+        <w:rPr>
+          <w:rFonts w:eastAsiaTheme="majorEastAsia"/>
+          <w:color w:val="000000"/>
+          <w:spacing w:val="-10"/>
+          <w:kern w:val="28"/>
+          <w:sz w:val="22"/>
+          <w:szCs w:val="56"/>
+        </w:rPr>
         <w:t>8. Don't being noisy. → ______________________________</w:t>
       </w:r>
     </w:p>
     <w:p>
-      <w:r>
+      <w:pPr>
+        <w:keepNext/>
+        <w:shd w:val="clear" w:color="000000" w:fill="auto"/>
+        <w:spacing w:before="120" w:after="60"/>
+        <w:rPr>
+          <w:rFonts w:eastAsiaTheme="majorEastAsia"/>
+          <w:color w:val="000000"/>
+          <w:spacing w:val="-10"/>
+          <w:kern w:val="28"/>
+          <w:sz w:val="22"/>
+          <w:szCs w:val="56"/>
+        </w:rPr>
+      </w:pPr>
+      <w:r>
+        <w:rPr>
+          <w:rFonts w:eastAsiaTheme="majorEastAsia"/>
+          <w:color w:val="000000"/>
+          <w:spacing w:val="-10"/>
+          <w:kern w:val="28"/>
+          <w:sz w:val="22"/>
+          <w:szCs w:val="56"/>
+        </w:rPr>
         <w:t>9. Lets go home. → ______________________________</w:t>
       </w:r>
     </w:p>
     <w:p>
-      <w:r>
+      <w:pPr>
+        <w:keepNext/>
+        <w:shd w:val="clear" w:color="000000" w:fill="auto"/>
+        <w:spacing w:before="120" w:after="60"/>
+        <w:rPr>
+          <w:rFonts w:eastAsiaTheme="majorEastAsia"/>
+          <w:color w:val="000000"/>
+          <w:spacing w:val="-10"/>
+          <w:kern w:val="28"/>
+          <w:sz w:val="22"/>
+          <w:szCs w:val="56"/>
+        </w:rPr>
+      </w:pPr>
+      <w:r>
+        <w:rPr>
+          <w:rFonts w:eastAsiaTheme="majorEastAsia"/>
+          <w:color w:val="000000"/>
+          <w:spacing w:val="-10"/>
+          <w:kern w:val="28"/>
+          <w:sz w:val="22"/>
+          <w:szCs w:val="56"/>
+        </w:rPr>
         <w:t>10. Study hard or you will pass. → ______________________________</w:t>
       </w:r>
     </w:p>
     <w:p>
       <w:pPr>
-        <w:pStyle w:val="Heading1"/>
-      </w:pPr>
-      <w:r>
+        <w:keepNext/>
+        <w:shd w:val="clear" w:color="000000" w:fill="auto"/>
+        <w:spacing w:before="280" w:after="80"/>
+        <w:rPr>
+          <w:rFonts w:eastAsiaTheme="majorEastAsia"/>
+          <w:b/>
+          <w:color w:val="000000"/>
+          <w:spacing w:val="-10"/>
+          <w:kern w:val="28"/>
+          <w:szCs w:val="56"/>
+        </w:rPr>
+      </w:pPr>
+      <w:r>
+        <w:rPr>
+          <w:rFonts w:eastAsiaTheme="majorEastAsia"/>
+          <w:b/>
+          <w:color w:val="000000"/>
+          <w:spacing w:val="-10"/>
+          <w:kern w:val="28"/>
+          <w:szCs w:val="56"/>
+        </w:rPr>
         <w:t>PHẦN 8. DỊCH SANG TIẾNG ANH (10 điểm)</w:t>
       </w:r>
     </w:p>
     <w:p>
-      <w:r>
+      <w:pPr>
+        <w:keepNext/>
+        <w:shd w:val="clear" w:color="000000" w:fill="auto"/>
+        <w:spacing w:after="80"/>
+        <w:rPr>
+          <w:rFonts w:eastAsiaTheme="majorEastAsia"/>
+          <w:i/>
+          <w:color w:val="000000"/>
+          <w:spacing w:val="-10"/>
+          <w:kern w:val="28"/>
+          <w:sz w:val="22"/>
+          <w:szCs w:val="56"/>
+        </w:rPr>
+      </w:pPr>
+      <w:r>
+        <w:rPr>
+          <w:rFonts w:eastAsiaTheme="majorEastAsia"/>
+          <w:i/>
+          <w:color w:val="000000"/>
+          <w:spacing w:val="-10"/>
+          <w:kern w:val="28"/>
+          <w:sz w:val="22"/>
+          <w:szCs w:val="56"/>
+        </w:rPr>
+        <w:t>Hướng dẫn: Dịch từng câu sang tiếng Anh tự nhiên và đúng ngữ pháp.</w:t>
+      </w:r>
+    </w:p>
+    <w:p>
+      <w:pPr>
+        <w:keepNext/>
+        <w:shd w:val="clear" w:color="000000" w:fill="auto"/>
+        <w:spacing w:before="120" w:after="60"/>
+        <w:rPr>
+          <w:rFonts w:eastAsiaTheme="majorEastAsia"/>
+          <w:color w:val="000000"/>
+          <w:spacing w:val="-10"/>
+          <w:kern w:val="28"/>
+          <w:sz w:val="22"/>
+          <w:szCs w:val="56"/>
+        </w:rPr>
+      </w:pPr>
+      <w:r>
+        <w:rPr>
+          <w:rFonts w:eastAsiaTheme="majorEastAsia"/>
+          <w:color w:val="000000"/>
+          <w:spacing w:val="-10"/>
+          <w:kern w:val="28"/>
+          <w:sz w:val="22"/>
+          <w:szCs w:val="56"/>
+        </w:rPr>
         <w:t>1. Hãy mở cửa.</w:t>
       </w:r>
     </w:p>
     <w:p>
-      <w:r>
+      <w:pPr>
+        <w:keepNext/>
+        <w:shd w:val="clear" w:color="000000" w:fill="auto"/>
+        <w:spacing w:before="120" w:after="60"/>
+        <w:rPr>
+          <w:rFonts w:eastAsiaTheme="majorEastAsia"/>
+          <w:color w:val="000000"/>
+          <w:spacing w:val="-10"/>
+          <w:kern w:val="28"/>
+          <w:sz w:val="22"/>
+          <w:szCs w:val="56"/>
+        </w:rPr>
+      </w:pPr>
+      <w:r>
+        <w:rPr>
+          <w:rFonts w:eastAsiaTheme="majorEastAsia"/>
+          <w:color w:val="000000"/>
+          <w:spacing w:val="-10"/>
+          <w:kern w:val="28"/>
+          <w:sz w:val="22"/>
+          <w:szCs w:val="56"/>
+        </w:rPr>
         <w:t>2. Đừng chạy trong hành lang.</w:t>
       </w:r>
     </w:p>
     <w:p>
-      <w:r>
+      <w:pPr>
+        <w:keepNext/>
+        <w:shd w:val="clear" w:color="000000" w:fill="auto"/>
+        <w:spacing w:before="120" w:after="60"/>
+        <w:rPr>
+          <w:rFonts w:eastAsiaTheme="majorEastAsia"/>
+          <w:color w:val="000000"/>
+          <w:spacing w:val="-10"/>
+          <w:kern w:val="28"/>
+          <w:sz w:val="22"/>
+          <w:szCs w:val="56"/>
+        </w:rPr>
+      </w:pPr>
+      <w:r>
+        <w:rPr>
+          <w:rFonts w:eastAsiaTheme="majorEastAsia"/>
+          <w:color w:val="000000"/>
+          <w:spacing w:val="-10"/>
+          <w:kern w:val="28"/>
+          <w:sz w:val="22"/>
+          <w:szCs w:val="56"/>
+        </w:rPr>
         <w:t>3. Vui lòng đợi ở đây.</w:t>
       </w:r>
     </w:p>
     <w:p>
-      <w:r>
+      <w:pPr>
+        <w:keepNext/>
+        <w:shd w:val="clear" w:color="000000" w:fill="auto"/>
+        <w:spacing w:before="120" w:after="60"/>
+        <w:rPr>
+          <w:rFonts w:eastAsiaTheme="majorEastAsia"/>
+          <w:color w:val="000000"/>
+          <w:spacing w:val="-10"/>
+          <w:kern w:val="28"/>
+          <w:sz w:val="22"/>
+          <w:szCs w:val="56"/>
+        </w:rPr>
+      </w:pPr>
+      <w:r>
+        <w:rPr>
+          <w:rFonts w:eastAsiaTheme="majorEastAsia"/>
+          <w:color w:val="000000"/>
+          <w:spacing w:val="-10"/>
+          <w:kern w:val="28"/>
+          <w:sz w:val="22"/>
+          <w:szCs w:val="56"/>
+        </w:rPr>
         <w:t>4. Hãy cẩn thận!</w:t>
       </w:r>
     </w:p>
     <w:p>
-      <w:r>
+      <w:pPr>
+        <w:keepNext/>
+        <w:shd w:val="clear" w:color="000000" w:fill="auto"/>
+        <w:spacing w:before="120" w:after="60"/>
+        <w:rPr>
+          <w:rFonts w:eastAsiaTheme="majorEastAsia"/>
+          <w:color w:val="000000"/>
+          <w:spacing w:val="-10"/>
+          <w:kern w:val="28"/>
+          <w:sz w:val="22"/>
+          <w:szCs w:val="56"/>
+        </w:rPr>
+      </w:pPr>
+      <w:r>
+        <w:rPr>
+          <w:rFonts w:eastAsiaTheme="majorEastAsia"/>
+          <w:color w:val="000000"/>
+          <w:spacing w:val="-10"/>
+          <w:kern w:val="28"/>
+          <w:sz w:val="22"/>
+          <w:szCs w:val="56"/>
+        </w:rPr>
         <w:t>5. Chúng ta đi ăn trưa nhé.</w:t>
       </w:r>
     </w:p>
     <w:p>
-      <w:r>
+      <w:pPr>
+        <w:keepNext/>
+        <w:shd w:val="clear" w:color="000000" w:fill="auto"/>
+        <w:spacing w:before="120" w:after="60"/>
+        <w:rPr>
+          <w:rFonts w:eastAsiaTheme="majorEastAsia"/>
+          <w:color w:val="000000"/>
+          <w:spacing w:val="-10"/>
+          <w:kern w:val="28"/>
+          <w:sz w:val="22"/>
+          <w:szCs w:val="56"/>
+        </w:rPr>
+      </w:pPr>
+      <w:r>
+        <w:rPr>
+          <w:rFonts w:eastAsiaTheme="majorEastAsia"/>
+          <w:color w:val="000000"/>
+          <w:spacing w:val="-10"/>
+          <w:kern w:val="28"/>
+          <w:sz w:val="22"/>
+          <w:szCs w:val="56"/>
+        </w:rPr>
         <w:t>6. Chúng ta đừng đến muộn.</w:t>
       </w:r>
     </w:p>
     <w:p>
-      <w:r>
+      <w:pPr>
+        <w:keepNext/>
+        <w:shd w:val="clear" w:color="000000" w:fill="auto"/>
+        <w:spacing w:before="120" w:after="60"/>
+        <w:rPr>
+          <w:rFonts w:eastAsiaTheme="majorEastAsia"/>
+          <w:color w:val="000000"/>
+          <w:spacing w:val="-10"/>
+          <w:kern w:val="28"/>
+          <w:sz w:val="22"/>
+          <w:szCs w:val="56"/>
+        </w:rPr>
+      </w:pPr>
+      <w:r>
+        <w:rPr>
+          <w:rFonts w:eastAsiaTheme="majorEastAsia"/>
+          <w:color w:val="000000"/>
+          <w:spacing w:val="-10"/>
+          <w:kern w:val="28"/>
+          <w:sz w:val="22"/>
+          <w:szCs w:val="56"/>
+        </w:rPr>
         <w:t>7. Đừng quên chìa khóa của bạn.</w:t>
       </w:r>
     </w:p>
     <w:p>
-      <w:r>
+      <w:pPr>
+        <w:keepNext/>
+        <w:shd w:val="clear" w:color="000000" w:fill="auto"/>
+        <w:spacing w:before="120" w:after="60"/>
+        <w:rPr>
+          <w:rFonts w:eastAsiaTheme="majorEastAsia"/>
+          <w:color w:val="000000"/>
+          <w:spacing w:val="-10"/>
+          <w:kern w:val="28"/>
+          <w:sz w:val="22"/>
+          <w:szCs w:val="56"/>
+        </w:rPr>
+      </w:pPr>
+      <w:r>
+        <w:rPr>
+          <w:rFonts w:eastAsiaTheme="majorEastAsia"/>
+          <w:color w:val="000000"/>
+          <w:spacing w:val="-10"/>
+          <w:kern w:val="28"/>
+          <w:sz w:val="22"/>
+          <w:szCs w:val="56"/>
+        </w:rPr>
         <w:t>8. Hãy rẽ phải ở đèn giao thông.</w:t>
       </w:r>
     </w:p>
     <w:p>
-      <w:r>
+      <w:pPr>
+        <w:keepNext/>
+        <w:shd w:val="clear" w:color="000000" w:fill="auto"/>
+        <w:spacing w:before="120" w:after="60"/>
+        <w:rPr>
+          <w:rFonts w:eastAsiaTheme="majorEastAsia"/>
+          <w:color w:val="000000"/>
+          <w:spacing w:val="-10"/>
+          <w:kern w:val="28"/>
+          <w:sz w:val="22"/>
+          <w:szCs w:val="56"/>
+        </w:rPr>
+      </w:pPr>
+      <w:r>
+        <w:rPr>
+          <w:rFonts w:eastAsiaTheme="majorEastAsia"/>
+          <w:color w:val="000000"/>
+          <w:spacing w:val="-10"/>
+          <w:kern w:val="28"/>
+          <w:sz w:val="22"/>
+          <w:szCs w:val="56"/>
+        </w:rPr>
         <w:t>9. Hãy học chăm chỉ, và bạn sẽ vượt qua kỳ thi.</w:t>
       </w:r>
     </w:p>
     <w:p>
-      <w:r>
+      <w:pPr>
+        <w:keepNext/>
+        <w:shd w:val="clear" w:color="000000" w:fill="auto"/>
+        <w:spacing w:before="120" w:after="60"/>
+        <w:rPr>
+          <w:rFonts w:eastAsiaTheme="majorEastAsia"/>
+          <w:color w:val="000000"/>
+          <w:spacing w:val="-10"/>
+          <w:kern w:val="28"/>
+          <w:sz w:val="22"/>
+          <w:szCs w:val="56"/>
+        </w:rPr>
+      </w:pPr>
+      <w:r>
+        <w:rPr>
+          <w:rFonts w:eastAsiaTheme="majorEastAsia"/>
+          <w:color w:val="000000"/>
+          <w:spacing w:val="-10"/>
+          <w:kern w:val="28"/>
+          <w:sz w:val="22"/>
+          <w:szCs w:val="56"/>
+        </w:rPr>
         <w:t>10. Hãy nhanh lên, nếu không bạn sẽ lỡ xe buýt.</w:t>
       </w:r>
     </w:p>
     <w:p>
       <w:pPr>
-        <w:pStyle w:val="Heading1"/>
-      </w:pPr>
-      <w:r>
+        <w:keepNext/>
+        <w:shd w:val="clear" w:color="000000" w:fill="auto"/>
+        <w:spacing w:before="280" w:after="80"/>
+        <w:rPr>
+          <w:rFonts w:eastAsiaTheme="majorEastAsia"/>
+          <w:b/>
+          <w:color w:val="000000"/>
+          <w:spacing w:val="-10"/>
+          <w:kern w:val="28"/>
+          <w:szCs w:val="56"/>
+        </w:rPr>
+      </w:pPr>
+      <w:r>
+        <w:rPr>
+          <w:rFonts w:eastAsiaTheme="majorEastAsia"/>
+          <w:b/>
+          <w:color w:val="000000"/>
+          <w:spacing w:val="-10"/>
+          <w:kern w:val="28"/>
+          <w:szCs w:val="56"/>
+        </w:rPr>
         <w:t>PHẦN 9. ĐỌC HIỂU (10 điểm)</w:t>
       </w:r>
     </w:p>
     <w:p>
-      <w:r>
+      <w:pPr>
+        <w:keepNext/>
+        <w:shd w:val="clear" w:color="000000" w:fill="auto"/>
+        <w:spacing w:after="80"/>
+        <w:rPr>
+          <w:rFonts w:eastAsiaTheme="majorEastAsia"/>
+          <w:i/>
+          <w:color w:val="000000"/>
+          <w:spacing w:val="-10"/>
+          <w:kern w:val="28"/>
+          <w:sz w:val="22"/>
+          <w:szCs w:val="56"/>
+        </w:rPr>
+      </w:pPr>
+      <w:r>
+        <w:rPr>
+          <w:rFonts w:eastAsiaTheme="majorEastAsia"/>
+          <w:i/>
+          <w:color w:val="000000"/>
+          <w:spacing w:val="-10"/>
+          <w:kern w:val="28"/>
+          <w:sz w:val="22"/>
+          <w:szCs w:val="56"/>
+        </w:rPr>
+        <w:t>Hướng dẫn: Đọc văn bản, xác định bằng chứng rồi trả lời từng câu hỏi.</w:t>
+      </w:r>
+    </w:p>
+    <w:p>
+      <w:pPr>
+        <w:keepNext/>
+        <w:shd w:val="clear" w:color="000000" w:fill="auto"/>
+        <w:spacing w:before="120" w:after="80"/>
+        <w:rPr>
+          <w:rFonts w:eastAsiaTheme="majorEastAsia"/>
+          <w:b/>
+          <w:color w:val="000000"/>
+          <w:spacing w:val="-10"/>
+          <w:kern w:val="28"/>
+          <w:sz w:val="22"/>
+          <w:szCs w:val="56"/>
+        </w:rPr>
+      </w:pPr>
+      <w:r>
+        <w:rPr>
+          <w:rFonts w:eastAsiaTheme="majorEastAsia"/>
+          <w:b/>
+          <w:color w:val="000000"/>
+          <w:spacing w:val="-10"/>
+          <w:kern w:val="28"/>
+          <w:sz w:val="22"/>
+          <w:szCs w:val="56"/>
+        </w:rPr>
         <w:t>Đọc hướng dẫn:</w:t>
       </w:r>
     </w:p>
     <w:p>
-      <w:r>
+      <w:pPr>
+        <w:keepLines/>
+        <w:shd w:val="clear" w:color="000000" w:fill="auto"/>
+        <w:spacing w:after="160"/>
+        <w:rPr>
+          <w:rFonts w:eastAsiaTheme="majorEastAsia"/>
+          <w:color w:val="000000"/>
+          <w:spacing w:val="-10"/>
+          <w:kern w:val="28"/>
+          <w:sz w:val="22"/>
+          <w:szCs w:val="56"/>
+        </w:rPr>
+      </w:pPr>
+      <w:r>
+        <w:rPr>
+          <w:rFonts w:eastAsiaTheme="majorEastAsia"/>
+          <w:color w:val="000000"/>
+          <w:spacing w:val="-10"/>
+          <w:kern w:val="28"/>
+          <w:sz w:val="22"/>
+          <w:szCs w:val="56"/>
+        </w:rPr>
         <w:t>Welcome to the library. Please leave your bags at the front desk. Keep your phone silent and don't make noise. Use a pencil when you take notes from old books. Don't eat or drink near the computers. If you need help, ask a librarian. Before you leave, return all books to the desk. Have a pleasant visit!</w:t>
       </w:r>
     </w:p>
     <w:p>
-      <w:r>
+      <w:pPr>
+        <w:keepNext/>
+        <w:shd w:val="clear" w:color="000000" w:fill="auto"/>
+        <w:spacing w:before="120" w:after="80"/>
+        <w:rPr>
+          <w:rFonts w:eastAsiaTheme="majorEastAsia"/>
+          <w:b/>
+          <w:color w:val="000000"/>
+          <w:spacing w:val="-10"/>
+          <w:kern w:val="28"/>
+          <w:sz w:val="22"/>
+          <w:szCs w:val="56"/>
+        </w:rPr>
+      </w:pPr>
+      <w:r>
+        <w:rPr>
+          <w:rFonts w:eastAsiaTheme="majorEastAsia"/>
+          <w:b/>
+          <w:color w:val="000000"/>
+          <w:spacing w:val="-10"/>
+          <w:kern w:val="28"/>
+          <w:sz w:val="22"/>
+          <w:szCs w:val="56"/>
+        </w:rPr>
         <w:t>Trả lời câu hỏi:</w:t>
       </w:r>
     </w:p>
     <w:p>
-      <w:r>
+      <w:pPr>
+        <w:keepNext/>
+        <w:shd w:val="clear" w:color="000000" w:fill="auto"/>
+        <w:spacing w:before="120" w:after="60"/>
+        <w:rPr>
+          <w:rFonts w:eastAsiaTheme="majorEastAsia"/>
+          <w:color w:val="000000"/>
+          <w:spacing w:val="-10"/>
+          <w:kern w:val="28"/>
+          <w:sz w:val="22"/>
+          <w:szCs w:val="56"/>
+        </w:rPr>
+      </w:pPr>
+      <w:r>
+        <w:rPr>
+          <w:rFonts w:eastAsiaTheme="majorEastAsia"/>
+          <w:color w:val="000000"/>
+          <w:spacing w:val="-10"/>
+          <w:kern w:val="28"/>
+          <w:sz w:val="22"/>
+          <w:szCs w:val="56"/>
+        </w:rPr>
         <w:t>1. Where should visitors leave their bags?</w:t>
       </w:r>
     </w:p>
     <w:p>
-      <w:r>
+      <w:pPr>
+        <w:keepNext/>
+        <w:shd w:val="clear" w:color="000000" w:fill="auto"/>
+        <w:spacing w:before="120" w:after="60"/>
+        <w:rPr>
+          <w:rFonts w:eastAsiaTheme="majorEastAsia"/>
+          <w:color w:val="000000"/>
+          <w:spacing w:val="-10"/>
+          <w:kern w:val="28"/>
+          <w:sz w:val="22"/>
+          <w:szCs w:val="56"/>
+        </w:rPr>
+      </w:pPr>
+      <w:r>
+        <w:rPr>
+          <w:rFonts w:eastAsiaTheme="majorEastAsia"/>
+          <w:color w:val="000000"/>
+          <w:spacing w:val="-10"/>
+          <w:kern w:val="28"/>
+          <w:sz w:val="22"/>
+          <w:szCs w:val="56"/>
+        </w:rPr>
         <w:t>2. Should visitors keep their phones silent?</w:t>
       </w:r>
     </w:p>
     <w:p>
-      <w:r>
+      <w:pPr>
+        <w:keepNext/>
+        <w:shd w:val="clear" w:color="000000" w:fill="auto"/>
+        <w:spacing w:before="120" w:after="60"/>
+        <w:rPr>
+          <w:rFonts w:eastAsiaTheme="majorEastAsia"/>
+          <w:color w:val="000000"/>
+          <w:spacing w:val="-10"/>
+          <w:kern w:val="28"/>
+          <w:sz w:val="22"/>
+          <w:szCs w:val="56"/>
+        </w:rPr>
+      </w:pPr>
+      <w:r>
+        <w:rPr>
+          <w:rFonts w:eastAsiaTheme="majorEastAsia"/>
+          <w:color w:val="000000"/>
+          <w:spacing w:val="-10"/>
+          <w:kern w:val="28"/>
+          <w:sz w:val="22"/>
+          <w:szCs w:val="56"/>
+        </w:rPr>
         <w:t>3. What must visitors not do?</w:t>
       </w:r>
     </w:p>
     <w:p>
-      <w:r>
+      <w:pPr>
+        <w:keepNext/>
+        <w:shd w:val="clear" w:color="000000" w:fill="auto"/>
+        <w:spacing w:before="120" w:after="60"/>
+        <w:rPr>
+          <w:rFonts w:eastAsiaTheme="majorEastAsia"/>
+          <w:color w:val="000000"/>
+          <w:spacing w:val="-10"/>
+          <w:kern w:val="28"/>
+          <w:sz w:val="22"/>
+          <w:szCs w:val="56"/>
+        </w:rPr>
+      </w:pPr>
+      <w:r>
+        <w:rPr>
+          <w:rFonts w:eastAsiaTheme="majorEastAsia"/>
+          <w:color w:val="000000"/>
+          <w:spacing w:val="-10"/>
+          <w:kern w:val="28"/>
+          <w:sz w:val="22"/>
+          <w:szCs w:val="56"/>
+        </w:rPr>
         <w:t>4. What should they use with old books?</w:t>
       </w:r>
     </w:p>
     <w:p>
-      <w:r>
+      <w:pPr>
+        <w:keepNext/>
+        <w:shd w:val="clear" w:color="000000" w:fill="auto"/>
+        <w:spacing w:before="120" w:after="60"/>
+        <w:rPr>
+          <w:rFonts w:eastAsiaTheme="majorEastAsia"/>
+          <w:color w:val="000000"/>
+          <w:spacing w:val="-10"/>
+          <w:kern w:val="28"/>
+          <w:sz w:val="22"/>
+          <w:szCs w:val="56"/>
+        </w:rPr>
+      </w:pPr>
+      <w:r>
+        <w:rPr>
+          <w:rFonts w:eastAsiaTheme="majorEastAsia"/>
+          <w:color w:val="000000"/>
+          <w:spacing w:val="-10"/>
+          <w:kern w:val="28"/>
+          <w:sz w:val="22"/>
+          <w:szCs w:val="56"/>
+        </w:rPr>
         <w:t>5. Can they eat near the computers?</w:t>
       </w:r>
     </w:p>
     <w:p>
-      <w:r>
+      <w:pPr>
+        <w:keepNext/>
+        <w:shd w:val="clear" w:color="000000" w:fill="auto"/>
+        <w:spacing w:before="120" w:after="60"/>
+        <w:rPr>
+          <w:rFonts w:eastAsiaTheme="majorEastAsia"/>
+          <w:color w:val="000000"/>
+          <w:spacing w:val="-10"/>
+          <w:kern w:val="28"/>
+          <w:sz w:val="22"/>
+          <w:szCs w:val="56"/>
+        </w:rPr>
+      </w:pPr>
+      <w:r>
+        <w:rPr>
+          <w:rFonts w:eastAsiaTheme="majorEastAsia"/>
+          <w:color w:val="000000"/>
+          <w:spacing w:val="-10"/>
+          <w:kern w:val="28"/>
+          <w:sz w:val="22"/>
+          <w:szCs w:val="56"/>
+        </w:rPr>
         <w:t>6. Can they drink near the computers?</w:t>
       </w:r>
     </w:p>
     <w:p>
-      <w:r>
+      <w:pPr>
+        <w:keepNext/>
+        <w:shd w:val="clear" w:color="000000" w:fill="auto"/>
+        <w:spacing w:before="120" w:after="60"/>
+        <w:rPr>
+          <w:rFonts w:eastAsiaTheme="majorEastAsia"/>
+          <w:color w:val="000000"/>
+          <w:spacing w:val="-10"/>
+          <w:kern w:val="28"/>
+          <w:sz w:val="22"/>
+          <w:szCs w:val="56"/>
+        </w:rPr>
+      </w:pPr>
+      <w:r>
+        <w:rPr>
+          <w:rFonts w:eastAsiaTheme="majorEastAsia"/>
+          <w:color w:val="000000"/>
+          <w:spacing w:val="-10"/>
+          <w:kern w:val="28"/>
+          <w:sz w:val="22"/>
+          <w:szCs w:val="56"/>
+        </w:rPr>
         <w:t>7. Who should they ask for help?</w:t>
       </w:r>
     </w:p>
     <w:p>
-      <w:r>
+      <w:pPr>
+        <w:keepNext/>
+        <w:shd w:val="clear" w:color="000000" w:fill="auto"/>
+        <w:spacing w:before="120" w:after="60"/>
+        <w:rPr>
+          <w:rFonts w:eastAsiaTheme="majorEastAsia"/>
+          <w:color w:val="000000"/>
+          <w:spacing w:val="-10"/>
+          <w:kern w:val="28"/>
+          <w:sz w:val="22"/>
+          <w:szCs w:val="56"/>
+        </w:rPr>
+      </w:pPr>
+      <w:r>
+        <w:rPr>
+          <w:rFonts w:eastAsiaTheme="majorEastAsia"/>
+          <w:color w:val="000000"/>
+          <w:spacing w:val="-10"/>
+          <w:kern w:val="28"/>
+          <w:sz w:val="22"/>
+          <w:szCs w:val="56"/>
+        </w:rPr>
         <w:t>8. What should they return before leaving?</w:t>
       </w:r>
     </w:p>
     <w:p>
-      <w:r>
+      <w:pPr>
+        <w:keepNext/>
+        <w:shd w:val="clear" w:color="000000" w:fill="auto"/>
+        <w:spacing w:before="120" w:after="60"/>
+        <w:rPr>
+          <w:rFonts w:eastAsiaTheme="majorEastAsia"/>
+          <w:color w:val="000000"/>
+          <w:spacing w:val="-10"/>
+          <w:kern w:val="28"/>
+          <w:sz w:val="22"/>
+          <w:szCs w:val="56"/>
+        </w:rPr>
+      </w:pPr>
+      <w:r>
+        <w:rPr>
+          <w:rFonts w:eastAsiaTheme="majorEastAsia"/>
+          <w:color w:val="000000"/>
+          <w:spacing w:val="-10"/>
+          <w:kern w:val="28"/>
+          <w:sz w:val="22"/>
+          <w:szCs w:val="56"/>
+        </w:rPr>
         <w:t>9. Find two negative imperatives in the passage.</w:t>
       </w:r>
     </w:p>
     <w:p>
-      <w:r>
+      <w:pPr>
+        <w:keepNext/>
+        <w:shd w:val="clear" w:color="000000" w:fill="auto"/>
+        <w:spacing w:before="120" w:after="60"/>
+        <w:rPr>
+          <w:rFonts w:eastAsiaTheme="majorEastAsia"/>
+          <w:color w:val="000000"/>
+          <w:spacing w:val="-10"/>
+          <w:kern w:val="28"/>
+          <w:sz w:val="22"/>
+          <w:szCs w:val="56"/>
+        </w:rPr>
+      </w:pPr>
+      <w:r>
+        <w:rPr>
+          <w:rFonts w:eastAsiaTheme="majorEastAsia"/>
+          <w:color w:val="000000"/>
+          <w:spacing w:val="-10"/>
+          <w:kern w:val="28"/>
+          <w:sz w:val="22"/>
+          <w:szCs w:val="56"/>
+        </w:rPr>
         <w:t>10. Which sentence welcomes or wishes visitors well?</w:t>
       </w:r>
     </w:p>
     <w:p>
       <w:pPr>
-        <w:pStyle w:val="Heading1"/>
-      </w:pPr>
-      <w:r>
+        <w:keepNext/>
+        <w:shd w:val="clear" w:color="000000" w:fill="auto"/>
+        <w:spacing w:before="280" w:after="80"/>
+        <w:rPr>
+          <w:rFonts w:eastAsiaTheme="majorEastAsia"/>
+          <w:b/>
+          <w:color w:val="000000"/>
+          <w:spacing w:val="-10"/>
+          <w:kern w:val="28"/>
+          <w:szCs w:val="56"/>
+        </w:rPr>
+      </w:pPr>
+      <w:r>
+        <w:rPr>
+          <w:rFonts w:eastAsiaTheme="majorEastAsia"/>
+          <w:b/>
+          <w:color w:val="000000"/>
+          <w:spacing w:val="-10"/>
+          <w:kern w:val="28"/>
+          <w:szCs w:val="56"/>
+        </w:rPr>
         <w:t>PHẦN 10. VIẾT CÂU MỆNH LỆNH PHÙ HỢP (10 điểm)</w:t>
       </w:r>
     </w:p>
     <w:p>
-      <w:r>
+      <w:pPr>
+        <w:keepNext/>
+        <w:shd w:val="clear" w:color="000000" w:fill="auto"/>
+        <w:spacing w:after="80"/>
+        <w:rPr>
+          <w:rFonts w:eastAsiaTheme="majorEastAsia"/>
+          <w:i/>
+          <w:color w:val="000000"/>
+          <w:spacing w:val="-10"/>
+          <w:kern w:val="28"/>
+          <w:sz w:val="22"/>
+          <w:szCs w:val="56"/>
+        </w:rPr>
+      </w:pPr>
+      <w:r>
+        <w:rPr>
+          <w:rFonts w:eastAsiaTheme="majorEastAsia"/>
+          <w:i/>
+          <w:color w:val="000000"/>
+          <w:spacing w:val="-10"/>
+          <w:kern w:val="28"/>
+          <w:sz w:val="22"/>
+          <w:szCs w:val="56"/>
+        </w:rPr>
+        <w:t>Hướng dẫn: Viết câu phù hợp với tình huống hoặc dữ kiện đã cho.</w:t>
+      </w:r>
+    </w:p>
+    <w:p>
+      <w:pPr>
+        <w:keepNext/>
+        <w:shd w:val="clear" w:color="000000" w:fill="auto"/>
+        <w:spacing w:before="120" w:after="60"/>
+        <w:rPr>
+          <w:rFonts w:eastAsiaTheme="majorEastAsia"/>
+          <w:color w:val="000000"/>
+          <w:spacing w:val="-10"/>
+          <w:kern w:val="28"/>
+          <w:sz w:val="22"/>
+          <w:szCs w:val="56"/>
+        </w:rPr>
+      </w:pPr>
+      <w:r>
+        <w:rPr>
+          <w:rFonts w:eastAsiaTheme="majorEastAsia"/>
+          <w:color w:val="000000"/>
+          <w:spacing w:val="-10"/>
+          <w:kern w:val="28"/>
+          <w:sz w:val="22"/>
+          <w:szCs w:val="56"/>
+        </w:rPr>
         <w:t>1. Bạn muốn ai đó đóng cửa. → ______________________________</w:t>
       </w:r>
     </w:p>
     <w:p>
-      <w:r>
+      <w:pPr>
+        <w:keepNext/>
+        <w:shd w:val="clear" w:color="000000" w:fill="auto"/>
+        <w:spacing w:before="120" w:after="60"/>
+        <w:rPr>
+          <w:rFonts w:eastAsiaTheme="majorEastAsia"/>
+          <w:color w:val="000000"/>
+          <w:spacing w:val="-10"/>
+          <w:kern w:val="28"/>
+          <w:sz w:val="22"/>
+          <w:szCs w:val="56"/>
+        </w:rPr>
+      </w:pPr>
+      <w:r>
+        <w:rPr>
+          <w:rFonts w:eastAsiaTheme="majorEastAsia"/>
+          <w:color w:val="000000"/>
+          <w:spacing w:val="-10"/>
+          <w:kern w:val="28"/>
+          <w:sz w:val="22"/>
+          <w:szCs w:val="56"/>
+        </w:rPr>
         <w:t>2. Bạn cảnh báo bạn mình về một chiếc xe đang tới. → ______________________________</w:t>
       </w:r>
     </w:p>
     <w:p>
-      <w:r>
+      <w:pPr>
+        <w:keepNext/>
+        <w:shd w:val="clear" w:color="000000" w:fill="auto"/>
+        <w:spacing w:before="120" w:after="60"/>
+        <w:rPr>
+          <w:rFonts w:eastAsiaTheme="majorEastAsia"/>
+          <w:color w:val="000000"/>
+          <w:spacing w:val="-10"/>
+          <w:kern w:val="28"/>
+          <w:sz w:val="22"/>
+          <w:szCs w:val="56"/>
+        </w:rPr>
+      </w:pPr>
+      <w:r>
+        <w:rPr>
+          <w:rFonts w:eastAsiaTheme="majorEastAsia"/>
+          <w:color w:val="000000"/>
+          <w:spacing w:val="-10"/>
+          <w:kern w:val="28"/>
+          <w:sz w:val="22"/>
+          <w:szCs w:val="56"/>
+        </w:rPr>
         <w:t>3. Bạn đề nghị cả nhóm nghỉ giải lao. → ______________________________</w:t>
       </w:r>
     </w:p>
     <w:p>
-      <w:r>
+      <w:pPr>
+        <w:keepNext/>
+        <w:shd w:val="clear" w:color="000000" w:fill="auto"/>
+        <w:spacing w:before="120" w:after="60"/>
+        <w:rPr>
+          <w:rFonts w:eastAsiaTheme="majorEastAsia"/>
+          <w:color w:val="000000"/>
+          <w:spacing w:val="-10"/>
+          <w:kern w:val="28"/>
+          <w:sz w:val="22"/>
+          <w:szCs w:val="56"/>
+        </w:rPr>
+      </w:pPr>
+      <w:r>
+        <w:rPr>
+          <w:rFonts w:eastAsiaTheme="majorEastAsia"/>
+          <w:color w:val="000000"/>
+          <w:spacing w:val="-10"/>
+          <w:kern w:val="28"/>
+          <w:sz w:val="22"/>
+          <w:szCs w:val="56"/>
+        </w:rPr>
         <w:t>4. Bạn yêu cầu ai đó không hút thuốc. → ______________________________</w:t>
       </w:r>
     </w:p>
     <w:p>
-      <w:r>
+      <w:pPr>
+        <w:keepNext/>
+        <w:shd w:val="clear" w:color="000000" w:fill="auto"/>
+        <w:spacing w:before="120" w:after="60"/>
+        <w:rPr>
+          <w:rFonts w:eastAsiaTheme="majorEastAsia"/>
+          <w:color w:val="000000"/>
+          <w:spacing w:val="-10"/>
+          <w:kern w:val="28"/>
+          <w:sz w:val="22"/>
+          <w:szCs w:val="56"/>
+        </w:rPr>
+      </w:pPr>
+      <w:r>
+        <w:rPr>
+          <w:rFonts w:eastAsiaTheme="majorEastAsia"/>
+          <w:color w:val="000000"/>
+          <w:spacing w:val="-10"/>
+          <w:kern w:val="28"/>
+          <w:sz w:val="22"/>
+          <w:szCs w:val="56"/>
+        </w:rPr>
         <w:t>5. Bạn chỉ đường: đi thẳng. → ______________________________</w:t>
       </w:r>
     </w:p>
     <w:p>
-      <w:r>
+      <w:pPr>
+        <w:keepNext/>
+        <w:shd w:val="clear" w:color="000000" w:fill="auto"/>
+        <w:spacing w:before="120" w:after="60"/>
+        <w:rPr>
+          <w:rFonts w:eastAsiaTheme="majorEastAsia"/>
+          <w:color w:val="000000"/>
+          <w:spacing w:val="-10"/>
+          <w:kern w:val="28"/>
+          <w:sz w:val="22"/>
+          <w:szCs w:val="56"/>
+        </w:rPr>
+      </w:pPr>
+      <w:r>
+        <w:rPr>
+          <w:rFonts w:eastAsiaTheme="majorEastAsia"/>
+          <w:color w:val="000000"/>
+          <w:spacing w:val="-10"/>
+          <w:kern w:val="28"/>
+          <w:sz w:val="22"/>
+          <w:szCs w:val="56"/>
+        </w:rPr>
         <w:t>6. Bạn lịch sự yêu cầu ai đó nói lại. → ______________________________</w:t>
       </w:r>
     </w:p>
     <w:p>
-      <w:r>
+      <w:pPr>
+        <w:keepNext/>
+        <w:shd w:val="clear" w:color="000000" w:fill="auto"/>
+        <w:spacing w:before="120" w:after="60"/>
+        <w:rPr>
+          <w:rFonts w:eastAsiaTheme="majorEastAsia"/>
+          <w:color w:val="000000"/>
+          <w:spacing w:val="-10"/>
+          <w:kern w:val="28"/>
+          <w:sz w:val="22"/>
+          <w:szCs w:val="56"/>
+        </w:rPr>
+      </w:pPr>
+      <w:r>
+        <w:rPr>
+          <w:rFonts w:eastAsiaTheme="majorEastAsia"/>
+          <w:color w:val="000000"/>
+          <w:spacing w:val="-10"/>
+          <w:kern w:val="28"/>
+          <w:sz w:val="22"/>
+          <w:szCs w:val="56"/>
+        </w:rPr>
         <w:t>7. Bạn khuyên bạn mình ngủ sớm. → ______________________________</w:t>
       </w:r>
     </w:p>
     <w:p>
-      <w:r>
+      <w:pPr>
+        <w:keepNext/>
+        <w:shd w:val="clear" w:color="000000" w:fill="auto"/>
+        <w:spacing w:before="120" w:after="60"/>
+        <w:rPr>
+          <w:rFonts w:eastAsiaTheme="majorEastAsia"/>
+          <w:color w:val="000000"/>
+          <w:spacing w:val="-10"/>
+          <w:kern w:val="28"/>
+          <w:sz w:val="22"/>
+          <w:szCs w:val="56"/>
+        </w:rPr>
+      </w:pPr>
+      <w:r>
+        <w:rPr>
+          <w:rFonts w:eastAsiaTheme="majorEastAsia"/>
+          <w:color w:val="000000"/>
+          <w:spacing w:val="-10"/>
+          <w:kern w:val="28"/>
+          <w:sz w:val="22"/>
+          <w:szCs w:val="56"/>
+        </w:rPr>
         <w:t>8. Bạn đề nghị cả nhóm không tranh cãi. → ______________________________</w:t>
       </w:r>
     </w:p>
     <w:p>
-      <w:r>
+      <w:pPr>
+        <w:keepNext/>
+        <w:shd w:val="clear" w:color="000000" w:fill="auto"/>
+        <w:spacing w:before="120" w:after="60"/>
+        <w:rPr>
+          <w:rFonts w:eastAsiaTheme="majorEastAsia"/>
+          <w:color w:val="000000"/>
+          <w:spacing w:val="-10"/>
+          <w:kern w:val="28"/>
+          <w:sz w:val="22"/>
+          <w:szCs w:val="56"/>
+        </w:rPr>
+      </w:pPr>
+      <w:r>
+        <w:rPr>
+          <w:rFonts w:eastAsiaTheme="majorEastAsia"/>
+          <w:color w:val="000000"/>
+          <w:spacing w:val="-10"/>
+          <w:kern w:val="28"/>
+          <w:sz w:val="22"/>
+          <w:szCs w:val="56"/>
+        </w:rPr>
         <w:t>9. Bạn nhắc ai đó mang theo hộ chiếu. → ______________________________</w:t>
       </w:r>
     </w:p>
     <w:p>
-      <w:r>
+      <w:pPr>
+        <w:keepNext/>
+        <w:shd w:val="clear" w:color="000000" w:fill="auto"/>
+        <w:spacing w:before="120" w:after="60"/>
+        <w:rPr>
+          <w:rFonts w:eastAsiaTheme="majorEastAsia"/>
+          <w:color w:val="000000"/>
+          <w:spacing w:val="-10"/>
+          <w:kern w:val="28"/>
+          <w:sz w:val="22"/>
+          <w:szCs w:val="56"/>
+        </w:rPr>
+      </w:pPr>
+      <w:r>
+        <w:rPr>
+          <w:rFonts w:eastAsiaTheme="majorEastAsia"/>
+          <w:color w:val="000000"/>
+          <w:spacing w:val="-10"/>
+          <w:kern w:val="28"/>
+          <w:sz w:val="22"/>
+          <w:szCs w:val="56"/>
+        </w:rPr>
         <w:t>10. Bạn cảnh báo: nhanh lên nếu không sẽ muộn. → ______________________________</w:t>
       </w:r>
     </w:p>
     <w:p>
       <w:pPr>
-        <w:spacing w:after="160"/>
-      </w:pPr>
-      <w:r>
-        <w:br w:type="page"/>
-      </w:r>
-    </w:p>
-    <w:p>
-      <w:pPr>
-        <w:pStyle w:val="Title"/>
+        <w:keepNext/>
+        <w:pageBreakBefore/>
+        <w:shd w:val="clear" w:color="000000" w:fill="auto"/>
+        <w:spacing w:before="240" w:after="80"/>
         <w:jc w:val="center"/>
         <w:rPr>
-          <w:rFonts w:ascii="Arial" w:hAnsi="Arial" w:cs="Arial"/>
+          <w:rFonts w:eastAsiaTheme="majorEastAsia"/>
           <w:b/>
-          <w:sz w:val="32"/>
-        </w:rPr>
-      </w:pPr>
-      <w:r>
-        <w:rPr>
-          <w:rFonts w:ascii="Arial" w:hAnsi="Arial" w:cs="Arial"/>
+          <w:color w:val="000000"/>
+          <w:spacing w:val="-10"/>
+          <w:kern w:val="28"/>
+          <w:sz w:val="30"/>
+          <w:szCs w:val="56"/>
+        </w:rPr>
+      </w:pPr>
+      <w:r>
+        <w:rPr>
+          <w:rFonts w:eastAsiaTheme="majorEastAsia"/>
           <w:b/>
-          <w:sz w:val="32"/>
+          <w:color w:val="000000"/>
+          <w:spacing w:val="-10"/>
+          <w:kern w:val="28"/>
+          <w:sz w:val="30"/>
+          <w:szCs w:val="56"/>
         </w:rPr>
         <w:t>ĐÁP ÁN</w:t>
       </w:r>
     </w:p>
     <w:p>
       <w:pPr>
-        <w:pStyle w:val="Title"/>
+        <w:keepNext/>
+        <w:pageBreakBefore/>
+        <w:shd w:val="clear" w:color="000000" w:fill="auto"/>
+        <w:spacing w:after="240"/>
         <w:jc w:val="center"/>
         <w:rPr>
-          <w:rFonts w:ascii="Arial" w:hAnsi="Arial" w:cs="Arial"/>
+          <w:rFonts w:eastAsiaTheme="majorEastAsia"/>
           <w:b/>
-          <w:sz w:val="36"/>
-        </w:rPr>
-      </w:pPr>
-      <w:r>
-        <w:rPr>
-          <w:rFonts w:ascii="Arial" w:hAnsi="Arial" w:cs="Arial"/>
+          <w:color w:val="000000"/>
+          <w:spacing w:val="-10"/>
+          <w:kern w:val="28"/>
+          <w:sz w:val="30"/>
+          <w:szCs w:val="56"/>
+        </w:rPr>
+      </w:pPr>
+      <w:r>
+        <w:rPr>
+          <w:rFonts w:eastAsiaTheme="majorEastAsia"/>
           <w:b/>
-          <w:sz w:val="36"/>
-        </w:rPr>
-        <w:t>BÀI TẬP NGÀY 35 – CÂU MỆNH LỆNH</w:t>
-      </w:r>
-    </w:p>
-    <w:p>
-      <w:pPr>
-        <w:pStyle w:val="Heading1"/>
-      </w:pPr>
-      <w:r>
+          <w:color w:val="000000"/>
+          <w:spacing w:val="-10"/>
+          <w:kern w:val="28"/>
+          <w:sz w:val="30"/>
+          <w:szCs w:val="56"/>
+        </w:rPr>
         <w:t>PHẦN 1</w:t>
       </w:r>
     </w:p>
     <w:p>
-      <w:r>
-        <w:t>1. A</w:t>
-      </w:r>
-    </w:p>
-    <w:p>
-      <w:r>
-        <w:t>2. B</w:t>
-      </w:r>
-    </w:p>
-    <w:p>
-      <w:r>
-        <w:t>3. A</w:t>
-      </w:r>
-    </w:p>
-    <w:p>
-      <w:r>
-        <w:t>4. C</w:t>
-      </w:r>
-    </w:p>
-    <w:p>
-      <w:r>
-        <w:t>5. A</w:t>
-      </w:r>
-    </w:p>
-    <w:p>
-      <w:r>
-        <w:t>6. B</w:t>
-      </w:r>
-    </w:p>
-    <w:p>
-      <w:r>
-        <w:t>7. A</w:t>
-      </w:r>
-    </w:p>
-    <w:p>
-      <w:r>
-        <w:t>8. C</w:t>
-      </w:r>
-    </w:p>
-    <w:p>
-      <w:r>
-        <w:t>9. B</w:t>
-      </w:r>
-    </w:p>
-    <w:p>
-      <w:r>
-        <w:t>10. C</w:t>
-      </w:r>
-    </w:p>
-    <w:p>
-      <w:pPr>
-        <w:pStyle w:val="Heading1"/>
-      </w:pPr>
-      <w:r>
+      <w:pPr>
+        <w:shd w:val="clear" w:color="000000" w:fill="auto"/>
+        <w:spacing w:after="160"/>
+        <w:rPr>
+          <w:rFonts w:eastAsiaTheme="majorEastAsia"/>
+          <w:color w:val="000000"/>
+          <w:spacing w:val="-10"/>
+          <w:kern w:val="28"/>
+          <w:sz w:val="22"/>
+          <w:szCs w:val="56"/>
+        </w:rPr>
+      </w:pPr>
+      <w:r>
+        <w:rPr>
+          <w:rFonts w:eastAsiaTheme="majorEastAsia"/>
+          <w:color w:val="000000"/>
+          <w:spacing w:val="-10"/>
+          <w:kern w:val="28"/>
+          <w:sz w:val="22"/>
+          <w:szCs w:val="56"/>
+        </w:rPr>
+        <w:t>Câu 1: A</w:t>
+      </w:r>
+    </w:p>
+    <w:p>
+      <w:pPr>
+        <w:shd w:val="clear" w:color="000000" w:fill="auto"/>
+        <w:spacing w:after="160"/>
+        <w:rPr>
+          <w:rFonts w:eastAsiaTheme="majorEastAsia"/>
+          <w:color w:val="000000"/>
+          <w:spacing w:val="-10"/>
+          <w:kern w:val="28"/>
+          <w:sz w:val="22"/>
+          <w:szCs w:val="56"/>
+        </w:rPr>
+      </w:pPr>
+      <w:r>
+        <w:rPr>
+          <w:rFonts w:eastAsiaTheme="majorEastAsia"/>
+          <w:color w:val="000000"/>
+          <w:spacing w:val="-10"/>
+          <w:kern w:val="28"/>
+          <w:sz w:val="22"/>
+          <w:szCs w:val="56"/>
+        </w:rPr>
+        <w:t>Câu 2: B</w:t>
+      </w:r>
+    </w:p>
+    <w:p>
+      <w:pPr>
+        <w:shd w:val="clear" w:color="000000" w:fill="auto"/>
+        <w:spacing w:after="160"/>
+        <w:rPr>
+          <w:rFonts w:eastAsiaTheme="majorEastAsia"/>
+          <w:color w:val="000000"/>
+          <w:spacing w:val="-10"/>
+          <w:kern w:val="28"/>
+          <w:sz w:val="22"/>
+          <w:szCs w:val="56"/>
+        </w:rPr>
+      </w:pPr>
+      <w:r>
+        <w:rPr>
+          <w:rFonts w:eastAsiaTheme="majorEastAsia"/>
+          <w:color w:val="000000"/>
+          <w:spacing w:val="-10"/>
+          <w:kern w:val="28"/>
+          <w:sz w:val="22"/>
+          <w:szCs w:val="56"/>
+        </w:rPr>
+        <w:t>Câu 3: A</w:t>
+      </w:r>
+    </w:p>
+    <w:p>
+      <w:pPr>
+        <w:shd w:val="clear" w:color="000000" w:fill="auto"/>
+        <w:spacing w:after="160"/>
+        <w:rPr>
+          <w:rFonts w:eastAsiaTheme="majorEastAsia"/>
+          <w:color w:val="000000"/>
+          <w:spacing w:val="-10"/>
+          <w:kern w:val="28"/>
+          <w:sz w:val="22"/>
+          <w:szCs w:val="56"/>
+        </w:rPr>
+      </w:pPr>
+      <w:r>
+        <w:rPr>
+          <w:rFonts w:eastAsiaTheme="majorEastAsia"/>
+          <w:color w:val="000000"/>
+          <w:spacing w:val="-10"/>
+          <w:kern w:val="28"/>
+          <w:sz w:val="22"/>
+          <w:szCs w:val="56"/>
+        </w:rPr>
+        <w:t>Câu 4: C</w:t>
+      </w:r>
+    </w:p>
+    <w:p>
+      <w:pPr>
+        <w:shd w:val="clear" w:color="000000" w:fill="auto"/>
+        <w:spacing w:after="160"/>
+        <w:rPr>
+          <w:rFonts w:eastAsiaTheme="majorEastAsia"/>
+          <w:color w:val="000000"/>
+          <w:spacing w:val="-10"/>
+          <w:kern w:val="28"/>
+          <w:sz w:val="22"/>
+          <w:szCs w:val="56"/>
+        </w:rPr>
+      </w:pPr>
+      <w:r>
+        <w:rPr>
+          <w:rFonts w:eastAsiaTheme="majorEastAsia"/>
+          <w:color w:val="000000"/>
+          <w:spacing w:val="-10"/>
+          <w:kern w:val="28"/>
+          <w:sz w:val="22"/>
+          <w:szCs w:val="56"/>
+        </w:rPr>
+        <w:t>Câu 5: A</w:t>
+      </w:r>
+    </w:p>
+    <w:p>
+      <w:pPr>
+        <w:shd w:val="clear" w:color="000000" w:fill="auto"/>
+        <w:spacing w:after="160"/>
+        <w:rPr>
+          <w:rFonts w:eastAsiaTheme="majorEastAsia"/>
+          <w:color w:val="000000"/>
+          <w:spacing w:val="-10"/>
+          <w:kern w:val="28"/>
+          <w:sz w:val="22"/>
+          <w:szCs w:val="56"/>
+        </w:rPr>
+      </w:pPr>
+      <w:r>
+        <w:rPr>
+          <w:rFonts w:eastAsiaTheme="majorEastAsia"/>
+          <w:color w:val="000000"/>
+          <w:spacing w:val="-10"/>
+          <w:kern w:val="28"/>
+          <w:sz w:val="22"/>
+          <w:szCs w:val="56"/>
+        </w:rPr>
+        <w:t>Câu 6: B</w:t>
+      </w:r>
+    </w:p>
+    <w:p>
+      <w:pPr>
+        <w:shd w:val="clear" w:color="000000" w:fill="auto"/>
+        <w:spacing w:after="160"/>
+        <w:rPr>
+          <w:rFonts w:eastAsiaTheme="majorEastAsia"/>
+          <w:color w:val="000000"/>
+          <w:spacing w:val="-10"/>
+          <w:kern w:val="28"/>
+          <w:sz w:val="22"/>
+          <w:szCs w:val="56"/>
+        </w:rPr>
+      </w:pPr>
+      <w:r>
+        <w:rPr>
+          <w:rFonts w:eastAsiaTheme="majorEastAsia"/>
+          <w:color w:val="000000"/>
+          <w:spacing w:val="-10"/>
+          <w:kern w:val="28"/>
+          <w:sz w:val="22"/>
+          <w:szCs w:val="56"/>
+        </w:rPr>
+        <w:t>Câu 7: A</w:t>
+      </w:r>
+    </w:p>
+    <w:p>
+      <w:pPr>
+        <w:shd w:val="clear" w:color="000000" w:fill="auto"/>
+        <w:spacing w:after="160"/>
+        <w:rPr>
+          <w:rFonts w:eastAsiaTheme="majorEastAsia"/>
+          <w:color w:val="000000"/>
+          <w:spacing w:val="-10"/>
+          <w:kern w:val="28"/>
+          <w:sz w:val="22"/>
+          <w:szCs w:val="56"/>
+        </w:rPr>
+      </w:pPr>
+      <w:r>
+        <w:rPr>
+          <w:rFonts w:eastAsiaTheme="majorEastAsia"/>
+          <w:color w:val="000000"/>
+          <w:spacing w:val="-10"/>
+          <w:kern w:val="28"/>
+          <w:sz w:val="22"/>
+          <w:szCs w:val="56"/>
+        </w:rPr>
+        <w:t>Câu 8: C</w:t>
+      </w:r>
+    </w:p>
+    <w:p>
+      <w:pPr>
+        <w:shd w:val="clear" w:color="000000" w:fill="auto"/>
+        <w:spacing w:after="160"/>
+        <w:rPr>
+          <w:rFonts w:eastAsiaTheme="majorEastAsia"/>
+          <w:color w:val="000000"/>
+          <w:spacing w:val="-10"/>
+          <w:kern w:val="28"/>
+          <w:sz w:val="22"/>
+          <w:szCs w:val="56"/>
+        </w:rPr>
+      </w:pPr>
+      <w:r>
+        <w:rPr>
+          <w:rFonts w:eastAsiaTheme="majorEastAsia"/>
+          <w:color w:val="000000"/>
+          <w:spacing w:val="-10"/>
+          <w:kern w:val="28"/>
+          <w:sz w:val="22"/>
+          <w:szCs w:val="56"/>
+        </w:rPr>
+        <w:t>Câu 9: B</w:t>
+      </w:r>
+    </w:p>
+    <w:p>
+      <w:pPr>
+        <w:shd w:val="clear" w:color="000000" w:fill="auto"/>
+        <w:spacing w:after="160"/>
+        <w:rPr>
+          <w:rFonts w:eastAsiaTheme="majorEastAsia"/>
+          <w:color w:val="000000"/>
+          <w:spacing w:val="-10"/>
+          <w:kern w:val="28"/>
+          <w:sz w:val="22"/>
+          <w:szCs w:val="56"/>
+        </w:rPr>
+      </w:pPr>
+      <w:r>
+        <w:rPr>
+          <w:rFonts w:eastAsiaTheme="majorEastAsia"/>
+          <w:color w:val="000000"/>
+          <w:spacing w:val="-10"/>
+          <w:kern w:val="28"/>
+          <w:sz w:val="22"/>
+          <w:szCs w:val="56"/>
+        </w:rPr>
+        <w:t>Câu 10: C</w:t>
+      </w:r>
+    </w:p>
+    <w:p>
+      <w:pPr>
+        <w:keepNext/>
+        <w:shd w:val="clear" w:color="000000" w:fill="auto"/>
+        <w:spacing w:before="240" w:after="80"/>
+        <w:rPr>
+          <w:rFonts w:eastAsiaTheme="majorEastAsia"/>
+          <w:b/>
+          <w:color w:val="000000"/>
+          <w:spacing w:val="-10"/>
+          <w:kern w:val="28"/>
+          <w:szCs w:val="56"/>
+        </w:rPr>
+      </w:pPr>
+      <w:r>
+        <w:rPr>
+          <w:rFonts w:eastAsiaTheme="majorEastAsia"/>
+          <w:b/>
+          <w:color w:val="000000"/>
+          <w:spacing w:val="-10"/>
+          <w:kern w:val="28"/>
+          <w:szCs w:val="56"/>
+        </w:rPr>
         <w:t>PHẦN 2</w:t>
       </w:r>
     </w:p>
     <w:p>
-      <w:r>
-        <w:t>1. Close</w:t>
-      </w:r>
-    </w:p>
-    <w:p>
-      <w:r>
-        <w:t>2. make</w:t>
-      </w:r>
-    </w:p>
-    <w:p>
-      <w:r>
-        <w:t>3. Be</w:t>
-      </w:r>
-    </w:p>
-    <w:p>
-      <w:r>
-        <w:t>4. watch</w:t>
-      </w:r>
-    </w:p>
-    <w:p>
-      <w:r>
-        <w:t>5. argue</w:t>
-      </w:r>
-    </w:p>
-    <w:p>
-      <w:r>
-        <w:t>6. wait</w:t>
-      </w:r>
-    </w:p>
-    <w:p>
-      <w:r>
-        <w:t>7. forget</w:t>
-      </w:r>
-    </w:p>
-    <w:p>
-      <w:r>
-        <w:t>8. Turn</w:t>
-      </w:r>
-    </w:p>
-    <w:p>
-      <w:r>
-        <w:t>9. give</w:t>
-      </w:r>
-    </w:p>
-    <w:p>
-      <w:r>
-        <w:t>10. Take</w:t>
-      </w:r>
-    </w:p>
-    <w:p>
-      <w:pPr>
-        <w:pStyle w:val="Heading1"/>
-      </w:pPr>
-      <w:r>
+      <w:pPr>
+        <w:shd w:val="clear" w:color="000000" w:fill="auto"/>
+        <w:spacing w:after="160"/>
+        <w:rPr>
+          <w:rFonts w:eastAsiaTheme="majorEastAsia"/>
+          <w:color w:val="000000"/>
+          <w:spacing w:val="-10"/>
+          <w:kern w:val="28"/>
+          <w:sz w:val="22"/>
+          <w:szCs w:val="56"/>
+        </w:rPr>
+      </w:pPr>
+      <w:r>
+        <w:rPr>
+          <w:rFonts w:eastAsiaTheme="majorEastAsia"/>
+          <w:color w:val="000000"/>
+          <w:spacing w:val="-10"/>
+          <w:kern w:val="28"/>
+          <w:sz w:val="22"/>
+          <w:szCs w:val="56"/>
+        </w:rPr>
+        <w:t>Câu 1: Close</w:t>
+      </w:r>
+    </w:p>
+    <w:p>
+      <w:pPr>
+        <w:shd w:val="clear" w:color="000000" w:fill="auto"/>
+        <w:spacing w:after="160"/>
+        <w:rPr>
+          <w:rFonts w:eastAsiaTheme="majorEastAsia"/>
+          <w:color w:val="000000"/>
+          <w:spacing w:val="-10"/>
+          <w:kern w:val="28"/>
+          <w:sz w:val="22"/>
+          <w:szCs w:val="56"/>
+        </w:rPr>
+      </w:pPr>
+      <w:r>
+        <w:rPr>
+          <w:rFonts w:eastAsiaTheme="majorEastAsia"/>
+          <w:color w:val="000000"/>
+          <w:spacing w:val="-10"/>
+          <w:kern w:val="28"/>
+          <w:sz w:val="22"/>
+          <w:szCs w:val="56"/>
+        </w:rPr>
+        <w:t>Câu 2: make</w:t>
+      </w:r>
+    </w:p>
+    <w:p>
+      <w:pPr>
+        <w:shd w:val="clear" w:color="000000" w:fill="auto"/>
+        <w:spacing w:after="160"/>
+        <w:rPr>
+          <w:rFonts w:eastAsiaTheme="majorEastAsia"/>
+          <w:color w:val="000000"/>
+          <w:spacing w:val="-10"/>
+          <w:kern w:val="28"/>
+          <w:sz w:val="22"/>
+          <w:szCs w:val="56"/>
+        </w:rPr>
+      </w:pPr>
+      <w:r>
+        <w:rPr>
+          <w:rFonts w:eastAsiaTheme="majorEastAsia"/>
+          <w:color w:val="000000"/>
+          <w:spacing w:val="-10"/>
+          <w:kern w:val="28"/>
+          <w:sz w:val="22"/>
+          <w:szCs w:val="56"/>
+        </w:rPr>
+        <w:t>Câu 3: Be</w:t>
+      </w:r>
+    </w:p>
+    <w:p>
+      <w:pPr>
+        <w:shd w:val="clear" w:color="000000" w:fill="auto"/>
+        <w:spacing w:after="160"/>
+        <w:rPr>
+          <w:rFonts w:eastAsiaTheme="majorEastAsia"/>
+          <w:color w:val="000000"/>
+          <w:spacing w:val="-10"/>
+          <w:kern w:val="28"/>
+          <w:sz w:val="22"/>
+          <w:szCs w:val="56"/>
+        </w:rPr>
+      </w:pPr>
+      <w:r>
+        <w:rPr>
+          <w:rFonts w:eastAsiaTheme="majorEastAsia"/>
+          <w:color w:val="000000"/>
+          <w:spacing w:val="-10"/>
+          <w:kern w:val="28"/>
+          <w:sz w:val="22"/>
+          <w:szCs w:val="56"/>
+        </w:rPr>
+        <w:t>Câu 4: watch</w:t>
+      </w:r>
+    </w:p>
+    <w:p>
+      <w:pPr>
+        <w:shd w:val="clear" w:color="000000" w:fill="auto"/>
+        <w:spacing w:after="160"/>
+        <w:rPr>
+          <w:rFonts w:eastAsiaTheme="majorEastAsia"/>
+          <w:color w:val="000000"/>
+          <w:spacing w:val="-10"/>
+          <w:kern w:val="28"/>
+          <w:sz w:val="22"/>
+          <w:szCs w:val="56"/>
+        </w:rPr>
+      </w:pPr>
+      <w:r>
+        <w:rPr>
+          <w:rFonts w:eastAsiaTheme="majorEastAsia"/>
+          <w:color w:val="000000"/>
+          <w:spacing w:val="-10"/>
+          <w:kern w:val="28"/>
+          <w:sz w:val="22"/>
+          <w:szCs w:val="56"/>
+        </w:rPr>
+        <w:t>Câu 5: argue</w:t>
+      </w:r>
+    </w:p>
+    <w:p>
+      <w:pPr>
+        <w:shd w:val="clear" w:color="000000" w:fill="auto"/>
+        <w:spacing w:after="160"/>
+        <w:rPr>
+          <w:rFonts w:eastAsiaTheme="majorEastAsia"/>
+          <w:color w:val="000000"/>
+          <w:spacing w:val="-10"/>
+          <w:kern w:val="28"/>
+          <w:sz w:val="22"/>
+          <w:szCs w:val="56"/>
+        </w:rPr>
+      </w:pPr>
+      <w:r>
+        <w:rPr>
+          <w:rFonts w:eastAsiaTheme="majorEastAsia"/>
+          <w:color w:val="000000"/>
+          <w:spacing w:val="-10"/>
+          <w:kern w:val="28"/>
+          <w:sz w:val="22"/>
+          <w:szCs w:val="56"/>
+        </w:rPr>
+        <w:t>Câu 6: wait</w:t>
+      </w:r>
+    </w:p>
+    <w:p>
+      <w:pPr>
+        <w:shd w:val="clear" w:color="000000" w:fill="auto"/>
+        <w:spacing w:after="160"/>
+        <w:rPr>
+          <w:rFonts w:eastAsiaTheme="majorEastAsia"/>
+          <w:color w:val="000000"/>
+          <w:spacing w:val="-10"/>
+          <w:kern w:val="28"/>
+          <w:sz w:val="22"/>
+          <w:szCs w:val="56"/>
+        </w:rPr>
+      </w:pPr>
+      <w:r>
+        <w:rPr>
+          <w:rFonts w:eastAsiaTheme="majorEastAsia"/>
+          <w:color w:val="000000"/>
+          <w:spacing w:val="-10"/>
+          <w:kern w:val="28"/>
+          <w:sz w:val="22"/>
+          <w:szCs w:val="56"/>
+        </w:rPr>
+        <w:t>Câu 7: forget</w:t>
+      </w:r>
+    </w:p>
+    <w:p>
+      <w:pPr>
+        <w:shd w:val="clear" w:color="000000" w:fill="auto"/>
+        <w:spacing w:after="160"/>
+        <w:rPr>
+          <w:rFonts w:eastAsiaTheme="majorEastAsia"/>
+          <w:color w:val="000000"/>
+          <w:spacing w:val="-10"/>
+          <w:kern w:val="28"/>
+          <w:sz w:val="22"/>
+          <w:szCs w:val="56"/>
+        </w:rPr>
+      </w:pPr>
+      <w:r>
+        <w:rPr>
+          <w:rFonts w:eastAsiaTheme="majorEastAsia"/>
+          <w:color w:val="000000"/>
+          <w:spacing w:val="-10"/>
+          <w:kern w:val="28"/>
+          <w:sz w:val="22"/>
+          <w:szCs w:val="56"/>
+        </w:rPr>
+        <w:t>Câu 8: Turn</w:t>
+      </w:r>
+    </w:p>
+    <w:p>
+      <w:pPr>
+        <w:shd w:val="clear" w:color="000000" w:fill="auto"/>
+        <w:spacing w:after="160"/>
+        <w:rPr>
+          <w:rFonts w:eastAsiaTheme="majorEastAsia"/>
+          <w:color w:val="000000"/>
+          <w:spacing w:val="-10"/>
+          <w:kern w:val="28"/>
+          <w:sz w:val="22"/>
+          <w:szCs w:val="56"/>
+        </w:rPr>
+      </w:pPr>
+      <w:r>
+        <w:rPr>
+          <w:rFonts w:eastAsiaTheme="majorEastAsia"/>
+          <w:color w:val="000000"/>
+          <w:spacing w:val="-10"/>
+          <w:kern w:val="28"/>
+          <w:sz w:val="22"/>
+          <w:szCs w:val="56"/>
+        </w:rPr>
+        <w:t>Câu 9: give</w:t>
+      </w:r>
+    </w:p>
+    <w:p>
+      <w:pPr>
+        <w:shd w:val="clear" w:color="000000" w:fill="auto"/>
+        <w:spacing w:after="160"/>
+        <w:rPr>
+          <w:rFonts w:eastAsiaTheme="majorEastAsia"/>
+          <w:color w:val="000000"/>
+          <w:spacing w:val="-10"/>
+          <w:kern w:val="28"/>
+          <w:sz w:val="22"/>
+          <w:szCs w:val="56"/>
+        </w:rPr>
+      </w:pPr>
+      <w:r>
+        <w:rPr>
+          <w:rFonts w:eastAsiaTheme="majorEastAsia"/>
+          <w:color w:val="000000"/>
+          <w:spacing w:val="-10"/>
+          <w:kern w:val="28"/>
+          <w:sz w:val="22"/>
+          <w:szCs w:val="56"/>
+        </w:rPr>
+        <w:t>Câu 10: Take</w:t>
+      </w:r>
+    </w:p>
+    <w:p>
+      <w:pPr>
+        <w:keepNext/>
+        <w:shd w:val="clear" w:color="000000" w:fill="auto"/>
+        <w:spacing w:before="240" w:after="80"/>
+        <w:rPr>
+          <w:rFonts w:eastAsiaTheme="majorEastAsia"/>
+          <w:b/>
+          <w:color w:val="000000"/>
+          <w:spacing w:val="-10"/>
+          <w:kern w:val="28"/>
+          <w:szCs w:val="56"/>
+        </w:rPr>
+      </w:pPr>
+      <w:r>
+        <w:rPr>
+          <w:rFonts w:eastAsiaTheme="majorEastAsia"/>
+          <w:b/>
+          <w:color w:val="000000"/>
+          <w:spacing w:val="-10"/>
+          <w:kern w:val="28"/>
+          <w:szCs w:val="56"/>
+        </w:rPr>
         <w:t>PHẦN 3</w:t>
       </w:r>
     </w:p>
     <w:p>
-      <w:r>
-        <w:t>1. Don't open the window.</w:t>
-      </w:r>
-    </w:p>
-    <w:p>
-      <w:r>
-        <w:t>2. Don't talk loudly.</w:t>
-      </w:r>
-    </w:p>
-    <w:p>
-      <w:r>
-        <w:t>3. Don't be late.</w:t>
-      </w:r>
-    </w:p>
-    <w:p>
-      <w:r>
-        <w:t>4. Don't touch the painting.</w:t>
-      </w:r>
-    </w:p>
-    <w:p>
-      <w:r>
-        <w:t>5. Don't use your phone in class.</w:t>
-      </w:r>
-    </w:p>
-    <w:p>
-      <w:r>
-        <w:t>6. Don't forget your homework.</w:t>
-      </w:r>
-    </w:p>
-    <w:p>
-      <w:r>
-        <w:t>7. Don't park your car here.</w:t>
-      </w:r>
-    </w:p>
-    <w:p>
-      <w:r>
-        <w:t>8. Don't eat too much sugar.</w:t>
-      </w:r>
-    </w:p>
-    <w:p>
-      <w:r>
-        <w:t>9. Don't worry about the test.</w:t>
-      </w:r>
-    </w:p>
-    <w:p>
-      <w:r>
-        <w:t>10. Don't leave the door unlocked.</w:t>
-      </w:r>
-    </w:p>
-    <w:p>
-      <w:pPr>
-        <w:pStyle w:val="Heading1"/>
-      </w:pPr>
-      <w:r>
+      <w:pPr>
+        <w:shd w:val="clear" w:color="000000" w:fill="auto"/>
+        <w:spacing w:after="160"/>
+        <w:rPr>
+          <w:rFonts w:eastAsiaTheme="majorEastAsia"/>
+          <w:color w:val="000000"/>
+          <w:spacing w:val="-10"/>
+          <w:kern w:val="28"/>
+          <w:sz w:val="22"/>
+          <w:szCs w:val="56"/>
+        </w:rPr>
+      </w:pPr>
+      <w:r>
+        <w:rPr>
+          <w:rFonts w:eastAsiaTheme="majorEastAsia"/>
+          <w:color w:val="000000"/>
+          <w:spacing w:val="-10"/>
+          <w:kern w:val="28"/>
+          <w:sz w:val="22"/>
+          <w:szCs w:val="56"/>
+        </w:rPr>
+        <w:t>Câu 1: Don't open the window.</w:t>
+      </w:r>
+    </w:p>
+    <w:p>
+      <w:pPr>
+        <w:shd w:val="clear" w:color="000000" w:fill="auto"/>
+        <w:spacing w:after="160"/>
+        <w:rPr>
+          <w:rFonts w:eastAsiaTheme="majorEastAsia"/>
+          <w:color w:val="000000"/>
+          <w:spacing w:val="-10"/>
+          <w:kern w:val="28"/>
+          <w:sz w:val="22"/>
+          <w:szCs w:val="56"/>
+        </w:rPr>
+      </w:pPr>
+      <w:r>
+        <w:rPr>
+          <w:rFonts w:eastAsiaTheme="majorEastAsia"/>
+          <w:color w:val="000000"/>
+          <w:spacing w:val="-10"/>
+          <w:kern w:val="28"/>
+          <w:sz w:val="22"/>
+          <w:szCs w:val="56"/>
+        </w:rPr>
+        <w:t>Câu 2: Don't talk loudly.</w:t>
+      </w:r>
+    </w:p>
+    <w:p>
+      <w:pPr>
+        <w:shd w:val="clear" w:color="000000" w:fill="auto"/>
+        <w:spacing w:after="160"/>
+        <w:rPr>
+          <w:rFonts w:eastAsiaTheme="majorEastAsia"/>
+          <w:color w:val="000000"/>
+          <w:spacing w:val="-10"/>
+          <w:kern w:val="28"/>
+          <w:sz w:val="22"/>
+          <w:szCs w:val="56"/>
+        </w:rPr>
+      </w:pPr>
+      <w:r>
+        <w:rPr>
+          <w:rFonts w:eastAsiaTheme="majorEastAsia"/>
+          <w:color w:val="000000"/>
+          <w:spacing w:val="-10"/>
+          <w:kern w:val="28"/>
+          <w:sz w:val="22"/>
+          <w:szCs w:val="56"/>
+        </w:rPr>
+        <w:t>Câu 3: Don't be late.</w:t>
+      </w:r>
+    </w:p>
+    <w:p>
+      <w:pPr>
+        <w:shd w:val="clear" w:color="000000" w:fill="auto"/>
+        <w:spacing w:after="160"/>
+        <w:rPr>
+          <w:rFonts w:eastAsiaTheme="majorEastAsia"/>
+          <w:color w:val="000000"/>
+          <w:spacing w:val="-10"/>
+          <w:kern w:val="28"/>
+          <w:sz w:val="22"/>
+          <w:szCs w:val="56"/>
+        </w:rPr>
+      </w:pPr>
+      <w:r>
+        <w:rPr>
+          <w:rFonts w:eastAsiaTheme="majorEastAsia"/>
+          <w:color w:val="000000"/>
+          <w:spacing w:val="-10"/>
+          <w:kern w:val="28"/>
+          <w:sz w:val="22"/>
+          <w:szCs w:val="56"/>
+        </w:rPr>
+        <w:t>Câu 4: Don't touch the painting.</w:t>
+      </w:r>
+    </w:p>
+    <w:p>
+      <w:pPr>
+        <w:shd w:val="clear" w:color="000000" w:fill="auto"/>
+        <w:spacing w:after="160"/>
+        <w:rPr>
+          <w:rFonts w:eastAsiaTheme="majorEastAsia"/>
+          <w:color w:val="000000"/>
+          <w:spacing w:val="-10"/>
+          <w:kern w:val="28"/>
+          <w:sz w:val="22"/>
+          <w:szCs w:val="56"/>
+        </w:rPr>
+      </w:pPr>
+      <w:r>
+        <w:rPr>
+          <w:rFonts w:eastAsiaTheme="majorEastAsia"/>
+          <w:color w:val="000000"/>
+          <w:spacing w:val="-10"/>
+          <w:kern w:val="28"/>
+          <w:sz w:val="22"/>
+          <w:szCs w:val="56"/>
+        </w:rPr>
+        <w:t>Câu 5: Don't use your phone in class.</w:t>
+      </w:r>
+    </w:p>
+    <w:p>
+      <w:pPr>
+        <w:shd w:val="clear" w:color="000000" w:fill="auto"/>
+        <w:spacing w:after="160"/>
+        <w:rPr>
+          <w:rFonts w:eastAsiaTheme="majorEastAsia"/>
+          <w:color w:val="000000"/>
+          <w:spacing w:val="-10"/>
+          <w:kern w:val="28"/>
+          <w:sz w:val="22"/>
+          <w:szCs w:val="56"/>
+        </w:rPr>
+      </w:pPr>
+      <w:r>
+        <w:rPr>
+          <w:rFonts w:eastAsiaTheme="majorEastAsia"/>
+          <w:color w:val="000000"/>
+          <w:spacing w:val="-10"/>
+          <w:kern w:val="28"/>
+          <w:sz w:val="22"/>
+          <w:szCs w:val="56"/>
+        </w:rPr>
+        <w:t>Câu 6: Don't forget your homework.</w:t>
+      </w:r>
+    </w:p>
+    <w:p>
+      <w:pPr>
+        <w:shd w:val="clear" w:color="000000" w:fill="auto"/>
+        <w:spacing w:after="160"/>
+        <w:rPr>
+          <w:rFonts w:eastAsiaTheme="majorEastAsia"/>
+          <w:color w:val="000000"/>
+          <w:spacing w:val="-10"/>
+          <w:kern w:val="28"/>
+          <w:sz w:val="22"/>
+          <w:szCs w:val="56"/>
+        </w:rPr>
+      </w:pPr>
+      <w:r>
+        <w:rPr>
+          <w:rFonts w:eastAsiaTheme="majorEastAsia"/>
+          <w:color w:val="000000"/>
+          <w:spacing w:val="-10"/>
+          <w:kern w:val="28"/>
+          <w:sz w:val="22"/>
+          <w:szCs w:val="56"/>
+        </w:rPr>
+        <w:t>Câu 7: Don't park your car here.</w:t>
+      </w:r>
+    </w:p>
+    <w:p>
+      <w:pPr>
+        <w:shd w:val="clear" w:color="000000" w:fill="auto"/>
+        <w:spacing w:after="160"/>
+        <w:rPr>
+          <w:rFonts w:eastAsiaTheme="majorEastAsia"/>
+          <w:color w:val="000000"/>
+          <w:spacing w:val="-10"/>
+          <w:kern w:val="28"/>
+          <w:sz w:val="22"/>
+          <w:szCs w:val="56"/>
+        </w:rPr>
+      </w:pPr>
+      <w:r>
+        <w:rPr>
+          <w:rFonts w:eastAsiaTheme="majorEastAsia"/>
+          <w:color w:val="000000"/>
+          <w:spacing w:val="-10"/>
+          <w:kern w:val="28"/>
+          <w:sz w:val="22"/>
+          <w:szCs w:val="56"/>
+        </w:rPr>
+        <w:t>Câu 8: Don't eat too much sugar.</w:t>
+      </w:r>
+    </w:p>
+    <w:p>
+      <w:pPr>
+        <w:shd w:val="clear" w:color="000000" w:fill="auto"/>
+        <w:spacing w:after="160"/>
+        <w:rPr>
+          <w:rFonts w:eastAsiaTheme="majorEastAsia"/>
+          <w:color w:val="000000"/>
+          <w:spacing w:val="-10"/>
+          <w:kern w:val="28"/>
+          <w:sz w:val="22"/>
+          <w:szCs w:val="56"/>
+        </w:rPr>
+      </w:pPr>
+      <w:r>
+        <w:rPr>
+          <w:rFonts w:eastAsiaTheme="majorEastAsia"/>
+          <w:color w:val="000000"/>
+          <w:spacing w:val="-10"/>
+          <w:kern w:val="28"/>
+          <w:sz w:val="22"/>
+          <w:szCs w:val="56"/>
+        </w:rPr>
+        <w:t>Câu 9: Don't worry about the test.</w:t>
+      </w:r>
+    </w:p>
+    <w:p>
+      <w:pPr>
+        <w:shd w:val="clear" w:color="000000" w:fill="auto"/>
+        <w:spacing w:after="160"/>
+        <w:rPr>
+          <w:rFonts w:eastAsiaTheme="majorEastAsia"/>
+          <w:color w:val="000000"/>
+          <w:spacing w:val="-10"/>
+          <w:kern w:val="28"/>
+          <w:sz w:val="22"/>
+          <w:szCs w:val="56"/>
+        </w:rPr>
+      </w:pPr>
+      <w:r>
+        <w:rPr>
+          <w:rFonts w:eastAsiaTheme="majorEastAsia"/>
+          <w:color w:val="000000"/>
+          <w:spacing w:val="-10"/>
+          <w:kern w:val="28"/>
+          <w:sz w:val="22"/>
+          <w:szCs w:val="56"/>
+        </w:rPr>
+        <w:t>Câu 10: Don't leave the door unlocked.</w:t>
+      </w:r>
+    </w:p>
+    <w:p>
+      <w:pPr>
+        <w:keepNext/>
+        <w:shd w:val="clear" w:color="000000" w:fill="auto"/>
+        <w:spacing w:before="240" w:after="80"/>
+        <w:rPr>
+          <w:rFonts w:eastAsiaTheme="majorEastAsia"/>
+          <w:b/>
+          <w:color w:val="000000"/>
+          <w:spacing w:val="-10"/>
+          <w:kern w:val="28"/>
+          <w:szCs w:val="56"/>
+        </w:rPr>
+      </w:pPr>
+      <w:r>
+        <w:rPr>
+          <w:rFonts w:eastAsiaTheme="majorEastAsia"/>
+          <w:b/>
+          <w:color w:val="000000"/>
+          <w:spacing w:val="-10"/>
+          <w:kern w:val="28"/>
+          <w:szCs w:val="56"/>
+        </w:rPr>
         <w:t>PHẦN 4</w:t>
       </w:r>
     </w:p>
     <w:p>
-      <w:r>
-        <w:t>1. Please close the door.</w:t>
-      </w:r>
-    </w:p>
-    <w:p>
-      <w:r>
-        <w:t>2. Please wait here.</w:t>
-      </w:r>
-    </w:p>
-    <w:p>
-      <w:r>
-        <w:t>3. Please speak slowly.</w:t>
-      </w:r>
-    </w:p>
-    <w:p>
-      <w:r>
-        <w:t>4. Please help me with this bag.</w:t>
-      </w:r>
-    </w:p>
-    <w:p>
-      <w:r>
-        <w:t>5. Please turn off the lights.</w:t>
-      </w:r>
-    </w:p>
-    <w:p>
-      <w:r>
-        <w:t>6. Please don't make noise.</w:t>
-      </w:r>
-    </w:p>
-    <w:p>
-      <w:r>
-        <w:t>7. Please don't touch the screen.</w:t>
-      </w:r>
-    </w:p>
-    <w:p>
-      <w:r>
-        <w:t>8. Please sit down.</w:t>
-      </w:r>
-    </w:p>
-    <w:p>
-      <w:r>
-        <w:t>9. Please write your name here.</w:t>
-      </w:r>
-    </w:p>
-    <w:p>
-      <w:r>
-        <w:t>10. Please call me tomorrow.</w:t>
-      </w:r>
-    </w:p>
-    <w:p>
-      <w:pPr>
-        <w:pStyle w:val="Heading1"/>
-      </w:pPr>
-      <w:r>
+      <w:pPr>
+        <w:shd w:val="clear" w:color="000000" w:fill="auto"/>
+        <w:spacing w:after="160"/>
+        <w:rPr>
+          <w:rFonts w:eastAsiaTheme="majorEastAsia"/>
+          <w:color w:val="000000"/>
+          <w:spacing w:val="-10"/>
+          <w:kern w:val="28"/>
+          <w:sz w:val="22"/>
+          <w:szCs w:val="56"/>
+        </w:rPr>
+      </w:pPr>
+      <w:r>
+        <w:rPr>
+          <w:rFonts w:eastAsiaTheme="majorEastAsia"/>
+          <w:color w:val="000000"/>
+          <w:spacing w:val="-10"/>
+          <w:kern w:val="28"/>
+          <w:sz w:val="22"/>
+          <w:szCs w:val="56"/>
+        </w:rPr>
+        <w:t>Câu 1: Please close the door.</w:t>
+      </w:r>
+    </w:p>
+    <w:p>
+      <w:pPr>
+        <w:shd w:val="clear" w:color="000000" w:fill="auto"/>
+        <w:spacing w:after="160"/>
+        <w:rPr>
+          <w:rFonts w:eastAsiaTheme="majorEastAsia"/>
+          <w:color w:val="000000"/>
+          <w:spacing w:val="-10"/>
+          <w:kern w:val="28"/>
+          <w:sz w:val="22"/>
+          <w:szCs w:val="56"/>
+        </w:rPr>
+      </w:pPr>
+      <w:r>
+        <w:rPr>
+          <w:rFonts w:eastAsiaTheme="majorEastAsia"/>
+          <w:color w:val="000000"/>
+          <w:spacing w:val="-10"/>
+          <w:kern w:val="28"/>
+          <w:sz w:val="22"/>
+          <w:szCs w:val="56"/>
+        </w:rPr>
+        <w:t>Câu 2: Please wait here.</w:t>
+      </w:r>
+    </w:p>
+    <w:p>
+      <w:pPr>
+        <w:shd w:val="clear" w:color="000000" w:fill="auto"/>
+        <w:spacing w:after="160"/>
+        <w:rPr>
+          <w:rFonts w:eastAsiaTheme="majorEastAsia"/>
+          <w:color w:val="000000"/>
+          <w:spacing w:val="-10"/>
+          <w:kern w:val="28"/>
+          <w:sz w:val="22"/>
+          <w:szCs w:val="56"/>
+        </w:rPr>
+      </w:pPr>
+      <w:r>
+        <w:rPr>
+          <w:rFonts w:eastAsiaTheme="majorEastAsia"/>
+          <w:color w:val="000000"/>
+          <w:spacing w:val="-10"/>
+          <w:kern w:val="28"/>
+          <w:sz w:val="22"/>
+          <w:szCs w:val="56"/>
+        </w:rPr>
+        <w:t>Câu 3: Please speak slowly.</w:t>
+      </w:r>
+    </w:p>
+    <w:p>
+      <w:pPr>
+        <w:shd w:val="clear" w:color="000000" w:fill="auto"/>
+        <w:spacing w:after="160"/>
+        <w:rPr>
+          <w:rFonts w:eastAsiaTheme="majorEastAsia"/>
+          <w:color w:val="000000"/>
+          <w:spacing w:val="-10"/>
+          <w:kern w:val="28"/>
+          <w:sz w:val="22"/>
+          <w:szCs w:val="56"/>
+        </w:rPr>
+      </w:pPr>
+      <w:r>
+        <w:rPr>
+          <w:rFonts w:eastAsiaTheme="majorEastAsia"/>
+          <w:color w:val="000000"/>
+          <w:spacing w:val="-10"/>
+          <w:kern w:val="28"/>
+          <w:sz w:val="22"/>
+          <w:szCs w:val="56"/>
+        </w:rPr>
+        <w:t>Câu 4: Please help me with this bag.</w:t>
+      </w:r>
+    </w:p>
+    <w:p>
+      <w:pPr>
+        <w:shd w:val="clear" w:color="000000" w:fill="auto"/>
+        <w:spacing w:after="160"/>
+        <w:rPr>
+          <w:rFonts w:eastAsiaTheme="majorEastAsia"/>
+          <w:color w:val="000000"/>
+          <w:spacing w:val="-10"/>
+          <w:kern w:val="28"/>
+          <w:sz w:val="22"/>
+          <w:szCs w:val="56"/>
+        </w:rPr>
+      </w:pPr>
+      <w:r>
+        <w:rPr>
+          <w:rFonts w:eastAsiaTheme="majorEastAsia"/>
+          <w:color w:val="000000"/>
+          <w:spacing w:val="-10"/>
+          <w:kern w:val="28"/>
+          <w:sz w:val="22"/>
+          <w:szCs w:val="56"/>
+        </w:rPr>
+        <w:t>Câu 5: Please turn off the lights.</w:t>
+      </w:r>
+    </w:p>
+    <w:p>
+      <w:pPr>
+        <w:shd w:val="clear" w:color="000000" w:fill="auto"/>
+        <w:spacing w:after="160"/>
+        <w:rPr>
+          <w:rFonts w:eastAsiaTheme="majorEastAsia"/>
+          <w:color w:val="000000"/>
+          <w:spacing w:val="-10"/>
+          <w:kern w:val="28"/>
+          <w:sz w:val="22"/>
+          <w:szCs w:val="56"/>
+        </w:rPr>
+      </w:pPr>
+      <w:r>
+        <w:rPr>
+          <w:rFonts w:eastAsiaTheme="majorEastAsia"/>
+          <w:color w:val="000000"/>
+          <w:spacing w:val="-10"/>
+          <w:kern w:val="28"/>
+          <w:sz w:val="22"/>
+          <w:szCs w:val="56"/>
+        </w:rPr>
+        <w:t>Câu 6: Please don't make noise.</w:t>
+      </w:r>
+    </w:p>
+    <w:p>
+      <w:pPr>
+        <w:shd w:val="clear" w:color="000000" w:fill="auto"/>
+        <w:spacing w:after="160"/>
+        <w:rPr>
+          <w:rFonts w:eastAsiaTheme="majorEastAsia"/>
+          <w:color w:val="000000"/>
+          <w:spacing w:val="-10"/>
+          <w:kern w:val="28"/>
+          <w:sz w:val="22"/>
+          <w:szCs w:val="56"/>
+        </w:rPr>
+      </w:pPr>
+      <w:r>
+        <w:rPr>
+          <w:rFonts w:eastAsiaTheme="majorEastAsia"/>
+          <w:color w:val="000000"/>
+          <w:spacing w:val="-10"/>
+          <w:kern w:val="28"/>
+          <w:sz w:val="22"/>
+          <w:szCs w:val="56"/>
+        </w:rPr>
+        <w:t>Câu 7: Please don't touch the screen.</w:t>
+      </w:r>
+    </w:p>
+    <w:p>
+      <w:pPr>
+        <w:shd w:val="clear" w:color="000000" w:fill="auto"/>
+        <w:spacing w:after="160"/>
+        <w:rPr>
+          <w:rFonts w:eastAsiaTheme="majorEastAsia"/>
+          <w:color w:val="000000"/>
+          <w:spacing w:val="-10"/>
+          <w:kern w:val="28"/>
+          <w:sz w:val="22"/>
+          <w:szCs w:val="56"/>
+        </w:rPr>
+      </w:pPr>
+      <w:r>
+        <w:rPr>
+          <w:rFonts w:eastAsiaTheme="majorEastAsia"/>
+          <w:color w:val="000000"/>
+          <w:spacing w:val="-10"/>
+          <w:kern w:val="28"/>
+          <w:sz w:val="22"/>
+          <w:szCs w:val="56"/>
+        </w:rPr>
+        <w:t>Câu 8: Please sit down.</w:t>
+      </w:r>
+    </w:p>
+    <w:p>
+      <w:pPr>
+        <w:shd w:val="clear" w:color="000000" w:fill="auto"/>
+        <w:spacing w:after="160"/>
+        <w:rPr>
+          <w:rFonts w:eastAsiaTheme="majorEastAsia"/>
+          <w:color w:val="000000"/>
+          <w:spacing w:val="-10"/>
+          <w:kern w:val="28"/>
+          <w:sz w:val="22"/>
+          <w:szCs w:val="56"/>
+        </w:rPr>
+      </w:pPr>
+      <w:r>
+        <w:rPr>
+          <w:rFonts w:eastAsiaTheme="majorEastAsia"/>
+          <w:color w:val="000000"/>
+          <w:spacing w:val="-10"/>
+          <w:kern w:val="28"/>
+          <w:sz w:val="22"/>
+          <w:szCs w:val="56"/>
+        </w:rPr>
+        <w:t>Câu 9: Please write your name here.</w:t>
+      </w:r>
+    </w:p>
+    <w:p>
+      <w:pPr>
+        <w:shd w:val="clear" w:color="000000" w:fill="auto"/>
+        <w:spacing w:after="160"/>
+        <w:rPr>
+          <w:rFonts w:eastAsiaTheme="majorEastAsia"/>
+          <w:color w:val="000000"/>
+          <w:spacing w:val="-10"/>
+          <w:kern w:val="28"/>
+          <w:sz w:val="22"/>
+          <w:szCs w:val="56"/>
+        </w:rPr>
+      </w:pPr>
+      <w:r>
+        <w:rPr>
+          <w:rFonts w:eastAsiaTheme="majorEastAsia"/>
+          <w:color w:val="000000"/>
+          <w:spacing w:val="-10"/>
+          <w:kern w:val="28"/>
+          <w:sz w:val="22"/>
+          <w:szCs w:val="56"/>
+        </w:rPr>
+        <w:t>Câu 10: Please call me tomorrow.</w:t>
+      </w:r>
+    </w:p>
+    <w:p>
+      <w:pPr>
+        <w:keepNext/>
+        <w:shd w:val="clear" w:color="000000" w:fill="auto"/>
+        <w:spacing w:before="240" w:after="80"/>
+        <w:rPr>
+          <w:rFonts w:eastAsiaTheme="majorEastAsia"/>
+          <w:b/>
+          <w:color w:val="000000"/>
+          <w:spacing w:val="-10"/>
+          <w:kern w:val="28"/>
+          <w:szCs w:val="56"/>
+        </w:rPr>
+      </w:pPr>
+      <w:r>
+        <w:rPr>
+          <w:rFonts w:eastAsiaTheme="majorEastAsia"/>
+          <w:b/>
+          <w:color w:val="000000"/>
+          <w:spacing w:val="-10"/>
+          <w:kern w:val="28"/>
+          <w:szCs w:val="56"/>
+        </w:rPr>
         <w:t>PHẦN 5</w:t>
       </w:r>
     </w:p>
     <w:p>
-      <w:r>
-        <w:t>1. Let's</w:t>
-      </w:r>
-    </w:p>
-    <w:p>
-      <w:r>
-        <w:t>2. Let's not</w:t>
-      </w:r>
-    </w:p>
-    <w:p>
-      <w:r>
-        <w:t>3. Let's</w:t>
-      </w:r>
-    </w:p>
-    <w:p>
-      <w:r>
-        <w:t>4. Let's not</w:t>
-      </w:r>
-    </w:p>
-    <w:p>
-      <w:r>
-        <w:t>5. Let's</w:t>
-      </w:r>
-    </w:p>
-    <w:p>
-      <w:r>
-        <w:t>6. Let's not</w:t>
-      </w:r>
-    </w:p>
-    <w:p>
-      <w:r>
-        <w:t>7. Let's</w:t>
-      </w:r>
-    </w:p>
-    <w:p>
-      <w:r>
-        <w:t>8. Let's not</w:t>
-      </w:r>
-    </w:p>
-    <w:p>
-      <w:r>
-        <w:t>9. Let's</w:t>
-      </w:r>
-    </w:p>
-    <w:p>
-      <w:r>
-        <w:t>10. Let's not</w:t>
-      </w:r>
-    </w:p>
-    <w:p>
-      <w:pPr>
-        <w:pStyle w:val="Heading1"/>
-      </w:pPr>
-      <w:r>
+      <w:pPr>
+        <w:shd w:val="clear" w:color="000000" w:fill="auto"/>
+        <w:spacing w:after="160"/>
+        <w:rPr>
+          <w:rFonts w:eastAsiaTheme="majorEastAsia"/>
+          <w:color w:val="000000"/>
+          <w:spacing w:val="-10"/>
+          <w:kern w:val="28"/>
+          <w:sz w:val="22"/>
+          <w:szCs w:val="56"/>
+        </w:rPr>
+      </w:pPr>
+      <w:r>
+        <w:rPr>
+          <w:rFonts w:eastAsiaTheme="majorEastAsia"/>
+          <w:color w:val="000000"/>
+          <w:spacing w:val="-10"/>
+          <w:kern w:val="28"/>
+          <w:sz w:val="22"/>
+          <w:szCs w:val="56"/>
+        </w:rPr>
+        <w:t>Câu 1: Let's</w:t>
+      </w:r>
+    </w:p>
+    <w:p>
+      <w:pPr>
+        <w:shd w:val="clear" w:color="000000" w:fill="auto"/>
+        <w:spacing w:after="160"/>
+        <w:rPr>
+          <w:rFonts w:eastAsiaTheme="majorEastAsia"/>
+          <w:color w:val="000000"/>
+          <w:spacing w:val="-10"/>
+          <w:kern w:val="28"/>
+          <w:sz w:val="22"/>
+          <w:szCs w:val="56"/>
+        </w:rPr>
+      </w:pPr>
+      <w:r>
+        <w:rPr>
+          <w:rFonts w:eastAsiaTheme="majorEastAsia"/>
+          <w:color w:val="000000"/>
+          <w:spacing w:val="-10"/>
+          <w:kern w:val="28"/>
+          <w:sz w:val="22"/>
+          <w:szCs w:val="56"/>
+        </w:rPr>
+        <w:t>Câu 2: Let's not</w:t>
+      </w:r>
+    </w:p>
+    <w:p>
+      <w:pPr>
+        <w:shd w:val="clear" w:color="000000" w:fill="auto"/>
+        <w:spacing w:after="160"/>
+        <w:rPr>
+          <w:rFonts w:eastAsiaTheme="majorEastAsia"/>
+          <w:color w:val="000000"/>
+          <w:spacing w:val="-10"/>
+          <w:kern w:val="28"/>
+          <w:sz w:val="22"/>
+          <w:szCs w:val="56"/>
+        </w:rPr>
+      </w:pPr>
+      <w:r>
+        <w:rPr>
+          <w:rFonts w:eastAsiaTheme="majorEastAsia"/>
+          <w:color w:val="000000"/>
+          <w:spacing w:val="-10"/>
+          <w:kern w:val="28"/>
+          <w:sz w:val="22"/>
+          <w:szCs w:val="56"/>
+        </w:rPr>
+        <w:t>Câu 3: Let's</w:t>
+      </w:r>
+    </w:p>
+    <w:p>
+      <w:pPr>
+        <w:shd w:val="clear" w:color="000000" w:fill="auto"/>
+        <w:spacing w:after="160"/>
+        <w:rPr>
+          <w:rFonts w:eastAsiaTheme="majorEastAsia"/>
+          <w:color w:val="000000"/>
+          <w:spacing w:val="-10"/>
+          <w:kern w:val="28"/>
+          <w:sz w:val="22"/>
+          <w:szCs w:val="56"/>
+        </w:rPr>
+      </w:pPr>
+      <w:r>
+        <w:rPr>
+          <w:rFonts w:eastAsiaTheme="majorEastAsia"/>
+          <w:color w:val="000000"/>
+          <w:spacing w:val="-10"/>
+          <w:kern w:val="28"/>
+          <w:sz w:val="22"/>
+          <w:szCs w:val="56"/>
+        </w:rPr>
+        <w:t>Câu 4: Let's not</w:t>
+      </w:r>
+    </w:p>
+    <w:p>
+      <w:pPr>
+        <w:shd w:val="clear" w:color="000000" w:fill="auto"/>
+        <w:spacing w:after="160"/>
+        <w:rPr>
+          <w:rFonts w:eastAsiaTheme="majorEastAsia"/>
+          <w:color w:val="000000"/>
+          <w:spacing w:val="-10"/>
+          <w:kern w:val="28"/>
+          <w:sz w:val="22"/>
+          <w:szCs w:val="56"/>
+        </w:rPr>
+      </w:pPr>
+      <w:r>
+        <w:rPr>
+          <w:rFonts w:eastAsiaTheme="majorEastAsia"/>
+          <w:color w:val="000000"/>
+          <w:spacing w:val="-10"/>
+          <w:kern w:val="28"/>
+          <w:sz w:val="22"/>
+          <w:szCs w:val="56"/>
+        </w:rPr>
+        <w:t>Câu 5: Let's</w:t>
+      </w:r>
+    </w:p>
+    <w:p>
+      <w:pPr>
+        <w:shd w:val="clear" w:color="000000" w:fill="auto"/>
+        <w:spacing w:after="160"/>
+        <w:rPr>
+          <w:rFonts w:eastAsiaTheme="majorEastAsia"/>
+          <w:color w:val="000000"/>
+          <w:spacing w:val="-10"/>
+          <w:kern w:val="28"/>
+          <w:sz w:val="22"/>
+          <w:szCs w:val="56"/>
+        </w:rPr>
+      </w:pPr>
+      <w:r>
+        <w:rPr>
+          <w:rFonts w:eastAsiaTheme="majorEastAsia"/>
+          <w:color w:val="000000"/>
+          <w:spacing w:val="-10"/>
+          <w:kern w:val="28"/>
+          <w:sz w:val="22"/>
+          <w:szCs w:val="56"/>
+        </w:rPr>
+        <w:t>Câu 6: Let's not</w:t>
+      </w:r>
+    </w:p>
+    <w:p>
+      <w:pPr>
+        <w:shd w:val="clear" w:color="000000" w:fill="auto"/>
+        <w:spacing w:after="160"/>
+        <w:rPr>
+          <w:rFonts w:eastAsiaTheme="majorEastAsia"/>
+          <w:color w:val="000000"/>
+          <w:spacing w:val="-10"/>
+          <w:kern w:val="28"/>
+          <w:sz w:val="22"/>
+          <w:szCs w:val="56"/>
+        </w:rPr>
+      </w:pPr>
+      <w:r>
+        <w:rPr>
+          <w:rFonts w:eastAsiaTheme="majorEastAsia"/>
+          <w:color w:val="000000"/>
+          <w:spacing w:val="-10"/>
+          <w:kern w:val="28"/>
+          <w:sz w:val="22"/>
+          <w:szCs w:val="56"/>
+        </w:rPr>
+        <w:t>Câu 7: Let's</w:t>
+      </w:r>
+    </w:p>
+    <w:p>
+      <w:pPr>
+        <w:shd w:val="clear" w:color="000000" w:fill="auto"/>
+        <w:spacing w:after="160"/>
+        <w:rPr>
+          <w:rFonts w:eastAsiaTheme="majorEastAsia"/>
+          <w:color w:val="000000"/>
+          <w:spacing w:val="-10"/>
+          <w:kern w:val="28"/>
+          <w:sz w:val="22"/>
+          <w:szCs w:val="56"/>
+        </w:rPr>
+      </w:pPr>
+      <w:r>
+        <w:rPr>
+          <w:rFonts w:eastAsiaTheme="majorEastAsia"/>
+          <w:color w:val="000000"/>
+          <w:spacing w:val="-10"/>
+          <w:kern w:val="28"/>
+          <w:sz w:val="22"/>
+          <w:szCs w:val="56"/>
+        </w:rPr>
+        <w:t>Câu 8: Let's not</w:t>
+      </w:r>
+    </w:p>
+    <w:p>
+      <w:pPr>
+        <w:shd w:val="clear" w:color="000000" w:fill="auto"/>
+        <w:spacing w:after="160"/>
+        <w:rPr>
+          <w:rFonts w:eastAsiaTheme="majorEastAsia"/>
+          <w:color w:val="000000"/>
+          <w:spacing w:val="-10"/>
+          <w:kern w:val="28"/>
+          <w:sz w:val="22"/>
+          <w:szCs w:val="56"/>
+        </w:rPr>
+      </w:pPr>
+      <w:r>
+        <w:rPr>
+          <w:rFonts w:eastAsiaTheme="majorEastAsia"/>
+          <w:color w:val="000000"/>
+          <w:spacing w:val="-10"/>
+          <w:kern w:val="28"/>
+          <w:sz w:val="22"/>
+          <w:szCs w:val="56"/>
+        </w:rPr>
+        <w:t>Câu 9: Let's</w:t>
+      </w:r>
+    </w:p>
+    <w:p>
+      <w:pPr>
+        <w:shd w:val="clear" w:color="000000" w:fill="auto"/>
+        <w:spacing w:after="160"/>
+        <w:rPr>
+          <w:rFonts w:eastAsiaTheme="majorEastAsia"/>
+          <w:color w:val="000000"/>
+          <w:spacing w:val="-10"/>
+          <w:kern w:val="28"/>
+          <w:sz w:val="22"/>
+          <w:szCs w:val="56"/>
+        </w:rPr>
+      </w:pPr>
+      <w:r>
+        <w:rPr>
+          <w:rFonts w:eastAsiaTheme="majorEastAsia"/>
+          <w:color w:val="000000"/>
+          <w:spacing w:val="-10"/>
+          <w:kern w:val="28"/>
+          <w:sz w:val="22"/>
+          <w:szCs w:val="56"/>
+        </w:rPr>
+        <w:t>Câu 10: Let's not</w:t>
+      </w:r>
+    </w:p>
+    <w:p>
+      <w:pPr>
+        <w:keepNext/>
+        <w:shd w:val="clear" w:color="000000" w:fill="auto"/>
+        <w:spacing w:before="240" w:after="80"/>
+        <w:rPr>
+          <w:rFonts w:eastAsiaTheme="majorEastAsia"/>
+          <w:b/>
+          <w:color w:val="000000"/>
+          <w:spacing w:val="-10"/>
+          <w:kern w:val="28"/>
+          <w:szCs w:val="56"/>
+        </w:rPr>
+      </w:pPr>
+      <w:r>
+        <w:rPr>
+          <w:rFonts w:eastAsiaTheme="majorEastAsia"/>
+          <w:b/>
+          <w:color w:val="000000"/>
+          <w:spacing w:val="-10"/>
+          <w:kern w:val="28"/>
+          <w:szCs w:val="56"/>
+        </w:rPr>
         <w:t>PHẦN 6</w:t>
       </w:r>
     </w:p>
     <w:p>
-      <w:r>
-        <w:t>1. C</w:t>
-      </w:r>
-    </w:p>
-    <w:p>
-      <w:r>
-        <w:t>2. B</w:t>
-      </w:r>
-    </w:p>
-    <w:p>
-      <w:r>
-        <w:t>3. G</w:t>
-      </w:r>
-    </w:p>
-    <w:p>
-      <w:r>
-        <w:t>4. A</w:t>
-      </w:r>
-    </w:p>
-    <w:p>
-      <w:r>
-        <w:t>5. J</w:t>
-      </w:r>
-    </w:p>
-    <w:p>
-      <w:r>
-        <w:t>6. E</w:t>
-      </w:r>
-    </w:p>
-    <w:p>
-      <w:r>
-        <w:t>7. H</w:t>
-      </w:r>
-    </w:p>
-    <w:p>
-      <w:r>
-        <w:t>8. F</w:t>
-      </w:r>
-    </w:p>
-    <w:p>
-      <w:r>
-        <w:t>9. I</w:t>
-      </w:r>
-    </w:p>
-    <w:p>
-      <w:r>
-        <w:t>10. D</w:t>
-      </w:r>
-    </w:p>
-    <w:p>
-      <w:pPr>
-        <w:pStyle w:val="Heading1"/>
-      </w:pPr>
-      <w:r>
+      <w:pPr>
+        <w:shd w:val="clear" w:color="000000" w:fill="auto"/>
+        <w:spacing w:after="160"/>
+        <w:rPr>
+          <w:rFonts w:eastAsiaTheme="majorEastAsia"/>
+          <w:color w:val="000000"/>
+          <w:spacing w:val="-10"/>
+          <w:kern w:val="28"/>
+          <w:sz w:val="22"/>
+          <w:szCs w:val="56"/>
+        </w:rPr>
+      </w:pPr>
+      <w:r>
+        <w:rPr>
+          <w:rFonts w:eastAsiaTheme="majorEastAsia"/>
+          <w:color w:val="000000"/>
+          <w:spacing w:val="-10"/>
+          <w:kern w:val="28"/>
+          <w:sz w:val="22"/>
+          <w:szCs w:val="56"/>
+        </w:rPr>
+        <w:t>Câu 1: C</w:t>
+      </w:r>
+    </w:p>
+    <w:p>
+      <w:pPr>
+        <w:shd w:val="clear" w:color="000000" w:fill="auto"/>
+        <w:spacing w:after="160"/>
+        <w:rPr>
+          <w:rFonts w:eastAsiaTheme="majorEastAsia"/>
+          <w:color w:val="000000"/>
+          <w:spacing w:val="-10"/>
+          <w:kern w:val="28"/>
+          <w:sz w:val="22"/>
+          <w:szCs w:val="56"/>
+        </w:rPr>
+      </w:pPr>
+      <w:r>
+        <w:rPr>
+          <w:rFonts w:eastAsiaTheme="majorEastAsia"/>
+          <w:color w:val="000000"/>
+          <w:spacing w:val="-10"/>
+          <w:kern w:val="28"/>
+          <w:sz w:val="22"/>
+          <w:szCs w:val="56"/>
+        </w:rPr>
+        <w:t>Câu 2: B</w:t>
+      </w:r>
+    </w:p>
+    <w:p>
+      <w:pPr>
+        <w:shd w:val="clear" w:color="000000" w:fill="auto"/>
+        <w:spacing w:after="160"/>
+        <w:rPr>
+          <w:rFonts w:eastAsiaTheme="majorEastAsia"/>
+          <w:color w:val="000000"/>
+          <w:spacing w:val="-10"/>
+          <w:kern w:val="28"/>
+          <w:sz w:val="22"/>
+          <w:szCs w:val="56"/>
+        </w:rPr>
+      </w:pPr>
+      <w:r>
+        <w:rPr>
+          <w:rFonts w:eastAsiaTheme="majorEastAsia"/>
+          <w:color w:val="000000"/>
+          <w:spacing w:val="-10"/>
+          <w:kern w:val="28"/>
+          <w:sz w:val="22"/>
+          <w:szCs w:val="56"/>
+        </w:rPr>
+        <w:t>Câu 3: G</w:t>
+      </w:r>
+    </w:p>
+    <w:p>
+      <w:pPr>
+        <w:shd w:val="clear" w:color="000000" w:fill="auto"/>
+        <w:spacing w:after="160"/>
+        <w:rPr>
+          <w:rFonts w:eastAsiaTheme="majorEastAsia"/>
+          <w:color w:val="000000"/>
+          <w:spacing w:val="-10"/>
+          <w:kern w:val="28"/>
+          <w:sz w:val="22"/>
+          <w:szCs w:val="56"/>
+        </w:rPr>
+      </w:pPr>
+      <w:r>
+        <w:rPr>
+          <w:rFonts w:eastAsiaTheme="majorEastAsia"/>
+          <w:color w:val="000000"/>
+          <w:spacing w:val="-10"/>
+          <w:kern w:val="28"/>
+          <w:sz w:val="22"/>
+          <w:szCs w:val="56"/>
+        </w:rPr>
+        <w:t>Câu 4: A</w:t>
+      </w:r>
+    </w:p>
+    <w:p>
+      <w:pPr>
+        <w:shd w:val="clear" w:color="000000" w:fill="auto"/>
+        <w:spacing w:after="160"/>
+        <w:rPr>
+          <w:rFonts w:eastAsiaTheme="majorEastAsia"/>
+          <w:color w:val="000000"/>
+          <w:spacing w:val="-10"/>
+          <w:kern w:val="28"/>
+          <w:sz w:val="22"/>
+          <w:szCs w:val="56"/>
+        </w:rPr>
+      </w:pPr>
+      <w:r>
+        <w:rPr>
+          <w:rFonts w:eastAsiaTheme="majorEastAsia"/>
+          <w:color w:val="000000"/>
+          <w:spacing w:val="-10"/>
+          <w:kern w:val="28"/>
+          <w:sz w:val="22"/>
+          <w:szCs w:val="56"/>
+        </w:rPr>
+        <w:t>Câu 5: J</w:t>
+      </w:r>
+    </w:p>
+    <w:p>
+      <w:pPr>
+        <w:shd w:val="clear" w:color="000000" w:fill="auto"/>
+        <w:spacing w:after="160"/>
+        <w:rPr>
+          <w:rFonts w:eastAsiaTheme="majorEastAsia"/>
+          <w:color w:val="000000"/>
+          <w:spacing w:val="-10"/>
+          <w:kern w:val="28"/>
+          <w:sz w:val="22"/>
+          <w:szCs w:val="56"/>
+        </w:rPr>
+      </w:pPr>
+      <w:r>
+        <w:rPr>
+          <w:rFonts w:eastAsiaTheme="majorEastAsia"/>
+          <w:color w:val="000000"/>
+          <w:spacing w:val="-10"/>
+          <w:kern w:val="28"/>
+          <w:sz w:val="22"/>
+          <w:szCs w:val="56"/>
+        </w:rPr>
+        <w:t>Câu 6: E</w:t>
+      </w:r>
+    </w:p>
+    <w:p>
+      <w:pPr>
+        <w:shd w:val="clear" w:color="000000" w:fill="auto"/>
+        <w:spacing w:after="160"/>
+        <w:rPr>
+          <w:rFonts w:eastAsiaTheme="majorEastAsia"/>
+          <w:color w:val="000000"/>
+          <w:spacing w:val="-10"/>
+          <w:kern w:val="28"/>
+          <w:sz w:val="22"/>
+          <w:szCs w:val="56"/>
+        </w:rPr>
+      </w:pPr>
+      <w:r>
+        <w:rPr>
+          <w:rFonts w:eastAsiaTheme="majorEastAsia"/>
+          <w:color w:val="000000"/>
+          <w:spacing w:val="-10"/>
+          <w:kern w:val="28"/>
+          <w:sz w:val="22"/>
+          <w:szCs w:val="56"/>
+        </w:rPr>
+        <w:t>Câu 7: H</w:t>
+      </w:r>
+    </w:p>
+    <w:p>
+      <w:pPr>
+        <w:shd w:val="clear" w:color="000000" w:fill="auto"/>
+        <w:spacing w:after="160"/>
+        <w:rPr>
+          <w:rFonts w:eastAsiaTheme="majorEastAsia"/>
+          <w:color w:val="000000"/>
+          <w:spacing w:val="-10"/>
+          <w:kern w:val="28"/>
+          <w:sz w:val="22"/>
+          <w:szCs w:val="56"/>
+        </w:rPr>
+      </w:pPr>
+      <w:r>
+        <w:rPr>
+          <w:rFonts w:eastAsiaTheme="majorEastAsia"/>
+          <w:color w:val="000000"/>
+          <w:spacing w:val="-10"/>
+          <w:kern w:val="28"/>
+          <w:sz w:val="22"/>
+          <w:szCs w:val="56"/>
+        </w:rPr>
+        <w:t>Câu 8: F</w:t>
+      </w:r>
+    </w:p>
+    <w:p>
+      <w:pPr>
+        <w:shd w:val="clear" w:color="000000" w:fill="auto"/>
+        <w:spacing w:after="160"/>
+        <w:rPr>
+          <w:rFonts w:eastAsiaTheme="majorEastAsia"/>
+          <w:color w:val="000000"/>
+          <w:spacing w:val="-10"/>
+          <w:kern w:val="28"/>
+          <w:sz w:val="22"/>
+          <w:szCs w:val="56"/>
+        </w:rPr>
+      </w:pPr>
+      <w:r>
+        <w:rPr>
+          <w:rFonts w:eastAsiaTheme="majorEastAsia"/>
+          <w:color w:val="000000"/>
+          <w:spacing w:val="-10"/>
+          <w:kern w:val="28"/>
+          <w:sz w:val="22"/>
+          <w:szCs w:val="56"/>
+        </w:rPr>
+        <w:t>Câu 9: I</w:t>
+      </w:r>
+    </w:p>
+    <w:p>
+      <w:pPr>
+        <w:shd w:val="clear" w:color="000000" w:fill="auto"/>
+        <w:spacing w:after="160"/>
+        <w:rPr>
+          <w:rFonts w:eastAsiaTheme="majorEastAsia"/>
+          <w:color w:val="000000"/>
+          <w:spacing w:val="-10"/>
+          <w:kern w:val="28"/>
+          <w:sz w:val="22"/>
+          <w:szCs w:val="56"/>
+        </w:rPr>
+      </w:pPr>
+      <w:r>
+        <w:rPr>
+          <w:rFonts w:eastAsiaTheme="majorEastAsia"/>
+          <w:color w:val="000000"/>
+          <w:spacing w:val="-10"/>
+          <w:kern w:val="28"/>
+          <w:sz w:val="22"/>
+          <w:szCs w:val="56"/>
+        </w:rPr>
+        <w:t>Câu 10: D</w:t>
+      </w:r>
+    </w:p>
+    <w:p>
+      <w:pPr>
+        <w:keepNext/>
+        <w:shd w:val="clear" w:color="000000" w:fill="auto"/>
+        <w:spacing w:before="240" w:after="80"/>
+        <w:rPr>
+          <w:rFonts w:eastAsiaTheme="majorEastAsia"/>
+          <w:b/>
+          <w:color w:val="000000"/>
+          <w:spacing w:val="-10"/>
+          <w:kern w:val="28"/>
+          <w:szCs w:val="56"/>
+        </w:rPr>
+      </w:pPr>
+      <w:r>
+        <w:rPr>
+          <w:rFonts w:eastAsiaTheme="majorEastAsia"/>
+          <w:b/>
+          <w:color w:val="000000"/>
+          <w:spacing w:val="-10"/>
+          <w:kern w:val="28"/>
+          <w:szCs w:val="56"/>
+        </w:rPr>
         <w:t>PHẦN 7</w:t>
       </w:r>
     </w:p>
     <w:p>
-      <w:r>
-        <w:t>1. Open your book.</w:t>
-      </w:r>
-    </w:p>
-    <w:p>
-      <w:r>
-        <w:t>2. Don't talk.</w:t>
-      </w:r>
-    </w:p>
-    <w:p>
-      <w:r>
-        <w:t>3. Don't run here.</w:t>
-      </w:r>
-    </w:p>
-    <w:p>
-      <w:r>
-        <w:t>4. Let's have lunch.</w:t>
-      </w:r>
-    </w:p>
-    <w:p>
-      <w:r>
-        <w:t>5. Let's not go out.</w:t>
-      </w:r>
-    </w:p>
-    <w:p>
-      <w:r>
-        <w:t>6. Don't be afraid.</w:t>
-      </w:r>
-    </w:p>
-    <w:p>
-      <w:r>
-        <w:t>7. Please wait here.</w:t>
-      </w:r>
-    </w:p>
-    <w:p>
-      <w:r>
-        <w:t>8. Don't be noisy.</w:t>
-      </w:r>
-    </w:p>
-    <w:p>
-      <w:r>
-        <w:t>9. Let's go home.</w:t>
-      </w:r>
-    </w:p>
-    <w:p>
-      <w:r>
-        <w:t>10. Study hard, and you will pass.</w:t>
-      </w:r>
-    </w:p>
-    <w:p>
-      <w:pPr>
-        <w:pStyle w:val="Heading1"/>
-      </w:pPr>
-      <w:r>
+      <w:pPr>
+        <w:shd w:val="clear" w:color="000000" w:fill="auto"/>
+        <w:spacing w:after="160"/>
+        <w:rPr>
+          <w:rFonts w:eastAsiaTheme="majorEastAsia"/>
+          <w:color w:val="000000"/>
+          <w:spacing w:val="-10"/>
+          <w:kern w:val="28"/>
+          <w:sz w:val="22"/>
+          <w:szCs w:val="56"/>
+        </w:rPr>
+      </w:pPr>
+      <w:r>
+        <w:rPr>
+          <w:rFonts w:eastAsiaTheme="majorEastAsia"/>
+          <w:color w:val="000000"/>
+          <w:spacing w:val="-10"/>
+          <w:kern w:val="28"/>
+          <w:sz w:val="22"/>
+          <w:szCs w:val="56"/>
+        </w:rPr>
+        <w:t>Câu 1: Open your book.</w:t>
+      </w:r>
+    </w:p>
+    <w:p>
+      <w:pPr>
+        <w:shd w:val="clear" w:color="000000" w:fill="auto"/>
+        <w:spacing w:after="160"/>
+        <w:rPr>
+          <w:rFonts w:eastAsiaTheme="majorEastAsia"/>
+          <w:color w:val="000000"/>
+          <w:spacing w:val="-10"/>
+          <w:kern w:val="28"/>
+          <w:sz w:val="22"/>
+          <w:szCs w:val="56"/>
+        </w:rPr>
+      </w:pPr>
+      <w:r>
+        <w:rPr>
+          <w:rFonts w:eastAsiaTheme="majorEastAsia"/>
+          <w:color w:val="000000"/>
+          <w:spacing w:val="-10"/>
+          <w:kern w:val="28"/>
+          <w:sz w:val="22"/>
+          <w:szCs w:val="56"/>
+        </w:rPr>
+        <w:t>Câu 2: Don't talk.</w:t>
+      </w:r>
+    </w:p>
+    <w:p>
+      <w:pPr>
+        <w:shd w:val="clear" w:color="000000" w:fill="auto"/>
+        <w:spacing w:after="160"/>
+        <w:rPr>
+          <w:rFonts w:eastAsiaTheme="majorEastAsia"/>
+          <w:color w:val="000000"/>
+          <w:spacing w:val="-10"/>
+          <w:kern w:val="28"/>
+          <w:sz w:val="22"/>
+          <w:szCs w:val="56"/>
+        </w:rPr>
+      </w:pPr>
+      <w:r>
+        <w:rPr>
+          <w:rFonts w:eastAsiaTheme="majorEastAsia"/>
+          <w:color w:val="000000"/>
+          <w:spacing w:val="-10"/>
+          <w:kern w:val="28"/>
+          <w:sz w:val="22"/>
+          <w:szCs w:val="56"/>
+        </w:rPr>
+        <w:t>Câu 3: Don't run here.</w:t>
+      </w:r>
+    </w:p>
+    <w:p>
+      <w:pPr>
+        <w:shd w:val="clear" w:color="000000" w:fill="auto"/>
+        <w:spacing w:after="160"/>
+        <w:rPr>
+          <w:rFonts w:eastAsiaTheme="majorEastAsia"/>
+          <w:color w:val="000000"/>
+          <w:spacing w:val="-10"/>
+          <w:kern w:val="28"/>
+          <w:sz w:val="22"/>
+          <w:szCs w:val="56"/>
+        </w:rPr>
+      </w:pPr>
+      <w:r>
+        <w:rPr>
+          <w:rFonts w:eastAsiaTheme="majorEastAsia"/>
+          <w:color w:val="000000"/>
+          <w:spacing w:val="-10"/>
+          <w:kern w:val="28"/>
+          <w:sz w:val="22"/>
+          <w:szCs w:val="56"/>
+        </w:rPr>
+        <w:t>Câu 4: Let's have lunch.</w:t>
+      </w:r>
+    </w:p>
+    <w:p>
+      <w:pPr>
+        <w:shd w:val="clear" w:color="000000" w:fill="auto"/>
+        <w:spacing w:after="160"/>
+        <w:rPr>
+          <w:rFonts w:eastAsiaTheme="majorEastAsia"/>
+          <w:color w:val="000000"/>
+          <w:spacing w:val="-10"/>
+          <w:kern w:val="28"/>
+          <w:sz w:val="22"/>
+          <w:szCs w:val="56"/>
+        </w:rPr>
+      </w:pPr>
+      <w:r>
+        <w:rPr>
+          <w:rFonts w:eastAsiaTheme="majorEastAsia"/>
+          <w:color w:val="000000"/>
+          <w:spacing w:val="-10"/>
+          <w:kern w:val="28"/>
+          <w:sz w:val="22"/>
+          <w:szCs w:val="56"/>
+        </w:rPr>
+        <w:t>Câu 5: Let's not go out.</w:t>
+      </w:r>
+    </w:p>
+    <w:p>
+      <w:pPr>
+        <w:shd w:val="clear" w:color="000000" w:fill="auto"/>
+        <w:spacing w:after="160"/>
+        <w:rPr>
+          <w:rFonts w:eastAsiaTheme="majorEastAsia"/>
+          <w:color w:val="000000"/>
+          <w:spacing w:val="-10"/>
+          <w:kern w:val="28"/>
+          <w:sz w:val="22"/>
+          <w:szCs w:val="56"/>
+        </w:rPr>
+      </w:pPr>
+      <w:r>
+        <w:rPr>
+          <w:rFonts w:eastAsiaTheme="majorEastAsia"/>
+          <w:color w:val="000000"/>
+          <w:spacing w:val="-10"/>
+          <w:kern w:val="28"/>
+          <w:sz w:val="22"/>
+          <w:szCs w:val="56"/>
+        </w:rPr>
+        <w:t>Câu 6: Don't be afraid.</w:t>
+      </w:r>
+    </w:p>
+    <w:p>
+      <w:pPr>
+        <w:shd w:val="clear" w:color="000000" w:fill="auto"/>
+        <w:spacing w:after="160"/>
+        <w:rPr>
+          <w:rFonts w:eastAsiaTheme="majorEastAsia"/>
+          <w:color w:val="000000"/>
+          <w:spacing w:val="-10"/>
+          <w:kern w:val="28"/>
+          <w:sz w:val="22"/>
+          <w:szCs w:val="56"/>
+        </w:rPr>
+      </w:pPr>
+      <w:r>
+        <w:rPr>
+          <w:rFonts w:eastAsiaTheme="majorEastAsia"/>
+          <w:color w:val="000000"/>
+          <w:spacing w:val="-10"/>
+          <w:kern w:val="28"/>
+          <w:sz w:val="22"/>
+          <w:szCs w:val="56"/>
+        </w:rPr>
+        <w:t>Câu 7: Please wait here.</w:t>
+      </w:r>
+    </w:p>
+    <w:p>
+      <w:pPr>
+        <w:shd w:val="clear" w:color="000000" w:fill="auto"/>
+        <w:spacing w:after="160"/>
+        <w:rPr>
+          <w:rFonts w:eastAsiaTheme="majorEastAsia"/>
+          <w:color w:val="000000"/>
+          <w:spacing w:val="-10"/>
+          <w:kern w:val="28"/>
+          <w:sz w:val="22"/>
+          <w:szCs w:val="56"/>
+        </w:rPr>
+      </w:pPr>
+      <w:r>
+        <w:rPr>
+          <w:rFonts w:eastAsiaTheme="majorEastAsia"/>
+          <w:color w:val="000000"/>
+          <w:spacing w:val="-10"/>
+          <w:kern w:val="28"/>
+          <w:sz w:val="22"/>
+          <w:szCs w:val="56"/>
+        </w:rPr>
+        <w:t>Câu 8: Don't be noisy.</w:t>
+      </w:r>
+    </w:p>
+    <w:p>
+      <w:pPr>
+        <w:shd w:val="clear" w:color="000000" w:fill="auto"/>
+        <w:spacing w:after="160"/>
+        <w:rPr>
+          <w:rFonts w:eastAsiaTheme="majorEastAsia"/>
+          <w:color w:val="000000"/>
+          <w:spacing w:val="-10"/>
+          <w:kern w:val="28"/>
+          <w:sz w:val="22"/>
+          <w:szCs w:val="56"/>
+        </w:rPr>
+      </w:pPr>
+      <w:r>
+        <w:rPr>
+          <w:rFonts w:eastAsiaTheme="majorEastAsia"/>
+          <w:color w:val="000000"/>
+          <w:spacing w:val="-10"/>
+          <w:kern w:val="28"/>
+          <w:sz w:val="22"/>
+          <w:szCs w:val="56"/>
+        </w:rPr>
+        <w:t>Câu 9: Let's go home.</w:t>
+      </w:r>
+    </w:p>
+    <w:p>
+      <w:pPr>
+        <w:shd w:val="clear" w:color="000000" w:fill="auto"/>
+        <w:spacing w:after="160"/>
+        <w:rPr>
+          <w:rFonts w:eastAsiaTheme="majorEastAsia"/>
+          <w:color w:val="000000"/>
+          <w:spacing w:val="-10"/>
+          <w:kern w:val="28"/>
+          <w:sz w:val="22"/>
+          <w:szCs w:val="56"/>
+        </w:rPr>
+      </w:pPr>
+      <w:r>
+        <w:rPr>
+          <w:rFonts w:eastAsiaTheme="majorEastAsia"/>
+          <w:color w:val="000000"/>
+          <w:spacing w:val="-10"/>
+          <w:kern w:val="28"/>
+          <w:sz w:val="22"/>
+          <w:szCs w:val="56"/>
+        </w:rPr>
+        <w:t>Câu 10: Study hard, and you will pass.</w:t>
+      </w:r>
+    </w:p>
+    <w:p>
+      <w:pPr>
+        <w:keepNext/>
+        <w:shd w:val="clear" w:color="000000" w:fill="auto"/>
+        <w:spacing w:before="240" w:after="80"/>
+        <w:rPr>
+          <w:rFonts w:eastAsiaTheme="majorEastAsia"/>
+          <w:b/>
+          <w:color w:val="000000"/>
+          <w:spacing w:val="-10"/>
+          <w:kern w:val="28"/>
+          <w:szCs w:val="56"/>
+        </w:rPr>
+      </w:pPr>
+      <w:r>
+        <w:rPr>
+          <w:rFonts w:eastAsiaTheme="majorEastAsia"/>
+          <w:b/>
+          <w:color w:val="000000"/>
+          <w:spacing w:val="-10"/>
+          <w:kern w:val="28"/>
+          <w:szCs w:val="56"/>
+        </w:rPr>
         <w:t>PHẦN 8</w:t>
       </w:r>
     </w:p>
     <w:p>
-      <w:r>
-        <w:t>1. Open the door.</w:t>
-      </w:r>
-    </w:p>
-    <w:p>
-      <w:r>
-        <w:t>2. Don't run in the hallway.</w:t>
-      </w:r>
-    </w:p>
-    <w:p>
-      <w:r>
-        <w:t>3. Please wait here.</w:t>
-      </w:r>
-    </w:p>
-    <w:p>
-      <w:r>
-        <w:t>4. Be careful!</w:t>
-      </w:r>
-    </w:p>
-    <w:p>
-      <w:r>
-        <w:t>5. Let's have lunch.</w:t>
-      </w:r>
-    </w:p>
-    <w:p>
-      <w:r>
-        <w:t>6. Let's not be late.</w:t>
-      </w:r>
-    </w:p>
-    <w:p>
-      <w:r>
-        <w:t>7. Don't forget your keys.</w:t>
-      </w:r>
-    </w:p>
-    <w:p>
-      <w:r>
-        <w:t>8. Turn right at the traffic lights.</w:t>
-      </w:r>
-    </w:p>
-    <w:p>
-      <w:r>
-        <w:t>9. Study hard, and you will pass the exam.</w:t>
-      </w:r>
-    </w:p>
-    <w:p>
-      <w:r>
-        <w:t>10. Hurry up, or you will miss the bus.</w:t>
-      </w:r>
-    </w:p>
-    <w:p>
-      <w:pPr>
-        <w:pStyle w:val="Heading1"/>
-      </w:pPr>
-      <w:r>
+      <w:pPr>
+        <w:shd w:val="clear" w:color="000000" w:fill="auto"/>
+        <w:spacing w:after="160"/>
+        <w:rPr>
+          <w:rFonts w:eastAsiaTheme="majorEastAsia"/>
+          <w:color w:val="000000"/>
+          <w:spacing w:val="-10"/>
+          <w:kern w:val="28"/>
+          <w:sz w:val="22"/>
+          <w:szCs w:val="56"/>
+        </w:rPr>
+      </w:pPr>
+      <w:r>
+        <w:rPr>
+          <w:rFonts w:eastAsiaTheme="majorEastAsia"/>
+          <w:color w:val="000000"/>
+          <w:spacing w:val="-10"/>
+          <w:kern w:val="28"/>
+          <w:sz w:val="22"/>
+          <w:szCs w:val="56"/>
+        </w:rPr>
+        <w:t>Câu 1: Open the door.</w:t>
+      </w:r>
+    </w:p>
+    <w:p>
+      <w:pPr>
+        <w:shd w:val="clear" w:color="000000" w:fill="auto"/>
+        <w:spacing w:after="160"/>
+        <w:rPr>
+          <w:rFonts w:eastAsiaTheme="majorEastAsia"/>
+          <w:color w:val="000000"/>
+          <w:spacing w:val="-10"/>
+          <w:kern w:val="28"/>
+          <w:sz w:val="22"/>
+          <w:szCs w:val="56"/>
+        </w:rPr>
+      </w:pPr>
+      <w:r>
+        <w:rPr>
+          <w:rFonts w:eastAsiaTheme="majorEastAsia"/>
+          <w:color w:val="000000"/>
+          <w:spacing w:val="-10"/>
+          <w:kern w:val="28"/>
+          <w:sz w:val="22"/>
+          <w:szCs w:val="56"/>
+        </w:rPr>
+        <w:t>Câu 2: Don't run in the hallway.</w:t>
+      </w:r>
+    </w:p>
+    <w:p>
+      <w:pPr>
+        <w:shd w:val="clear" w:color="000000" w:fill="auto"/>
+        <w:spacing w:after="160"/>
+        <w:rPr>
+          <w:rFonts w:eastAsiaTheme="majorEastAsia"/>
+          <w:color w:val="000000"/>
+          <w:spacing w:val="-10"/>
+          <w:kern w:val="28"/>
+          <w:sz w:val="22"/>
+          <w:szCs w:val="56"/>
+        </w:rPr>
+      </w:pPr>
+      <w:r>
+        <w:rPr>
+          <w:rFonts w:eastAsiaTheme="majorEastAsia"/>
+          <w:color w:val="000000"/>
+          <w:spacing w:val="-10"/>
+          <w:kern w:val="28"/>
+          <w:sz w:val="22"/>
+          <w:szCs w:val="56"/>
+        </w:rPr>
+        <w:t>Câu 3: Please wait here.</w:t>
+      </w:r>
+    </w:p>
+    <w:p>
+      <w:pPr>
+        <w:shd w:val="clear" w:color="000000" w:fill="auto"/>
+        <w:spacing w:after="160"/>
+        <w:rPr>
+          <w:rFonts w:eastAsiaTheme="majorEastAsia"/>
+          <w:color w:val="000000"/>
+          <w:spacing w:val="-10"/>
+          <w:kern w:val="28"/>
+          <w:sz w:val="22"/>
+          <w:szCs w:val="56"/>
+        </w:rPr>
+      </w:pPr>
+      <w:r>
+        <w:rPr>
+          <w:rFonts w:eastAsiaTheme="majorEastAsia"/>
+          <w:color w:val="000000"/>
+          <w:spacing w:val="-10"/>
+          <w:kern w:val="28"/>
+          <w:sz w:val="22"/>
+          <w:szCs w:val="56"/>
+        </w:rPr>
+        <w:t>Câu 4: Be careful!</w:t>
+      </w:r>
+    </w:p>
+    <w:p>
+      <w:pPr>
+        <w:shd w:val="clear" w:color="000000" w:fill="auto"/>
+        <w:spacing w:after="160"/>
+        <w:rPr>
+          <w:rFonts w:eastAsiaTheme="majorEastAsia"/>
+          <w:color w:val="000000"/>
+          <w:spacing w:val="-10"/>
+          <w:kern w:val="28"/>
+          <w:sz w:val="22"/>
+          <w:szCs w:val="56"/>
+        </w:rPr>
+      </w:pPr>
+      <w:r>
+        <w:rPr>
+          <w:rFonts w:eastAsiaTheme="majorEastAsia"/>
+          <w:color w:val="000000"/>
+          <w:spacing w:val="-10"/>
+          <w:kern w:val="28"/>
+          <w:sz w:val="22"/>
+          <w:szCs w:val="56"/>
+        </w:rPr>
+        <w:t>Câu 5: Let's have lunch.</w:t>
+      </w:r>
+    </w:p>
+    <w:p>
+      <w:pPr>
+        <w:shd w:val="clear" w:color="000000" w:fill="auto"/>
+        <w:spacing w:after="160"/>
+        <w:rPr>
+          <w:rFonts w:eastAsiaTheme="majorEastAsia"/>
+          <w:color w:val="000000"/>
+          <w:spacing w:val="-10"/>
+          <w:kern w:val="28"/>
+          <w:sz w:val="22"/>
+          <w:szCs w:val="56"/>
+        </w:rPr>
+      </w:pPr>
+      <w:r>
+        <w:rPr>
+          <w:rFonts w:eastAsiaTheme="majorEastAsia"/>
+          <w:color w:val="000000"/>
+          <w:spacing w:val="-10"/>
+          <w:kern w:val="28"/>
+          <w:sz w:val="22"/>
+          <w:szCs w:val="56"/>
+        </w:rPr>
+        <w:t>Câu 6: Let's not be late.</w:t>
+      </w:r>
+    </w:p>
+    <w:p>
+      <w:pPr>
+        <w:shd w:val="clear" w:color="000000" w:fill="auto"/>
+        <w:spacing w:after="160"/>
+        <w:rPr>
+          <w:rFonts w:eastAsiaTheme="majorEastAsia"/>
+          <w:color w:val="000000"/>
+          <w:spacing w:val="-10"/>
+          <w:kern w:val="28"/>
+          <w:sz w:val="22"/>
+          <w:szCs w:val="56"/>
+        </w:rPr>
+      </w:pPr>
+      <w:r>
+        <w:rPr>
+          <w:rFonts w:eastAsiaTheme="majorEastAsia"/>
+          <w:color w:val="000000"/>
+          <w:spacing w:val="-10"/>
+          <w:kern w:val="28"/>
+          <w:sz w:val="22"/>
+          <w:szCs w:val="56"/>
+        </w:rPr>
+        <w:t>Câu 7: Don't forget your keys.</w:t>
+      </w:r>
+    </w:p>
+    <w:p>
+      <w:pPr>
+        <w:shd w:val="clear" w:color="000000" w:fill="auto"/>
+        <w:spacing w:after="160"/>
+        <w:rPr>
+          <w:rFonts w:eastAsiaTheme="majorEastAsia"/>
+          <w:color w:val="000000"/>
+          <w:spacing w:val="-10"/>
+          <w:kern w:val="28"/>
+          <w:sz w:val="22"/>
+          <w:szCs w:val="56"/>
+        </w:rPr>
+      </w:pPr>
+      <w:r>
+        <w:rPr>
+          <w:rFonts w:eastAsiaTheme="majorEastAsia"/>
+          <w:color w:val="000000"/>
+          <w:spacing w:val="-10"/>
+          <w:kern w:val="28"/>
+          <w:sz w:val="22"/>
+          <w:szCs w:val="56"/>
+        </w:rPr>
+        <w:t>Câu 8: Turn right at the traffic lights.</w:t>
+      </w:r>
+    </w:p>
+    <w:p>
+      <w:pPr>
+        <w:shd w:val="clear" w:color="000000" w:fill="auto"/>
+        <w:spacing w:after="160"/>
+        <w:rPr>
+          <w:rFonts w:eastAsiaTheme="majorEastAsia"/>
+          <w:color w:val="000000"/>
+          <w:spacing w:val="-10"/>
+          <w:kern w:val="28"/>
+          <w:sz w:val="22"/>
+          <w:szCs w:val="56"/>
+        </w:rPr>
+      </w:pPr>
+      <w:r>
+        <w:rPr>
+          <w:rFonts w:eastAsiaTheme="majorEastAsia"/>
+          <w:color w:val="000000"/>
+          <w:spacing w:val="-10"/>
+          <w:kern w:val="28"/>
+          <w:sz w:val="22"/>
+          <w:szCs w:val="56"/>
+        </w:rPr>
+        <w:t>Câu 9: Study hard, and you will pass the exam.</w:t>
+      </w:r>
+    </w:p>
+    <w:p>
+      <w:pPr>
+        <w:shd w:val="clear" w:color="000000" w:fill="auto"/>
+        <w:spacing w:after="160"/>
+        <w:rPr>
+          <w:rFonts w:eastAsiaTheme="majorEastAsia"/>
+          <w:color w:val="000000"/>
+          <w:spacing w:val="-10"/>
+          <w:kern w:val="28"/>
+          <w:sz w:val="22"/>
+          <w:szCs w:val="56"/>
+        </w:rPr>
+      </w:pPr>
+      <w:r>
+        <w:rPr>
+          <w:rFonts w:eastAsiaTheme="majorEastAsia"/>
+          <w:color w:val="000000"/>
+          <w:spacing w:val="-10"/>
+          <w:kern w:val="28"/>
+          <w:sz w:val="22"/>
+          <w:szCs w:val="56"/>
+        </w:rPr>
+        <w:t>Câu 10: Hurry up, or you will miss the bus.</w:t>
+      </w:r>
+    </w:p>
+    <w:p>
+      <w:pPr>
+        <w:keepNext/>
+        <w:shd w:val="clear" w:color="000000" w:fill="auto"/>
+        <w:spacing w:before="240" w:after="80"/>
+        <w:rPr>
+          <w:rFonts w:eastAsiaTheme="majorEastAsia"/>
+          <w:b/>
+          <w:color w:val="000000"/>
+          <w:spacing w:val="-10"/>
+          <w:kern w:val="28"/>
+          <w:szCs w:val="56"/>
+        </w:rPr>
+      </w:pPr>
+      <w:r>
+        <w:rPr>
+          <w:rFonts w:eastAsiaTheme="majorEastAsia"/>
+          <w:b/>
+          <w:color w:val="000000"/>
+          <w:spacing w:val="-10"/>
+          <w:kern w:val="28"/>
+          <w:szCs w:val="56"/>
+        </w:rPr>
         <w:t>PHẦN 9</w:t>
       </w:r>
     </w:p>
     <w:p>
-      <w:r>
-        <w:t>1. At the front desk.</w:t>
-      </w:r>
-    </w:p>
-    <w:p>
-      <w:r>
-        <w:t>2. Yes, they should.</w:t>
-      </w:r>
-    </w:p>
-    <w:p>
-      <w:r>
-        <w:t>3. They must not make noise.</w:t>
-      </w:r>
-    </w:p>
-    <w:p>
-      <w:r>
-        <w:t>4. A pencil.</w:t>
-      </w:r>
-    </w:p>
-    <w:p>
-      <w:r>
-        <w:t>5. No, they can't.</w:t>
-      </w:r>
-    </w:p>
-    <w:p>
-      <w:r>
-        <w:t>6. No, they can't.</w:t>
-      </w:r>
-    </w:p>
-    <w:p>
-      <w:r>
-        <w:t>7. A librarian.</w:t>
-      </w:r>
-    </w:p>
-    <w:p>
-      <w:r>
-        <w:t>8. All books.</w:t>
-      </w:r>
-    </w:p>
-    <w:p>
-      <w:r>
-        <w:t>9. “Don't make noise.” and “Don't eat or drink near the computers.”</w:t>
-      </w:r>
-    </w:p>
-    <w:p>
-      <w:r>
-        <w:t>10. “Welcome to the library.” / “Have a pleasant visit!”</w:t>
-      </w:r>
-    </w:p>
-    <w:p>
-      <w:pPr>
-        <w:pStyle w:val="Heading1"/>
-      </w:pPr>
-      <w:r>
+      <w:pPr>
+        <w:shd w:val="clear" w:color="000000" w:fill="auto"/>
+        <w:spacing w:after="160"/>
+        <w:rPr>
+          <w:rFonts w:eastAsiaTheme="majorEastAsia"/>
+          <w:color w:val="000000"/>
+          <w:spacing w:val="-10"/>
+          <w:kern w:val="28"/>
+          <w:sz w:val="22"/>
+          <w:szCs w:val="56"/>
+        </w:rPr>
+      </w:pPr>
+      <w:r>
+        <w:rPr>
+          <w:rFonts w:eastAsiaTheme="majorEastAsia"/>
+          <w:color w:val="000000"/>
+          <w:spacing w:val="-10"/>
+          <w:kern w:val="28"/>
+          <w:sz w:val="22"/>
+          <w:szCs w:val="56"/>
+        </w:rPr>
+        <w:t>Câu 1: At the front desk.</w:t>
+      </w:r>
+    </w:p>
+    <w:p>
+      <w:pPr>
+        <w:shd w:val="clear" w:color="000000" w:fill="auto"/>
+        <w:spacing w:after="160"/>
+        <w:rPr>
+          <w:rFonts w:eastAsiaTheme="majorEastAsia"/>
+          <w:color w:val="000000"/>
+          <w:spacing w:val="-10"/>
+          <w:kern w:val="28"/>
+          <w:sz w:val="22"/>
+          <w:szCs w:val="56"/>
+        </w:rPr>
+      </w:pPr>
+      <w:r>
+        <w:rPr>
+          <w:rFonts w:eastAsiaTheme="majorEastAsia"/>
+          <w:color w:val="000000"/>
+          <w:spacing w:val="-10"/>
+          <w:kern w:val="28"/>
+          <w:sz w:val="22"/>
+          <w:szCs w:val="56"/>
+        </w:rPr>
+        <w:t>Câu 2: Yes, they should.</w:t>
+      </w:r>
+    </w:p>
+    <w:p>
+      <w:pPr>
+        <w:shd w:val="clear" w:color="000000" w:fill="auto"/>
+        <w:spacing w:after="160"/>
+        <w:rPr>
+          <w:rFonts w:eastAsiaTheme="majorEastAsia"/>
+          <w:color w:val="000000"/>
+          <w:spacing w:val="-10"/>
+          <w:kern w:val="28"/>
+          <w:sz w:val="22"/>
+          <w:szCs w:val="56"/>
+        </w:rPr>
+      </w:pPr>
+      <w:r>
+        <w:rPr>
+          <w:rFonts w:eastAsiaTheme="majorEastAsia"/>
+          <w:color w:val="000000"/>
+          <w:spacing w:val="-10"/>
+          <w:kern w:val="28"/>
+          <w:sz w:val="22"/>
+          <w:szCs w:val="56"/>
+        </w:rPr>
+        <w:t>Câu 3: They must not make noise.</w:t>
+      </w:r>
+    </w:p>
+    <w:p>
+      <w:pPr>
+        <w:shd w:val="clear" w:color="000000" w:fill="auto"/>
+        <w:spacing w:after="160"/>
+        <w:rPr>
+          <w:rFonts w:eastAsiaTheme="majorEastAsia"/>
+          <w:color w:val="000000"/>
+          <w:spacing w:val="-10"/>
+          <w:kern w:val="28"/>
+          <w:sz w:val="22"/>
+          <w:szCs w:val="56"/>
+        </w:rPr>
+      </w:pPr>
+      <w:r>
+        <w:rPr>
+          <w:rFonts w:eastAsiaTheme="majorEastAsia"/>
+          <w:color w:val="000000"/>
+          <w:spacing w:val="-10"/>
+          <w:kern w:val="28"/>
+          <w:sz w:val="22"/>
+          <w:szCs w:val="56"/>
+        </w:rPr>
+        <w:t>Câu 4: A pencil.</w:t>
+      </w:r>
+    </w:p>
+    <w:p>
+      <w:pPr>
+        <w:shd w:val="clear" w:color="000000" w:fill="auto"/>
+        <w:spacing w:after="160"/>
+        <w:rPr>
+          <w:rFonts w:eastAsiaTheme="majorEastAsia"/>
+          <w:color w:val="000000"/>
+          <w:spacing w:val="-10"/>
+          <w:kern w:val="28"/>
+          <w:sz w:val="22"/>
+          <w:szCs w:val="56"/>
+        </w:rPr>
+      </w:pPr>
+      <w:r>
+        <w:rPr>
+          <w:rFonts w:eastAsiaTheme="majorEastAsia"/>
+          <w:color w:val="000000"/>
+          <w:spacing w:val="-10"/>
+          <w:kern w:val="28"/>
+          <w:sz w:val="22"/>
+          <w:szCs w:val="56"/>
+        </w:rPr>
+        <w:t>Câu 5: No, they can't.</w:t>
+      </w:r>
+    </w:p>
+    <w:p>
+      <w:pPr>
+        <w:shd w:val="clear" w:color="000000" w:fill="auto"/>
+        <w:spacing w:after="160"/>
+        <w:rPr>
+          <w:rFonts w:eastAsiaTheme="majorEastAsia"/>
+          <w:color w:val="000000"/>
+          <w:spacing w:val="-10"/>
+          <w:kern w:val="28"/>
+          <w:sz w:val="22"/>
+          <w:szCs w:val="56"/>
+        </w:rPr>
+      </w:pPr>
+      <w:r>
+        <w:rPr>
+          <w:rFonts w:eastAsiaTheme="majorEastAsia"/>
+          <w:color w:val="000000"/>
+          <w:spacing w:val="-10"/>
+          <w:kern w:val="28"/>
+          <w:sz w:val="22"/>
+          <w:szCs w:val="56"/>
+        </w:rPr>
+        <w:t>Câu 6: No, they can't.</w:t>
+      </w:r>
+    </w:p>
+    <w:p>
+      <w:pPr>
+        <w:shd w:val="clear" w:color="000000" w:fill="auto"/>
+        <w:spacing w:after="160"/>
+        <w:rPr>
+          <w:rFonts w:eastAsiaTheme="majorEastAsia"/>
+          <w:color w:val="000000"/>
+          <w:spacing w:val="-10"/>
+          <w:kern w:val="28"/>
+          <w:sz w:val="22"/>
+          <w:szCs w:val="56"/>
+        </w:rPr>
+      </w:pPr>
+      <w:r>
+        <w:rPr>
+          <w:rFonts w:eastAsiaTheme="majorEastAsia"/>
+          <w:color w:val="000000"/>
+          <w:spacing w:val="-10"/>
+          <w:kern w:val="28"/>
+          <w:sz w:val="22"/>
+          <w:szCs w:val="56"/>
+        </w:rPr>
+        <w:t>Câu 7: A librarian.</w:t>
+      </w:r>
+    </w:p>
+    <w:p>
+      <w:pPr>
+        <w:shd w:val="clear" w:color="000000" w:fill="auto"/>
+        <w:spacing w:after="160"/>
+        <w:rPr>
+          <w:rFonts w:eastAsiaTheme="majorEastAsia"/>
+          <w:color w:val="000000"/>
+          <w:spacing w:val="-10"/>
+          <w:kern w:val="28"/>
+          <w:sz w:val="22"/>
+          <w:szCs w:val="56"/>
+        </w:rPr>
+      </w:pPr>
+      <w:r>
+        <w:rPr>
+          <w:rFonts w:eastAsiaTheme="majorEastAsia"/>
+          <w:color w:val="000000"/>
+          <w:spacing w:val="-10"/>
+          <w:kern w:val="28"/>
+          <w:sz w:val="22"/>
+          <w:szCs w:val="56"/>
+        </w:rPr>
+        <w:t>Câu 8: All books.</w:t>
+      </w:r>
+    </w:p>
+    <w:p>
+      <w:pPr>
+        <w:shd w:val="clear" w:color="000000" w:fill="auto"/>
+        <w:spacing w:after="160"/>
+        <w:rPr>
+          <w:rFonts w:eastAsiaTheme="majorEastAsia"/>
+          <w:color w:val="000000"/>
+          <w:spacing w:val="-10"/>
+          <w:kern w:val="28"/>
+          <w:sz w:val="22"/>
+          <w:szCs w:val="56"/>
+        </w:rPr>
+      </w:pPr>
+      <w:r>
+        <w:rPr>
+          <w:rFonts w:eastAsiaTheme="majorEastAsia"/>
+          <w:color w:val="000000"/>
+          <w:spacing w:val="-10"/>
+          <w:kern w:val="28"/>
+          <w:sz w:val="22"/>
+          <w:szCs w:val="56"/>
+        </w:rPr>
+        <w:t>Câu 9: “Don't make noise.” and “Don't eat or drink near the computers.”</w:t>
+      </w:r>
+    </w:p>
+    <w:p>
+      <w:pPr>
+        <w:shd w:val="clear" w:color="000000" w:fill="auto"/>
+        <w:spacing w:after="160"/>
+        <w:rPr>
+          <w:rFonts w:eastAsiaTheme="majorEastAsia"/>
+          <w:color w:val="000000"/>
+          <w:spacing w:val="-10"/>
+          <w:kern w:val="28"/>
+          <w:sz w:val="22"/>
+          <w:szCs w:val="56"/>
+        </w:rPr>
+      </w:pPr>
+      <w:r>
+        <w:rPr>
+          <w:rFonts w:eastAsiaTheme="majorEastAsia"/>
+          <w:color w:val="000000"/>
+          <w:spacing w:val="-10"/>
+          <w:kern w:val="28"/>
+          <w:sz w:val="22"/>
+          <w:szCs w:val="56"/>
+        </w:rPr>
+        <w:t>Câu 10: “Welcome to the library.” / “Have a pleasant visit!”</w:t>
+      </w:r>
+    </w:p>
+    <w:p>
+      <w:pPr>
+        <w:keepNext/>
+        <w:shd w:val="clear" w:color="000000" w:fill="auto"/>
+        <w:spacing w:before="240" w:after="80"/>
+        <w:rPr>
+          <w:rFonts w:eastAsiaTheme="majorEastAsia"/>
+          <w:b/>
+          <w:color w:val="000000"/>
+          <w:spacing w:val="-10"/>
+          <w:kern w:val="28"/>
+          <w:szCs w:val="56"/>
+        </w:rPr>
+      </w:pPr>
+      <w:r>
+        <w:rPr>
+          <w:rFonts w:eastAsiaTheme="majorEastAsia"/>
+          <w:b/>
+          <w:color w:val="000000"/>
+          <w:spacing w:val="-10"/>
+          <w:kern w:val="28"/>
+          <w:szCs w:val="56"/>
+        </w:rPr>
         <w:t>PHẦN 10</w:t>
       </w:r>
     </w:p>
     <w:p>
-      <w:r>
-        <w:t>Đáp án gợi ý:</w:t>
-      </w:r>
-    </w:p>
-    <w:p>
-      <w:r>
-        <w:t>1. Close the door, please.</w:t>
-      </w:r>
-    </w:p>
-    <w:p>
-      <w:r>
-        <w:t>2. Watch out!</w:t>
-      </w:r>
-    </w:p>
-    <w:p>
-      <w:r>
-        <w:t>3. Let's take a break.</w:t>
-      </w:r>
-    </w:p>
-    <w:p>
-      <w:r>
-        <w:t>4. Please don't smoke.</w:t>
-      </w:r>
-    </w:p>
-    <w:p>
-      <w:r>
-        <w:t>5. Go straight.</w:t>
-      </w:r>
-    </w:p>
-    <w:p>
-      <w:r>
-        <w:t>6. Please say that again.</w:t>
-      </w:r>
-    </w:p>
-    <w:p>
-      <w:r>
-        <w:t>7. Go to bed early.</w:t>
-      </w:r>
-    </w:p>
-    <w:p>
-      <w:r>
-        <w:t>8. Let's not argue.</w:t>
-      </w:r>
-    </w:p>
-    <w:p>
-      <w:r>
-        <w:t>9. Don't forget your passport.</w:t>
-      </w:r>
-    </w:p>
-    <w:p>
-      <w:r>
-        <w:t>10. Hurry up, or you will be late.</w:t>
-      </w:r>
-    </w:p>
-    <w:p/>
+      <w:pPr>
+        <w:shd w:val="clear" w:color="000000" w:fill="auto"/>
+        <w:spacing w:after="160"/>
+        <w:ind w:left="198"/>
+        <w:rPr>
+          <w:rFonts w:eastAsiaTheme="majorEastAsia"/>
+          <w:color w:val="000000"/>
+          <w:spacing w:val="-10"/>
+          <w:kern w:val="28"/>
+          <w:sz w:val="22"/>
+          <w:szCs w:val="56"/>
+        </w:rPr>
+      </w:pPr>
+      <w:r>
+        <w:rPr>
+          <w:rFonts w:eastAsiaTheme="majorEastAsia"/>
+          <w:color w:val="000000"/>
+          <w:spacing w:val="-10"/>
+          <w:kern w:val="28"/>
+          <w:sz w:val="22"/>
+          <w:szCs w:val="56"/>
+        </w:rPr>
+        <w:t>Câu 1: Close the door, please.</w:t>
+      </w:r>
+    </w:p>
+    <w:p>
+      <w:pPr>
+        <w:shd w:val="clear" w:color="000000" w:fill="auto"/>
+        <w:spacing w:after="160"/>
+        <w:ind w:left="198"/>
+        <w:rPr>
+          <w:rFonts w:eastAsiaTheme="majorEastAsia"/>
+          <w:color w:val="000000"/>
+          <w:spacing w:val="-10"/>
+          <w:kern w:val="28"/>
+          <w:sz w:val="22"/>
+          <w:szCs w:val="56"/>
+        </w:rPr>
+      </w:pPr>
+      <w:r>
+        <w:rPr>
+          <w:rFonts w:eastAsiaTheme="majorEastAsia"/>
+          <w:color w:val="000000"/>
+          <w:spacing w:val="-10"/>
+          <w:kern w:val="28"/>
+          <w:sz w:val="22"/>
+          <w:szCs w:val="56"/>
+        </w:rPr>
+        <w:t>Câu 2: Watch out!</w:t>
+      </w:r>
+    </w:p>
+    <w:p>
+      <w:pPr>
+        <w:shd w:val="clear" w:color="000000" w:fill="auto"/>
+        <w:spacing w:after="160"/>
+        <w:ind w:left="198"/>
+        <w:rPr>
+          <w:rFonts w:eastAsiaTheme="majorEastAsia"/>
+          <w:color w:val="000000"/>
+          <w:spacing w:val="-10"/>
+          <w:kern w:val="28"/>
+          <w:sz w:val="22"/>
+          <w:szCs w:val="56"/>
+        </w:rPr>
+      </w:pPr>
+      <w:r>
+        <w:rPr>
+          <w:rFonts w:eastAsiaTheme="majorEastAsia"/>
+          <w:color w:val="000000"/>
+          <w:spacing w:val="-10"/>
+          <w:kern w:val="28"/>
+          <w:sz w:val="22"/>
+          <w:szCs w:val="56"/>
+        </w:rPr>
+        <w:t>Câu 3: Let's take a break.</w:t>
+      </w:r>
+    </w:p>
+    <w:p>
+      <w:pPr>
+        <w:shd w:val="clear" w:color="000000" w:fill="auto"/>
+        <w:spacing w:after="160"/>
+        <w:ind w:left="198"/>
+        <w:rPr>
+          <w:rFonts w:eastAsiaTheme="majorEastAsia"/>
+          <w:color w:val="000000"/>
+          <w:spacing w:val="-10"/>
+          <w:kern w:val="28"/>
+          <w:sz w:val="22"/>
+          <w:szCs w:val="56"/>
+        </w:rPr>
+      </w:pPr>
+      <w:r>
+        <w:rPr>
+          <w:rFonts w:eastAsiaTheme="majorEastAsia"/>
+          <w:color w:val="000000"/>
+          <w:spacing w:val="-10"/>
+          <w:kern w:val="28"/>
+          <w:sz w:val="22"/>
+          <w:szCs w:val="56"/>
+        </w:rPr>
+        <w:t>Câu 4: Please don't smoke.</w:t>
+      </w:r>
+    </w:p>
+    <w:p>
+      <w:pPr>
+        <w:shd w:val="clear" w:color="000000" w:fill="auto"/>
+        <w:spacing w:after="160"/>
+        <w:ind w:left="198"/>
+        <w:rPr>
+          <w:rFonts w:eastAsiaTheme="majorEastAsia"/>
+          <w:color w:val="000000"/>
+          <w:spacing w:val="-10"/>
+          <w:kern w:val="28"/>
+          <w:sz w:val="22"/>
+          <w:szCs w:val="56"/>
+        </w:rPr>
+      </w:pPr>
+      <w:r>
+        <w:rPr>
+          <w:rFonts w:eastAsiaTheme="majorEastAsia"/>
+          <w:color w:val="000000"/>
+          <w:spacing w:val="-10"/>
+          <w:kern w:val="28"/>
+          <w:sz w:val="22"/>
+          <w:szCs w:val="56"/>
+        </w:rPr>
+        <w:t>Câu 5: Go straight.</w:t>
+      </w:r>
+    </w:p>
+    <w:p>
+      <w:pPr>
+        <w:shd w:val="clear" w:color="000000" w:fill="auto"/>
+        <w:spacing w:after="160"/>
+        <w:ind w:left="198"/>
+        <w:rPr>
+          <w:rFonts w:eastAsiaTheme="majorEastAsia"/>
+          <w:color w:val="000000"/>
+          <w:spacing w:val="-10"/>
+          <w:kern w:val="28"/>
+          <w:sz w:val="22"/>
+          <w:szCs w:val="56"/>
+        </w:rPr>
+      </w:pPr>
+      <w:r>
+        <w:rPr>
+          <w:rFonts w:eastAsiaTheme="majorEastAsia"/>
+          <w:color w:val="000000"/>
+          <w:spacing w:val="-10"/>
+          <w:kern w:val="28"/>
+          <w:sz w:val="22"/>
+          <w:szCs w:val="56"/>
+        </w:rPr>
+        <w:t>Câu 6: Please say that again.</w:t>
+      </w:r>
+    </w:p>
+    <w:p>
+      <w:pPr>
+        <w:shd w:val="clear" w:color="000000" w:fill="auto"/>
+        <w:spacing w:after="160"/>
+        <w:ind w:left="198"/>
+        <w:rPr>
+          <w:rFonts w:eastAsiaTheme="majorEastAsia"/>
+          <w:color w:val="000000"/>
+          <w:spacing w:val="-10"/>
+          <w:kern w:val="28"/>
+          <w:sz w:val="22"/>
+          <w:szCs w:val="56"/>
+        </w:rPr>
+      </w:pPr>
+      <w:r>
+        <w:rPr>
+          <w:rFonts w:eastAsiaTheme="majorEastAsia"/>
+          <w:color w:val="000000"/>
+          <w:spacing w:val="-10"/>
+          <w:kern w:val="28"/>
+          <w:sz w:val="22"/>
+          <w:szCs w:val="56"/>
+        </w:rPr>
+        <w:t>Câu 7: Go to bed early.</w:t>
+      </w:r>
+    </w:p>
+    <w:p>
+      <w:pPr>
+        <w:shd w:val="clear" w:color="000000" w:fill="auto"/>
+        <w:spacing w:after="160"/>
+        <w:ind w:left="198"/>
+        <w:rPr>
+          <w:rFonts w:eastAsiaTheme="majorEastAsia"/>
+          <w:color w:val="000000"/>
+          <w:spacing w:val="-10"/>
+          <w:kern w:val="28"/>
+          <w:sz w:val="22"/>
+          <w:szCs w:val="56"/>
+        </w:rPr>
+      </w:pPr>
+      <w:r>
+        <w:rPr>
+          <w:rFonts w:eastAsiaTheme="majorEastAsia"/>
+          <w:color w:val="000000"/>
+          <w:spacing w:val="-10"/>
+          <w:kern w:val="28"/>
+          <w:sz w:val="22"/>
+          <w:szCs w:val="56"/>
+        </w:rPr>
+        <w:t>Câu 8: Let's not argue.</w:t>
+      </w:r>
+    </w:p>
+    <w:p>
+      <w:pPr>
+        <w:shd w:val="clear" w:color="000000" w:fill="auto"/>
+        <w:spacing w:after="160"/>
+        <w:ind w:left="198"/>
+        <w:rPr>
+          <w:rFonts w:eastAsiaTheme="majorEastAsia"/>
+          <w:color w:val="000000"/>
+          <w:spacing w:val="-10"/>
+          <w:kern w:val="28"/>
+          <w:sz w:val="22"/>
+          <w:szCs w:val="56"/>
+        </w:rPr>
+      </w:pPr>
+      <w:r>
+        <w:rPr>
+          <w:rFonts w:eastAsiaTheme="majorEastAsia"/>
+          <w:color w:val="000000"/>
+          <w:spacing w:val="-10"/>
+          <w:kern w:val="28"/>
+          <w:sz w:val="22"/>
+          <w:szCs w:val="56"/>
+        </w:rPr>
+        <w:t>Câu 9: Don't forget your passport.</w:t>
+      </w:r>
+    </w:p>
+    <w:p>
+      <w:pPr>
+        <w:shd w:val="clear" w:color="000000" w:fill="auto"/>
+        <w:spacing w:after="160"/>
+        <w:ind w:left="198"/>
+        <w:rPr>
+          <w:rFonts w:eastAsiaTheme="majorEastAsia"/>
+          <w:color w:val="000000"/>
+          <w:spacing w:val="-10"/>
+          <w:kern w:val="28"/>
+          <w:sz w:val="22"/>
+          <w:szCs w:val="56"/>
+        </w:rPr>
+      </w:pPr>
+      <w:r>
+        <w:rPr>
+          <w:rFonts w:eastAsiaTheme="majorEastAsia"/>
+          <w:color w:val="000000"/>
+          <w:spacing w:val="-10"/>
+          <w:kern w:val="28"/>
+          <w:sz w:val="22"/>
+          <w:szCs w:val="56"/>
+        </w:rPr>
+        <w:t>Câu 10: Hurry up, or you will be late.</w:t>
+      </w:r>
+    </w:p>
+    <w:p>
+      <w:pPr>
+        <w:shd w:val="clear" w:color="000000" w:fill="auto"/>
+        <w:spacing w:after="120"/>
+        <w:rPr>
+          <w:color w:val="000000"/>
+          <w:sz w:val="22"/>
+        </w:rPr>
+      </w:pPr>
+    </w:p>
     <w:sectPr>
       <w:pgSz w:w="12240" w:h="15840"/>
-      <w:pgMar w:top="850" w:right="1134" w:bottom="850" w:left="1134" w:header="720" w:footer="720" w:gutter="0"/>
+      <w:pgMar w:top="1134" w:right="1134" w:bottom="1134" w:left="1247" w:header="720" w:footer="720" w:gutter="0"/>
       <w:cols w:space="720"/>
       <w:docGrid w:linePitch="360"/>
     </w:sectPr>
